--- a/ARTEFATOS_MPLS/ETP_MPLS_TRT10_atualizado.docx
+++ b/ARTEFATOS_MPLS/ETP_MPLS_TRT10_atualizado.docx
@@ -4796,17 +4796,17 @@
         <w:pStyle w:val="Heading2"/>
       </w:pPr>
       <w:r>
-        <w:t>1 - Qual é a estimativa das quantidades a serem contratadas, acompanhada das memórias de cálculo e dos documentos que lhes dão suporte?</w:t>
-      </w:r>
-    </w:p>
-    <w:p>
-      <w:r>
-        <w:t>Serão contratados 10 circuitos MPLS mensais, incluindo um circuito concentrador na Sede e circuitos nas demais localidades.</w:t>
-      </w:r>
-    </w:p>
-    <w:p>
-      <w:r>
-        <w:t>Também será contratado 1 link dedicado ponto-a-ponto de 25 Gbps entre a Sede e o Foro de Brasília, em grupo próprio, para replicação e redundância.</w:t>
+        <w:t>1 - Qual é a estimativa da quantidade a ser contratada?</w:t>
+      </w:r>
+    </w:p>
+    <w:p>
+      <w:r>
+        <w:t>Fica definida a contratação de 10 circuitos MPLS mensais, correspondentes às 10 localidades do TRT10 abrangidas pela arquitetura de comunicação de dados: Edifício Sede, Foro de Brasília, Prédio de Apoio, Foro de Taguatinga, Foro de Palmas, Vara do Gama, Foro de Araguaína, Vara de Gurupi, Vara de Dianópolis e Vara de Guaraí.</w:t>
+      </w:r>
+    </w:p>
+    <w:p>
+      <w:r>
+        <w:t>Também fica definida a contratação de 1 link dedicado ponto-a-ponto de 25 Gbps entre a Sede e o Foro de Brasília, em grupo próprio, para replicação, sincronização, backup, redundância da Sede e acesso contingencial das unidades ao Foro em cenários de indisponibilidade ou degradação da Sede.</w:t>
       </w:r>
     </w:p>
     <w:p>
@@ -4816,7 +4816,2160 @@
     </w:p>
     <w:p>
       <w:r>
-        <w:t>A memória de quantidades decorre do mapa de localidades do TRT10 e da premissa técnica de redundância total: cada localidade receberá capacidade MPLS equivalente à capacidade SD-WAN vigente, além do grupo específico de link dedicado ponto-a-ponto de 25 Gbps entre Sede e Foro de Brasília. Assim, a estimativa quantitativa fica definida em 10 circuitos MPLS, 1 link dedicado Sede-Foro de 25 Gbps e manutenção de 3 saídas centralizadas de Internet na Sede com capacidade combinada mínima de 4 Gbps.</w:t>
+        <w:t>O quantitativo e as capacidades ficam assim consolidados:</w:t>
+      </w:r>
+    </w:p>
+    <w:tbl>
+      <w:tblPr>
+        <w:tblStyle w:val="TableGrid"/>
+        <w:tblW w:type="dxa" w:w="9360"/>
+        <w:jc w:val="center"/>
+        <w:tblLook w:firstColumn="1" w:firstRow="1" w:lastColumn="0" w:lastRow="0" w:noHBand="0" w:noVBand="1" w:val="04A0"/>
+        <w:tblInd w:w="120" w:type="dxa"/>
+      </w:tblPr>
+      <w:tblGrid>
+        <w:gridCol w:w="1872"/>
+        <w:gridCol w:w="1872"/>
+        <w:gridCol w:w="1872"/>
+        <w:gridCol w:w="1872"/>
+        <w:gridCol w:w="1872"/>
+      </w:tblGrid>
+      <w:tr>
+        <w:tc>
+          <w:tcPr>
+            <w:tcW w:type="dxa" w:w="1872"/>
+            <w:vAlign w:val="center"/>
+            <w:tcMar>
+              <w:top w:w="80" w:type="dxa"/>
+              <w:start w:w="120" w:type="dxa"/>
+              <w:bottom w:w="80" w:type="dxa"/>
+              <w:end w:w="120" w:type="dxa"/>
+            </w:tcMar>
+            <w:shd w:fill="E8EEF5"/>
+          </w:tcPr>
+          <w:p>
+            <w:pPr>
+              <w:spacing w:after="0"/>
+            </w:pPr>
+            <w:r>
+              <w:rPr>
+                <w:rFonts w:ascii="Calibri" w:hAnsi="Calibri"/>
+                <w:b/>
+                <w:color w:val="01426A"/>
+                <w:sz w:val="18"/>
+              </w:rPr>
+              <w:t>Item</w:t>
+            </w:r>
+          </w:p>
+        </w:tc>
+        <w:tc>
+          <w:tcPr>
+            <w:tcW w:type="dxa" w:w="1872"/>
+            <w:vAlign w:val="center"/>
+            <w:tcMar>
+              <w:top w:w="80" w:type="dxa"/>
+              <w:start w:w="120" w:type="dxa"/>
+              <w:bottom w:w="80" w:type="dxa"/>
+              <w:end w:w="120" w:type="dxa"/>
+            </w:tcMar>
+            <w:shd w:fill="E8EEF5"/>
+          </w:tcPr>
+          <w:p>
+            <w:pPr>
+              <w:spacing w:after="0"/>
+            </w:pPr>
+            <w:r>
+              <w:rPr>
+                <w:rFonts w:ascii="Calibri" w:hAnsi="Calibri"/>
+                <w:b/>
+                <w:color w:val="01426A"/>
+                <w:sz w:val="18"/>
+              </w:rPr>
+              <w:t>Localidade / enlace</w:t>
+            </w:r>
+          </w:p>
+        </w:tc>
+        <w:tc>
+          <w:tcPr>
+            <w:tcW w:type="dxa" w:w="1872"/>
+            <w:vAlign w:val="center"/>
+            <w:tcMar>
+              <w:top w:w="80" w:type="dxa"/>
+              <w:start w:w="120" w:type="dxa"/>
+              <w:bottom w:w="80" w:type="dxa"/>
+              <w:end w:w="120" w:type="dxa"/>
+            </w:tcMar>
+            <w:shd w:fill="E8EEF5"/>
+          </w:tcPr>
+          <w:p>
+            <w:pPr>
+              <w:spacing w:after="0"/>
+            </w:pPr>
+            <w:r>
+              <w:rPr>
+                <w:rFonts w:ascii="Calibri" w:hAnsi="Calibri"/>
+                <w:b/>
+                <w:color w:val="01426A"/>
+                <w:sz w:val="18"/>
+              </w:rPr>
+              <w:t>Quantidade</w:t>
+            </w:r>
+          </w:p>
+        </w:tc>
+        <w:tc>
+          <w:tcPr>
+            <w:tcW w:type="dxa" w:w="1872"/>
+            <w:vAlign w:val="center"/>
+            <w:tcMar>
+              <w:top w:w="80" w:type="dxa"/>
+              <w:start w:w="120" w:type="dxa"/>
+              <w:bottom w:w="80" w:type="dxa"/>
+              <w:end w:w="120" w:type="dxa"/>
+            </w:tcMar>
+            <w:shd w:fill="E8EEF5"/>
+          </w:tcPr>
+          <w:p>
+            <w:pPr>
+              <w:spacing w:after="0"/>
+            </w:pPr>
+            <w:r>
+              <w:rPr>
+                <w:rFonts w:ascii="Calibri" w:hAnsi="Calibri"/>
+                <w:b/>
+                <w:color w:val="01426A"/>
+                <w:sz w:val="18"/>
+              </w:rPr>
+              <w:t>Capacidade definida</w:t>
+            </w:r>
+          </w:p>
+        </w:tc>
+        <w:tc>
+          <w:tcPr>
+            <w:tcW w:type="dxa" w:w="1872"/>
+            <w:vAlign w:val="center"/>
+            <w:tcMar>
+              <w:top w:w="80" w:type="dxa"/>
+              <w:start w:w="120" w:type="dxa"/>
+              <w:bottom w:w="80" w:type="dxa"/>
+              <w:end w:w="120" w:type="dxa"/>
+            </w:tcMar>
+            <w:shd w:fill="E8EEF5"/>
+          </w:tcPr>
+          <w:p>
+            <w:pPr>
+              <w:spacing w:after="0"/>
+            </w:pPr>
+            <w:r>
+              <w:rPr>
+                <w:rFonts w:ascii="Calibri" w:hAnsi="Calibri"/>
+                <w:b/>
+                <w:color w:val="01426A"/>
+                <w:sz w:val="18"/>
+              </w:rPr>
+              <w:t>Tecnologia / finalidade</w:t>
+            </w:r>
+          </w:p>
+        </w:tc>
+      </w:tr>
+      <w:tr>
+        <w:tc>
+          <w:tcPr>
+            <w:tcW w:type="dxa" w:w="1872"/>
+            <w:vAlign w:val="center"/>
+            <w:tcMar>
+              <w:top w:w="80" w:type="dxa"/>
+              <w:start w:w="120" w:type="dxa"/>
+              <w:bottom w:w="80" w:type="dxa"/>
+              <w:end w:w="120" w:type="dxa"/>
+            </w:tcMar>
+          </w:tcPr>
+          <w:p>
+            <w:pPr>
+              <w:spacing w:after="0"/>
+            </w:pPr>
+            <w:r>
+              <w:rPr>
+                <w:rFonts w:ascii="Calibri" w:hAnsi="Calibri"/>
+                <w:sz w:val="18"/>
+              </w:rPr>
+              <w:t>1</w:t>
+            </w:r>
+          </w:p>
+        </w:tc>
+        <w:tc>
+          <w:tcPr>
+            <w:tcW w:type="dxa" w:w="1872"/>
+            <w:vAlign w:val="center"/>
+            <w:tcMar>
+              <w:top w:w="80" w:type="dxa"/>
+              <w:start w:w="120" w:type="dxa"/>
+              <w:bottom w:w="80" w:type="dxa"/>
+              <w:end w:w="120" w:type="dxa"/>
+            </w:tcMar>
+          </w:tcPr>
+          <w:p>
+            <w:pPr>
+              <w:spacing w:after="0"/>
+            </w:pPr>
+            <w:r>
+              <w:rPr>
+                <w:rFonts w:ascii="Calibri" w:hAnsi="Calibri"/>
+                <w:sz w:val="18"/>
+              </w:rPr>
+              <w:t>Edifício Sede</w:t>
+            </w:r>
+          </w:p>
+        </w:tc>
+        <w:tc>
+          <w:tcPr>
+            <w:tcW w:type="dxa" w:w="1872"/>
+            <w:vAlign w:val="center"/>
+            <w:tcMar>
+              <w:top w:w="80" w:type="dxa"/>
+              <w:start w:w="120" w:type="dxa"/>
+              <w:bottom w:w="80" w:type="dxa"/>
+              <w:end w:w="120" w:type="dxa"/>
+            </w:tcMar>
+          </w:tcPr>
+          <w:p>
+            <w:pPr>
+              <w:spacing w:after="0"/>
+            </w:pPr>
+            <w:r>
+              <w:rPr>
+                <w:rFonts w:ascii="Calibri" w:hAnsi="Calibri"/>
+                <w:sz w:val="18"/>
+              </w:rPr>
+              <w:t>1 circuito</w:t>
+            </w:r>
+          </w:p>
+        </w:tc>
+        <w:tc>
+          <w:tcPr>
+            <w:tcW w:type="dxa" w:w="1872"/>
+            <w:vAlign w:val="center"/>
+            <w:tcMar>
+              <w:top w:w="80" w:type="dxa"/>
+              <w:start w:w="120" w:type="dxa"/>
+              <w:bottom w:w="80" w:type="dxa"/>
+              <w:end w:w="120" w:type="dxa"/>
+            </w:tcMar>
+          </w:tcPr>
+          <w:p>
+            <w:pPr>
+              <w:spacing w:after="0"/>
+            </w:pPr>
+            <w:r>
+              <w:rPr>
+                <w:rFonts w:ascii="Calibri" w:hAnsi="Calibri"/>
+                <w:sz w:val="18"/>
+              </w:rPr>
+              <w:t>1 Gbps</w:t>
+            </w:r>
+          </w:p>
+        </w:tc>
+        <w:tc>
+          <w:tcPr>
+            <w:tcW w:type="dxa" w:w="1872"/>
+            <w:vAlign w:val="center"/>
+            <w:tcMar>
+              <w:top w:w="80" w:type="dxa"/>
+              <w:start w:w="120" w:type="dxa"/>
+              <w:bottom w:w="80" w:type="dxa"/>
+              <w:end w:w="120" w:type="dxa"/>
+            </w:tcMar>
+          </w:tcPr>
+          <w:p>
+            <w:pPr>
+              <w:spacing w:after="0"/>
+            </w:pPr>
+            <w:r>
+              <w:rPr>
+                <w:rFonts w:ascii="Calibri" w:hAnsi="Calibri"/>
+                <w:sz w:val="18"/>
+              </w:rPr>
+              <w:t>MPLS; concentrador preferencial e integração com segurança, Internet e redes institucionais</w:t>
+            </w:r>
+          </w:p>
+        </w:tc>
+      </w:tr>
+      <w:tr>
+        <w:tc>
+          <w:tcPr>
+            <w:tcW w:type="dxa" w:w="1872"/>
+            <w:vAlign w:val="center"/>
+            <w:tcMar>
+              <w:top w:w="80" w:type="dxa"/>
+              <w:start w:w="120" w:type="dxa"/>
+              <w:bottom w:w="80" w:type="dxa"/>
+              <w:end w:w="120" w:type="dxa"/>
+            </w:tcMar>
+          </w:tcPr>
+          <w:p>
+            <w:pPr>
+              <w:spacing w:after="0"/>
+            </w:pPr>
+            <w:r>
+              <w:rPr>
+                <w:rFonts w:ascii="Calibri" w:hAnsi="Calibri"/>
+                <w:sz w:val="18"/>
+              </w:rPr>
+              <w:t>2</w:t>
+            </w:r>
+          </w:p>
+        </w:tc>
+        <w:tc>
+          <w:tcPr>
+            <w:tcW w:type="dxa" w:w="1872"/>
+            <w:vAlign w:val="center"/>
+            <w:tcMar>
+              <w:top w:w="80" w:type="dxa"/>
+              <w:start w:w="120" w:type="dxa"/>
+              <w:bottom w:w="80" w:type="dxa"/>
+              <w:end w:w="120" w:type="dxa"/>
+            </w:tcMar>
+          </w:tcPr>
+          <w:p>
+            <w:pPr>
+              <w:spacing w:after="0"/>
+            </w:pPr>
+            <w:r>
+              <w:rPr>
+                <w:rFonts w:ascii="Calibri" w:hAnsi="Calibri"/>
+                <w:sz w:val="18"/>
+              </w:rPr>
+              <w:t>Foro de Brasília</w:t>
+            </w:r>
+          </w:p>
+        </w:tc>
+        <w:tc>
+          <w:tcPr>
+            <w:tcW w:type="dxa" w:w="1872"/>
+            <w:vAlign w:val="center"/>
+            <w:tcMar>
+              <w:top w:w="80" w:type="dxa"/>
+              <w:start w:w="120" w:type="dxa"/>
+              <w:bottom w:w="80" w:type="dxa"/>
+              <w:end w:w="120" w:type="dxa"/>
+            </w:tcMar>
+          </w:tcPr>
+          <w:p>
+            <w:pPr>
+              <w:spacing w:after="0"/>
+            </w:pPr>
+            <w:r>
+              <w:rPr>
+                <w:rFonts w:ascii="Calibri" w:hAnsi="Calibri"/>
+                <w:sz w:val="18"/>
+              </w:rPr>
+              <w:t>1 circuito</w:t>
+            </w:r>
+          </w:p>
+        </w:tc>
+        <w:tc>
+          <w:tcPr>
+            <w:tcW w:type="dxa" w:w="1872"/>
+            <w:vAlign w:val="center"/>
+            <w:tcMar>
+              <w:top w:w="80" w:type="dxa"/>
+              <w:start w:w="120" w:type="dxa"/>
+              <w:bottom w:w="80" w:type="dxa"/>
+              <w:end w:w="120" w:type="dxa"/>
+            </w:tcMar>
+          </w:tcPr>
+          <w:p>
+            <w:pPr>
+              <w:spacing w:after="0"/>
+            </w:pPr>
+            <w:r>
+              <w:rPr>
+                <w:rFonts w:ascii="Calibri" w:hAnsi="Calibri"/>
+                <w:sz w:val="18"/>
+              </w:rPr>
+              <w:t>1 Gbps</w:t>
+            </w:r>
+          </w:p>
+        </w:tc>
+        <w:tc>
+          <w:tcPr>
+            <w:tcW w:type="dxa" w:w="1872"/>
+            <w:vAlign w:val="center"/>
+            <w:tcMar>
+              <w:top w:w="80" w:type="dxa"/>
+              <w:start w:w="120" w:type="dxa"/>
+              <w:bottom w:w="80" w:type="dxa"/>
+              <w:end w:w="120" w:type="dxa"/>
+            </w:tcMar>
+          </w:tcPr>
+          <w:p>
+            <w:pPr>
+              <w:spacing w:after="0"/>
+            </w:pPr>
+            <w:r>
+              <w:rPr>
+                <w:rFonts w:ascii="Calibri" w:hAnsi="Calibri"/>
+                <w:sz w:val="18"/>
+              </w:rPr>
+              <w:t>MPLS; unidade de alta demanda e ponto de redundância operacional</w:t>
+            </w:r>
+          </w:p>
+        </w:tc>
+      </w:tr>
+      <w:tr>
+        <w:tc>
+          <w:tcPr>
+            <w:tcW w:type="dxa" w:w="1872"/>
+            <w:vAlign w:val="center"/>
+            <w:tcMar>
+              <w:top w:w="80" w:type="dxa"/>
+              <w:start w:w="120" w:type="dxa"/>
+              <w:bottom w:w="80" w:type="dxa"/>
+              <w:end w:w="120" w:type="dxa"/>
+            </w:tcMar>
+          </w:tcPr>
+          <w:p>
+            <w:pPr>
+              <w:spacing w:after="0"/>
+            </w:pPr>
+            <w:r>
+              <w:rPr>
+                <w:rFonts w:ascii="Calibri" w:hAnsi="Calibri"/>
+                <w:sz w:val="18"/>
+              </w:rPr>
+              <w:t>3</w:t>
+            </w:r>
+          </w:p>
+        </w:tc>
+        <w:tc>
+          <w:tcPr>
+            <w:tcW w:type="dxa" w:w="1872"/>
+            <w:vAlign w:val="center"/>
+            <w:tcMar>
+              <w:top w:w="80" w:type="dxa"/>
+              <w:start w:w="120" w:type="dxa"/>
+              <w:bottom w:w="80" w:type="dxa"/>
+              <w:end w:w="120" w:type="dxa"/>
+            </w:tcMar>
+          </w:tcPr>
+          <w:p>
+            <w:pPr>
+              <w:spacing w:after="0"/>
+            </w:pPr>
+            <w:r>
+              <w:rPr>
+                <w:rFonts w:ascii="Calibri" w:hAnsi="Calibri"/>
+                <w:sz w:val="18"/>
+              </w:rPr>
+              <w:t>Prédio de Apoio</w:t>
+            </w:r>
+          </w:p>
+        </w:tc>
+        <w:tc>
+          <w:tcPr>
+            <w:tcW w:type="dxa" w:w="1872"/>
+            <w:vAlign w:val="center"/>
+            <w:tcMar>
+              <w:top w:w="80" w:type="dxa"/>
+              <w:start w:w="120" w:type="dxa"/>
+              <w:bottom w:w="80" w:type="dxa"/>
+              <w:end w:w="120" w:type="dxa"/>
+            </w:tcMar>
+          </w:tcPr>
+          <w:p>
+            <w:pPr>
+              <w:spacing w:after="0"/>
+            </w:pPr>
+            <w:r>
+              <w:rPr>
+                <w:rFonts w:ascii="Calibri" w:hAnsi="Calibri"/>
+                <w:sz w:val="18"/>
+              </w:rPr>
+              <w:t>1 circuito</w:t>
+            </w:r>
+          </w:p>
+        </w:tc>
+        <w:tc>
+          <w:tcPr>
+            <w:tcW w:type="dxa" w:w="1872"/>
+            <w:vAlign w:val="center"/>
+            <w:tcMar>
+              <w:top w:w="80" w:type="dxa"/>
+              <w:start w:w="120" w:type="dxa"/>
+              <w:bottom w:w="80" w:type="dxa"/>
+              <w:end w:w="120" w:type="dxa"/>
+            </w:tcMar>
+          </w:tcPr>
+          <w:p>
+            <w:pPr>
+              <w:spacing w:after="0"/>
+            </w:pPr>
+            <w:r>
+              <w:rPr>
+                <w:rFonts w:ascii="Calibri" w:hAnsi="Calibri"/>
+                <w:sz w:val="18"/>
+              </w:rPr>
+              <w:t>500 Mbps</w:t>
+            </w:r>
+          </w:p>
+        </w:tc>
+        <w:tc>
+          <w:tcPr>
+            <w:tcW w:type="dxa" w:w="1872"/>
+            <w:vAlign w:val="center"/>
+            <w:tcMar>
+              <w:top w:w="80" w:type="dxa"/>
+              <w:start w:w="120" w:type="dxa"/>
+              <w:bottom w:w="80" w:type="dxa"/>
+              <w:end w:w="120" w:type="dxa"/>
+            </w:tcMar>
+          </w:tcPr>
+          <w:p>
+            <w:pPr>
+              <w:spacing w:after="0"/>
+            </w:pPr>
+            <w:r>
+              <w:rPr>
+                <w:rFonts w:ascii="Calibri" w:hAnsi="Calibri"/>
+                <w:sz w:val="18"/>
+              </w:rPr>
+              <w:t>MPLS; unidade metropolitana</w:t>
+            </w:r>
+          </w:p>
+        </w:tc>
+      </w:tr>
+      <w:tr>
+        <w:tc>
+          <w:tcPr>
+            <w:tcW w:type="dxa" w:w="1872"/>
+            <w:vAlign w:val="center"/>
+            <w:tcMar>
+              <w:top w:w="80" w:type="dxa"/>
+              <w:start w:w="120" w:type="dxa"/>
+              <w:bottom w:w="80" w:type="dxa"/>
+              <w:end w:w="120" w:type="dxa"/>
+            </w:tcMar>
+          </w:tcPr>
+          <w:p>
+            <w:pPr>
+              <w:spacing w:after="0"/>
+            </w:pPr>
+            <w:r>
+              <w:rPr>
+                <w:rFonts w:ascii="Calibri" w:hAnsi="Calibri"/>
+                <w:sz w:val="18"/>
+              </w:rPr>
+              <w:t>4</w:t>
+            </w:r>
+          </w:p>
+        </w:tc>
+        <w:tc>
+          <w:tcPr>
+            <w:tcW w:type="dxa" w:w="1872"/>
+            <w:vAlign w:val="center"/>
+            <w:tcMar>
+              <w:top w:w="80" w:type="dxa"/>
+              <w:start w:w="120" w:type="dxa"/>
+              <w:bottom w:w="80" w:type="dxa"/>
+              <w:end w:w="120" w:type="dxa"/>
+            </w:tcMar>
+          </w:tcPr>
+          <w:p>
+            <w:pPr>
+              <w:spacing w:after="0"/>
+            </w:pPr>
+            <w:r>
+              <w:rPr>
+                <w:rFonts w:ascii="Calibri" w:hAnsi="Calibri"/>
+                <w:sz w:val="18"/>
+              </w:rPr>
+              <w:t>Foro de Taguatinga</w:t>
+            </w:r>
+          </w:p>
+        </w:tc>
+        <w:tc>
+          <w:tcPr>
+            <w:tcW w:type="dxa" w:w="1872"/>
+            <w:vAlign w:val="center"/>
+            <w:tcMar>
+              <w:top w:w="80" w:type="dxa"/>
+              <w:start w:w="120" w:type="dxa"/>
+              <w:bottom w:w="80" w:type="dxa"/>
+              <w:end w:w="120" w:type="dxa"/>
+            </w:tcMar>
+          </w:tcPr>
+          <w:p>
+            <w:pPr>
+              <w:spacing w:after="0"/>
+            </w:pPr>
+            <w:r>
+              <w:rPr>
+                <w:rFonts w:ascii="Calibri" w:hAnsi="Calibri"/>
+                <w:sz w:val="18"/>
+              </w:rPr>
+              <w:t>1 circuito</w:t>
+            </w:r>
+          </w:p>
+        </w:tc>
+        <w:tc>
+          <w:tcPr>
+            <w:tcW w:type="dxa" w:w="1872"/>
+            <w:vAlign w:val="center"/>
+            <w:tcMar>
+              <w:top w:w="80" w:type="dxa"/>
+              <w:start w:w="120" w:type="dxa"/>
+              <w:bottom w:w="80" w:type="dxa"/>
+              <w:end w:w="120" w:type="dxa"/>
+            </w:tcMar>
+          </w:tcPr>
+          <w:p>
+            <w:pPr>
+              <w:spacing w:after="0"/>
+            </w:pPr>
+            <w:r>
+              <w:rPr>
+                <w:rFonts w:ascii="Calibri" w:hAnsi="Calibri"/>
+                <w:sz w:val="18"/>
+              </w:rPr>
+              <w:t>500 Mbps</w:t>
+            </w:r>
+          </w:p>
+        </w:tc>
+        <w:tc>
+          <w:tcPr>
+            <w:tcW w:type="dxa" w:w="1872"/>
+            <w:vAlign w:val="center"/>
+            <w:tcMar>
+              <w:top w:w="80" w:type="dxa"/>
+              <w:start w:w="120" w:type="dxa"/>
+              <w:bottom w:w="80" w:type="dxa"/>
+              <w:end w:w="120" w:type="dxa"/>
+            </w:tcMar>
+          </w:tcPr>
+          <w:p>
+            <w:pPr>
+              <w:spacing w:after="0"/>
+            </w:pPr>
+            <w:r>
+              <w:rPr>
+                <w:rFonts w:ascii="Calibri" w:hAnsi="Calibri"/>
+                <w:sz w:val="18"/>
+              </w:rPr>
+              <w:t>MPLS; unidade regional do DF</w:t>
+            </w:r>
+          </w:p>
+        </w:tc>
+      </w:tr>
+      <w:tr>
+        <w:tc>
+          <w:tcPr>
+            <w:tcW w:type="dxa" w:w="1872"/>
+            <w:vAlign w:val="center"/>
+            <w:tcMar>
+              <w:top w:w="80" w:type="dxa"/>
+              <w:start w:w="120" w:type="dxa"/>
+              <w:bottom w:w="80" w:type="dxa"/>
+              <w:end w:w="120" w:type="dxa"/>
+            </w:tcMar>
+          </w:tcPr>
+          <w:p>
+            <w:pPr>
+              <w:spacing w:after="0"/>
+            </w:pPr>
+            <w:r>
+              <w:rPr>
+                <w:rFonts w:ascii="Calibri" w:hAnsi="Calibri"/>
+                <w:sz w:val="18"/>
+              </w:rPr>
+              <w:t>5</w:t>
+            </w:r>
+          </w:p>
+        </w:tc>
+        <w:tc>
+          <w:tcPr>
+            <w:tcW w:type="dxa" w:w="1872"/>
+            <w:vAlign w:val="center"/>
+            <w:tcMar>
+              <w:top w:w="80" w:type="dxa"/>
+              <w:start w:w="120" w:type="dxa"/>
+              <w:bottom w:w="80" w:type="dxa"/>
+              <w:end w:w="120" w:type="dxa"/>
+            </w:tcMar>
+          </w:tcPr>
+          <w:p>
+            <w:pPr>
+              <w:spacing w:after="0"/>
+            </w:pPr>
+            <w:r>
+              <w:rPr>
+                <w:rFonts w:ascii="Calibri" w:hAnsi="Calibri"/>
+                <w:sz w:val="18"/>
+              </w:rPr>
+              <w:t>Foro de Palmas</w:t>
+            </w:r>
+          </w:p>
+        </w:tc>
+        <w:tc>
+          <w:tcPr>
+            <w:tcW w:type="dxa" w:w="1872"/>
+            <w:vAlign w:val="center"/>
+            <w:tcMar>
+              <w:top w:w="80" w:type="dxa"/>
+              <w:start w:w="120" w:type="dxa"/>
+              <w:bottom w:w="80" w:type="dxa"/>
+              <w:end w:w="120" w:type="dxa"/>
+            </w:tcMar>
+          </w:tcPr>
+          <w:p>
+            <w:pPr>
+              <w:spacing w:after="0"/>
+            </w:pPr>
+            <w:r>
+              <w:rPr>
+                <w:rFonts w:ascii="Calibri" w:hAnsi="Calibri"/>
+                <w:sz w:val="18"/>
+              </w:rPr>
+              <w:t>1 circuito</w:t>
+            </w:r>
+          </w:p>
+        </w:tc>
+        <w:tc>
+          <w:tcPr>
+            <w:tcW w:type="dxa" w:w="1872"/>
+            <w:vAlign w:val="center"/>
+            <w:tcMar>
+              <w:top w:w="80" w:type="dxa"/>
+              <w:start w:w="120" w:type="dxa"/>
+              <w:bottom w:w="80" w:type="dxa"/>
+              <w:end w:w="120" w:type="dxa"/>
+            </w:tcMar>
+          </w:tcPr>
+          <w:p>
+            <w:pPr>
+              <w:spacing w:after="0"/>
+            </w:pPr>
+            <w:r>
+              <w:rPr>
+                <w:rFonts w:ascii="Calibri" w:hAnsi="Calibri"/>
+                <w:sz w:val="18"/>
+              </w:rPr>
+              <w:t>500 Mbps</w:t>
+            </w:r>
+          </w:p>
+        </w:tc>
+        <w:tc>
+          <w:tcPr>
+            <w:tcW w:type="dxa" w:w="1872"/>
+            <w:vAlign w:val="center"/>
+            <w:tcMar>
+              <w:top w:w="80" w:type="dxa"/>
+              <w:start w:w="120" w:type="dxa"/>
+              <w:bottom w:w="80" w:type="dxa"/>
+              <w:end w:w="120" w:type="dxa"/>
+            </w:tcMar>
+          </w:tcPr>
+          <w:p>
+            <w:pPr>
+              <w:spacing w:after="0"/>
+            </w:pPr>
+            <w:r>
+              <w:rPr>
+                <w:rFonts w:ascii="Calibri" w:hAnsi="Calibri"/>
+                <w:sz w:val="18"/>
+              </w:rPr>
+              <w:t>MPLS; polo regional do Tocantins</w:t>
+            </w:r>
+          </w:p>
+        </w:tc>
+      </w:tr>
+      <w:tr>
+        <w:tc>
+          <w:tcPr>
+            <w:tcW w:type="dxa" w:w="1872"/>
+            <w:vAlign w:val="center"/>
+            <w:tcMar>
+              <w:top w:w="80" w:type="dxa"/>
+              <w:start w:w="120" w:type="dxa"/>
+              <w:bottom w:w="80" w:type="dxa"/>
+              <w:end w:w="120" w:type="dxa"/>
+            </w:tcMar>
+          </w:tcPr>
+          <w:p>
+            <w:pPr>
+              <w:spacing w:after="0"/>
+            </w:pPr>
+            <w:r>
+              <w:rPr>
+                <w:rFonts w:ascii="Calibri" w:hAnsi="Calibri"/>
+                <w:sz w:val="18"/>
+              </w:rPr>
+              <w:t>6</w:t>
+            </w:r>
+          </w:p>
+        </w:tc>
+        <w:tc>
+          <w:tcPr>
+            <w:tcW w:type="dxa" w:w="1872"/>
+            <w:vAlign w:val="center"/>
+            <w:tcMar>
+              <w:top w:w="80" w:type="dxa"/>
+              <w:start w:w="120" w:type="dxa"/>
+              <w:bottom w:w="80" w:type="dxa"/>
+              <w:end w:w="120" w:type="dxa"/>
+            </w:tcMar>
+          </w:tcPr>
+          <w:p>
+            <w:pPr>
+              <w:spacing w:after="0"/>
+            </w:pPr>
+            <w:r>
+              <w:rPr>
+                <w:rFonts w:ascii="Calibri" w:hAnsi="Calibri"/>
+                <w:sz w:val="18"/>
+              </w:rPr>
+              <w:t>Vara do Gama</w:t>
+            </w:r>
+          </w:p>
+        </w:tc>
+        <w:tc>
+          <w:tcPr>
+            <w:tcW w:type="dxa" w:w="1872"/>
+            <w:vAlign w:val="center"/>
+            <w:tcMar>
+              <w:top w:w="80" w:type="dxa"/>
+              <w:start w:w="120" w:type="dxa"/>
+              <w:bottom w:w="80" w:type="dxa"/>
+              <w:end w:w="120" w:type="dxa"/>
+            </w:tcMar>
+          </w:tcPr>
+          <w:p>
+            <w:pPr>
+              <w:spacing w:after="0"/>
+            </w:pPr>
+            <w:r>
+              <w:rPr>
+                <w:rFonts w:ascii="Calibri" w:hAnsi="Calibri"/>
+                <w:sz w:val="18"/>
+              </w:rPr>
+              <w:t>1 circuito</w:t>
+            </w:r>
+          </w:p>
+        </w:tc>
+        <w:tc>
+          <w:tcPr>
+            <w:tcW w:type="dxa" w:w="1872"/>
+            <w:vAlign w:val="center"/>
+            <w:tcMar>
+              <w:top w:w="80" w:type="dxa"/>
+              <w:start w:w="120" w:type="dxa"/>
+              <w:bottom w:w="80" w:type="dxa"/>
+              <w:end w:w="120" w:type="dxa"/>
+            </w:tcMar>
+          </w:tcPr>
+          <w:p>
+            <w:pPr>
+              <w:spacing w:after="0"/>
+            </w:pPr>
+            <w:r>
+              <w:rPr>
+                <w:rFonts w:ascii="Calibri" w:hAnsi="Calibri"/>
+                <w:sz w:val="18"/>
+              </w:rPr>
+              <w:t>100 Mbps</w:t>
+            </w:r>
+          </w:p>
+        </w:tc>
+        <w:tc>
+          <w:tcPr>
+            <w:tcW w:type="dxa" w:w="1872"/>
+            <w:vAlign w:val="center"/>
+            <w:tcMar>
+              <w:top w:w="80" w:type="dxa"/>
+              <w:start w:w="120" w:type="dxa"/>
+              <w:bottom w:w="80" w:type="dxa"/>
+              <w:end w:w="120" w:type="dxa"/>
+            </w:tcMar>
+          </w:tcPr>
+          <w:p>
+            <w:pPr>
+              <w:spacing w:after="0"/>
+            </w:pPr>
+            <w:r>
+              <w:rPr>
+                <w:rFonts w:ascii="Calibri" w:hAnsi="Calibri"/>
+                <w:sz w:val="18"/>
+              </w:rPr>
+              <w:t>MPLS; unidade remota</w:t>
+            </w:r>
+          </w:p>
+        </w:tc>
+      </w:tr>
+      <w:tr>
+        <w:tc>
+          <w:tcPr>
+            <w:tcW w:type="dxa" w:w="1872"/>
+            <w:vAlign w:val="center"/>
+            <w:tcMar>
+              <w:top w:w="80" w:type="dxa"/>
+              <w:start w:w="120" w:type="dxa"/>
+              <w:bottom w:w="80" w:type="dxa"/>
+              <w:end w:w="120" w:type="dxa"/>
+            </w:tcMar>
+          </w:tcPr>
+          <w:p>
+            <w:pPr>
+              <w:spacing w:after="0"/>
+            </w:pPr>
+            <w:r>
+              <w:rPr>
+                <w:rFonts w:ascii="Calibri" w:hAnsi="Calibri"/>
+                <w:sz w:val="18"/>
+              </w:rPr>
+              <w:t>7</w:t>
+            </w:r>
+          </w:p>
+        </w:tc>
+        <w:tc>
+          <w:tcPr>
+            <w:tcW w:type="dxa" w:w="1872"/>
+            <w:vAlign w:val="center"/>
+            <w:tcMar>
+              <w:top w:w="80" w:type="dxa"/>
+              <w:start w:w="120" w:type="dxa"/>
+              <w:bottom w:w="80" w:type="dxa"/>
+              <w:end w:w="120" w:type="dxa"/>
+            </w:tcMar>
+          </w:tcPr>
+          <w:p>
+            <w:pPr>
+              <w:spacing w:after="0"/>
+            </w:pPr>
+            <w:r>
+              <w:rPr>
+                <w:rFonts w:ascii="Calibri" w:hAnsi="Calibri"/>
+                <w:sz w:val="18"/>
+              </w:rPr>
+              <w:t>Foro de Araguaína</w:t>
+            </w:r>
+          </w:p>
+        </w:tc>
+        <w:tc>
+          <w:tcPr>
+            <w:tcW w:type="dxa" w:w="1872"/>
+            <w:vAlign w:val="center"/>
+            <w:tcMar>
+              <w:top w:w="80" w:type="dxa"/>
+              <w:start w:w="120" w:type="dxa"/>
+              <w:bottom w:w="80" w:type="dxa"/>
+              <w:end w:w="120" w:type="dxa"/>
+            </w:tcMar>
+          </w:tcPr>
+          <w:p>
+            <w:pPr>
+              <w:spacing w:after="0"/>
+            </w:pPr>
+            <w:r>
+              <w:rPr>
+                <w:rFonts w:ascii="Calibri" w:hAnsi="Calibri"/>
+                <w:sz w:val="18"/>
+              </w:rPr>
+              <w:t>1 circuito</w:t>
+            </w:r>
+          </w:p>
+        </w:tc>
+        <w:tc>
+          <w:tcPr>
+            <w:tcW w:type="dxa" w:w="1872"/>
+            <w:vAlign w:val="center"/>
+            <w:tcMar>
+              <w:top w:w="80" w:type="dxa"/>
+              <w:start w:w="120" w:type="dxa"/>
+              <w:bottom w:w="80" w:type="dxa"/>
+              <w:end w:w="120" w:type="dxa"/>
+            </w:tcMar>
+          </w:tcPr>
+          <w:p>
+            <w:pPr>
+              <w:spacing w:after="0"/>
+            </w:pPr>
+            <w:r>
+              <w:rPr>
+                <w:rFonts w:ascii="Calibri" w:hAnsi="Calibri"/>
+                <w:sz w:val="18"/>
+              </w:rPr>
+              <w:t>100 Mbps</w:t>
+            </w:r>
+          </w:p>
+        </w:tc>
+        <w:tc>
+          <w:tcPr>
+            <w:tcW w:type="dxa" w:w="1872"/>
+            <w:vAlign w:val="center"/>
+            <w:tcMar>
+              <w:top w:w="80" w:type="dxa"/>
+              <w:start w:w="120" w:type="dxa"/>
+              <w:bottom w:w="80" w:type="dxa"/>
+              <w:end w:w="120" w:type="dxa"/>
+            </w:tcMar>
+          </w:tcPr>
+          <w:p>
+            <w:pPr>
+              <w:spacing w:after="0"/>
+            </w:pPr>
+            <w:r>
+              <w:rPr>
+                <w:rFonts w:ascii="Calibri" w:hAnsi="Calibri"/>
+                <w:sz w:val="18"/>
+              </w:rPr>
+              <w:t>MPLS; unidade remota</w:t>
+            </w:r>
+          </w:p>
+        </w:tc>
+      </w:tr>
+      <w:tr>
+        <w:tc>
+          <w:tcPr>
+            <w:tcW w:type="dxa" w:w="1872"/>
+            <w:vAlign w:val="center"/>
+            <w:tcMar>
+              <w:top w:w="80" w:type="dxa"/>
+              <w:start w:w="120" w:type="dxa"/>
+              <w:bottom w:w="80" w:type="dxa"/>
+              <w:end w:w="120" w:type="dxa"/>
+            </w:tcMar>
+          </w:tcPr>
+          <w:p>
+            <w:pPr>
+              <w:spacing w:after="0"/>
+            </w:pPr>
+            <w:r>
+              <w:rPr>
+                <w:rFonts w:ascii="Calibri" w:hAnsi="Calibri"/>
+                <w:sz w:val="18"/>
+              </w:rPr>
+              <w:t>8</w:t>
+            </w:r>
+          </w:p>
+        </w:tc>
+        <w:tc>
+          <w:tcPr>
+            <w:tcW w:type="dxa" w:w="1872"/>
+            <w:vAlign w:val="center"/>
+            <w:tcMar>
+              <w:top w:w="80" w:type="dxa"/>
+              <w:start w:w="120" w:type="dxa"/>
+              <w:bottom w:w="80" w:type="dxa"/>
+              <w:end w:w="120" w:type="dxa"/>
+            </w:tcMar>
+          </w:tcPr>
+          <w:p>
+            <w:pPr>
+              <w:spacing w:after="0"/>
+            </w:pPr>
+            <w:r>
+              <w:rPr>
+                <w:rFonts w:ascii="Calibri" w:hAnsi="Calibri"/>
+                <w:sz w:val="18"/>
+              </w:rPr>
+              <w:t>Vara de Gurupi</w:t>
+            </w:r>
+          </w:p>
+        </w:tc>
+        <w:tc>
+          <w:tcPr>
+            <w:tcW w:type="dxa" w:w="1872"/>
+            <w:vAlign w:val="center"/>
+            <w:tcMar>
+              <w:top w:w="80" w:type="dxa"/>
+              <w:start w:w="120" w:type="dxa"/>
+              <w:bottom w:w="80" w:type="dxa"/>
+              <w:end w:w="120" w:type="dxa"/>
+            </w:tcMar>
+          </w:tcPr>
+          <w:p>
+            <w:pPr>
+              <w:spacing w:after="0"/>
+            </w:pPr>
+            <w:r>
+              <w:rPr>
+                <w:rFonts w:ascii="Calibri" w:hAnsi="Calibri"/>
+                <w:sz w:val="18"/>
+              </w:rPr>
+              <w:t>1 circuito</w:t>
+            </w:r>
+          </w:p>
+        </w:tc>
+        <w:tc>
+          <w:tcPr>
+            <w:tcW w:type="dxa" w:w="1872"/>
+            <w:vAlign w:val="center"/>
+            <w:tcMar>
+              <w:top w:w="80" w:type="dxa"/>
+              <w:start w:w="120" w:type="dxa"/>
+              <w:bottom w:w="80" w:type="dxa"/>
+              <w:end w:w="120" w:type="dxa"/>
+            </w:tcMar>
+          </w:tcPr>
+          <w:p>
+            <w:pPr>
+              <w:spacing w:after="0"/>
+            </w:pPr>
+            <w:r>
+              <w:rPr>
+                <w:rFonts w:ascii="Calibri" w:hAnsi="Calibri"/>
+                <w:sz w:val="18"/>
+              </w:rPr>
+              <w:t>100 Mbps</w:t>
+            </w:r>
+          </w:p>
+        </w:tc>
+        <w:tc>
+          <w:tcPr>
+            <w:tcW w:type="dxa" w:w="1872"/>
+            <w:vAlign w:val="center"/>
+            <w:tcMar>
+              <w:top w:w="80" w:type="dxa"/>
+              <w:start w:w="120" w:type="dxa"/>
+              <w:bottom w:w="80" w:type="dxa"/>
+              <w:end w:w="120" w:type="dxa"/>
+            </w:tcMar>
+          </w:tcPr>
+          <w:p>
+            <w:pPr>
+              <w:spacing w:after="0"/>
+            </w:pPr>
+            <w:r>
+              <w:rPr>
+                <w:rFonts w:ascii="Calibri" w:hAnsi="Calibri"/>
+                <w:sz w:val="18"/>
+              </w:rPr>
+              <w:t>MPLS; unidade remota</w:t>
+            </w:r>
+          </w:p>
+        </w:tc>
+      </w:tr>
+      <w:tr>
+        <w:tc>
+          <w:tcPr>
+            <w:tcW w:type="dxa" w:w="1872"/>
+            <w:vAlign w:val="center"/>
+            <w:tcMar>
+              <w:top w:w="80" w:type="dxa"/>
+              <w:start w:w="120" w:type="dxa"/>
+              <w:bottom w:w="80" w:type="dxa"/>
+              <w:end w:w="120" w:type="dxa"/>
+            </w:tcMar>
+          </w:tcPr>
+          <w:p>
+            <w:pPr>
+              <w:spacing w:after="0"/>
+            </w:pPr>
+            <w:r>
+              <w:rPr>
+                <w:rFonts w:ascii="Calibri" w:hAnsi="Calibri"/>
+                <w:sz w:val="18"/>
+              </w:rPr>
+              <w:t>9</w:t>
+            </w:r>
+          </w:p>
+        </w:tc>
+        <w:tc>
+          <w:tcPr>
+            <w:tcW w:type="dxa" w:w="1872"/>
+            <w:vAlign w:val="center"/>
+            <w:tcMar>
+              <w:top w:w="80" w:type="dxa"/>
+              <w:start w:w="120" w:type="dxa"/>
+              <w:bottom w:w="80" w:type="dxa"/>
+              <w:end w:w="120" w:type="dxa"/>
+            </w:tcMar>
+          </w:tcPr>
+          <w:p>
+            <w:pPr>
+              <w:spacing w:after="0"/>
+            </w:pPr>
+            <w:r>
+              <w:rPr>
+                <w:rFonts w:ascii="Calibri" w:hAnsi="Calibri"/>
+                <w:sz w:val="18"/>
+              </w:rPr>
+              <w:t>Vara de Dianópolis</w:t>
+            </w:r>
+          </w:p>
+        </w:tc>
+        <w:tc>
+          <w:tcPr>
+            <w:tcW w:type="dxa" w:w="1872"/>
+            <w:vAlign w:val="center"/>
+            <w:tcMar>
+              <w:top w:w="80" w:type="dxa"/>
+              <w:start w:w="120" w:type="dxa"/>
+              <w:bottom w:w="80" w:type="dxa"/>
+              <w:end w:w="120" w:type="dxa"/>
+            </w:tcMar>
+          </w:tcPr>
+          <w:p>
+            <w:pPr>
+              <w:spacing w:after="0"/>
+            </w:pPr>
+            <w:r>
+              <w:rPr>
+                <w:rFonts w:ascii="Calibri" w:hAnsi="Calibri"/>
+                <w:sz w:val="18"/>
+              </w:rPr>
+              <w:t>1 circuito</w:t>
+            </w:r>
+          </w:p>
+        </w:tc>
+        <w:tc>
+          <w:tcPr>
+            <w:tcW w:type="dxa" w:w="1872"/>
+            <w:vAlign w:val="center"/>
+            <w:tcMar>
+              <w:top w:w="80" w:type="dxa"/>
+              <w:start w:w="120" w:type="dxa"/>
+              <w:bottom w:w="80" w:type="dxa"/>
+              <w:end w:w="120" w:type="dxa"/>
+            </w:tcMar>
+          </w:tcPr>
+          <w:p>
+            <w:pPr>
+              <w:spacing w:after="0"/>
+            </w:pPr>
+            <w:r>
+              <w:rPr>
+                <w:rFonts w:ascii="Calibri" w:hAnsi="Calibri"/>
+                <w:sz w:val="18"/>
+              </w:rPr>
+              <w:t>100 Mbps</w:t>
+            </w:r>
+          </w:p>
+        </w:tc>
+        <w:tc>
+          <w:tcPr>
+            <w:tcW w:type="dxa" w:w="1872"/>
+            <w:vAlign w:val="center"/>
+            <w:tcMar>
+              <w:top w:w="80" w:type="dxa"/>
+              <w:start w:w="120" w:type="dxa"/>
+              <w:bottom w:w="80" w:type="dxa"/>
+              <w:end w:w="120" w:type="dxa"/>
+            </w:tcMar>
+          </w:tcPr>
+          <w:p>
+            <w:pPr>
+              <w:spacing w:after="0"/>
+            </w:pPr>
+            <w:r>
+              <w:rPr>
+                <w:rFonts w:ascii="Calibri" w:hAnsi="Calibri"/>
+                <w:sz w:val="18"/>
+              </w:rPr>
+              <w:t>MPLS; unidade remota</w:t>
+            </w:r>
+          </w:p>
+        </w:tc>
+      </w:tr>
+      <w:tr>
+        <w:tc>
+          <w:tcPr>
+            <w:tcW w:type="dxa" w:w="1872"/>
+            <w:vAlign w:val="center"/>
+            <w:tcMar>
+              <w:top w:w="80" w:type="dxa"/>
+              <w:start w:w="120" w:type="dxa"/>
+              <w:bottom w:w="80" w:type="dxa"/>
+              <w:end w:w="120" w:type="dxa"/>
+            </w:tcMar>
+          </w:tcPr>
+          <w:p>
+            <w:pPr>
+              <w:spacing w:after="0"/>
+            </w:pPr>
+            <w:r>
+              <w:rPr>
+                <w:rFonts w:ascii="Calibri" w:hAnsi="Calibri"/>
+                <w:sz w:val="18"/>
+              </w:rPr>
+              <w:t>10</w:t>
+            </w:r>
+          </w:p>
+        </w:tc>
+        <w:tc>
+          <w:tcPr>
+            <w:tcW w:type="dxa" w:w="1872"/>
+            <w:vAlign w:val="center"/>
+            <w:tcMar>
+              <w:top w:w="80" w:type="dxa"/>
+              <w:start w:w="120" w:type="dxa"/>
+              <w:bottom w:w="80" w:type="dxa"/>
+              <w:end w:w="120" w:type="dxa"/>
+            </w:tcMar>
+          </w:tcPr>
+          <w:p>
+            <w:pPr>
+              <w:spacing w:after="0"/>
+            </w:pPr>
+            <w:r>
+              <w:rPr>
+                <w:rFonts w:ascii="Calibri" w:hAnsi="Calibri"/>
+                <w:sz w:val="18"/>
+              </w:rPr>
+              <w:t>Vara de Guaraí</w:t>
+            </w:r>
+          </w:p>
+        </w:tc>
+        <w:tc>
+          <w:tcPr>
+            <w:tcW w:type="dxa" w:w="1872"/>
+            <w:vAlign w:val="center"/>
+            <w:tcMar>
+              <w:top w:w="80" w:type="dxa"/>
+              <w:start w:w="120" w:type="dxa"/>
+              <w:bottom w:w="80" w:type="dxa"/>
+              <w:end w:w="120" w:type="dxa"/>
+            </w:tcMar>
+          </w:tcPr>
+          <w:p>
+            <w:pPr>
+              <w:spacing w:after="0"/>
+            </w:pPr>
+            <w:r>
+              <w:rPr>
+                <w:rFonts w:ascii="Calibri" w:hAnsi="Calibri"/>
+                <w:sz w:val="18"/>
+              </w:rPr>
+              <w:t>1 circuito</w:t>
+            </w:r>
+          </w:p>
+        </w:tc>
+        <w:tc>
+          <w:tcPr>
+            <w:tcW w:type="dxa" w:w="1872"/>
+            <w:vAlign w:val="center"/>
+            <w:tcMar>
+              <w:top w:w="80" w:type="dxa"/>
+              <w:start w:w="120" w:type="dxa"/>
+              <w:bottom w:w="80" w:type="dxa"/>
+              <w:end w:w="120" w:type="dxa"/>
+            </w:tcMar>
+          </w:tcPr>
+          <w:p>
+            <w:pPr>
+              <w:spacing w:after="0"/>
+            </w:pPr>
+            <w:r>
+              <w:rPr>
+                <w:rFonts w:ascii="Calibri" w:hAnsi="Calibri"/>
+                <w:sz w:val="18"/>
+              </w:rPr>
+              <w:t>100 Mbps</w:t>
+            </w:r>
+          </w:p>
+        </w:tc>
+        <w:tc>
+          <w:tcPr>
+            <w:tcW w:type="dxa" w:w="1872"/>
+            <w:vAlign w:val="center"/>
+            <w:tcMar>
+              <w:top w:w="80" w:type="dxa"/>
+              <w:start w:w="120" w:type="dxa"/>
+              <w:bottom w:w="80" w:type="dxa"/>
+              <w:end w:w="120" w:type="dxa"/>
+            </w:tcMar>
+          </w:tcPr>
+          <w:p>
+            <w:pPr>
+              <w:spacing w:after="0"/>
+            </w:pPr>
+            <w:r>
+              <w:rPr>
+                <w:rFonts w:ascii="Calibri" w:hAnsi="Calibri"/>
+                <w:sz w:val="18"/>
+              </w:rPr>
+              <w:t>MPLS; unidade remota</w:t>
+            </w:r>
+          </w:p>
+        </w:tc>
+      </w:tr>
+      <w:tr>
+        <w:tc>
+          <w:tcPr>
+            <w:tcW w:type="dxa" w:w="1872"/>
+            <w:vAlign w:val="center"/>
+            <w:tcMar>
+              <w:top w:w="80" w:type="dxa"/>
+              <w:start w:w="120" w:type="dxa"/>
+              <w:bottom w:w="80" w:type="dxa"/>
+              <w:end w:w="120" w:type="dxa"/>
+            </w:tcMar>
+          </w:tcPr>
+          <w:p>
+            <w:pPr>
+              <w:spacing w:after="0"/>
+            </w:pPr>
+            <w:r>
+              <w:rPr>
+                <w:rFonts w:ascii="Calibri" w:hAnsi="Calibri"/>
+                <w:sz w:val="18"/>
+              </w:rPr>
+              <w:t>11</w:t>
+            </w:r>
+          </w:p>
+        </w:tc>
+        <w:tc>
+          <w:tcPr>
+            <w:tcW w:type="dxa" w:w="1872"/>
+            <w:vAlign w:val="center"/>
+            <w:tcMar>
+              <w:top w:w="80" w:type="dxa"/>
+              <w:start w:w="120" w:type="dxa"/>
+              <w:bottom w:w="80" w:type="dxa"/>
+              <w:end w:w="120" w:type="dxa"/>
+            </w:tcMar>
+          </w:tcPr>
+          <w:p>
+            <w:pPr>
+              <w:spacing w:after="0"/>
+            </w:pPr>
+            <w:r>
+              <w:rPr>
+                <w:rFonts w:ascii="Calibri" w:hAnsi="Calibri"/>
+                <w:sz w:val="18"/>
+              </w:rPr>
+              <w:t>Sede ↔ Foro de Brasília</w:t>
+            </w:r>
+          </w:p>
+        </w:tc>
+        <w:tc>
+          <w:tcPr>
+            <w:tcW w:type="dxa" w:w="1872"/>
+            <w:vAlign w:val="center"/>
+            <w:tcMar>
+              <w:top w:w="80" w:type="dxa"/>
+              <w:start w:w="120" w:type="dxa"/>
+              <w:bottom w:w="80" w:type="dxa"/>
+              <w:end w:w="120" w:type="dxa"/>
+            </w:tcMar>
+          </w:tcPr>
+          <w:p>
+            <w:pPr>
+              <w:spacing w:after="0"/>
+            </w:pPr>
+            <w:r>
+              <w:rPr>
+                <w:rFonts w:ascii="Calibri" w:hAnsi="Calibri"/>
+                <w:sz w:val="18"/>
+              </w:rPr>
+              <w:t>1 link</w:t>
+            </w:r>
+          </w:p>
+        </w:tc>
+        <w:tc>
+          <w:tcPr>
+            <w:tcW w:type="dxa" w:w="1872"/>
+            <w:vAlign w:val="center"/>
+            <w:tcMar>
+              <w:top w:w="80" w:type="dxa"/>
+              <w:start w:w="120" w:type="dxa"/>
+              <w:bottom w:w="80" w:type="dxa"/>
+              <w:end w:w="120" w:type="dxa"/>
+            </w:tcMar>
+          </w:tcPr>
+          <w:p>
+            <w:pPr>
+              <w:spacing w:after="0"/>
+            </w:pPr>
+            <w:r>
+              <w:rPr>
+                <w:rFonts w:ascii="Calibri" w:hAnsi="Calibri"/>
+                <w:sz w:val="18"/>
+              </w:rPr>
+              <w:t>25 Gbps</w:t>
+            </w:r>
+          </w:p>
+        </w:tc>
+        <w:tc>
+          <w:tcPr>
+            <w:tcW w:type="dxa" w:w="1872"/>
+            <w:vAlign w:val="center"/>
+            <w:tcMar>
+              <w:top w:w="80" w:type="dxa"/>
+              <w:start w:w="120" w:type="dxa"/>
+              <w:bottom w:w="80" w:type="dxa"/>
+              <w:end w:w="120" w:type="dxa"/>
+            </w:tcMar>
+          </w:tcPr>
+          <w:p>
+            <w:pPr>
+              <w:spacing w:after="0"/>
+            </w:pPr>
+            <w:r>
+              <w:rPr>
+                <w:rFonts w:ascii="Calibri" w:hAnsi="Calibri"/>
+                <w:sz w:val="18"/>
+              </w:rPr>
+              <w:t>Link dedicado ponto-a-ponto, não MPLS, para replicação e redundância</w:t>
+            </w:r>
+          </w:p>
+        </w:tc>
+      </w:tr>
+      <w:tr>
+        <w:tc>
+          <w:tcPr>
+            <w:tcW w:type="dxa" w:w="1872"/>
+            <w:vAlign w:val="center"/>
+            <w:tcMar>
+              <w:top w:w="80" w:type="dxa"/>
+              <w:start w:w="120" w:type="dxa"/>
+              <w:bottom w:w="80" w:type="dxa"/>
+              <w:end w:w="120" w:type="dxa"/>
+            </w:tcMar>
+          </w:tcPr>
+          <w:p>
+            <w:pPr>
+              <w:spacing w:after="0"/>
+            </w:pPr>
+            <w:r>
+              <w:rPr>
+                <w:rFonts w:ascii="Calibri" w:hAnsi="Calibri"/>
+                <w:sz w:val="18"/>
+              </w:rPr>
+              <w:t>12</w:t>
+            </w:r>
+          </w:p>
+        </w:tc>
+        <w:tc>
+          <w:tcPr>
+            <w:tcW w:type="dxa" w:w="1872"/>
+            <w:vAlign w:val="center"/>
+            <w:tcMar>
+              <w:top w:w="80" w:type="dxa"/>
+              <w:start w:w="120" w:type="dxa"/>
+              <w:bottom w:w="80" w:type="dxa"/>
+              <w:end w:w="120" w:type="dxa"/>
+            </w:tcMar>
+          </w:tcPr>
+          <w:p>
+            <w:pPr>
+              <w:spacing w:after="0"/>
+            </w:pPr>
+            <w:r>
+              <w:rPr>
+                <w:rFonts w:ascii="Calibri" w:hAnsi="Calibri"/>
+                <w:sz w:val="18"/>
+              </w:rPr>
+              <w:t>Saídas centralizadas de Internet da Sede</w:t>
+            </w:r>
+          </w:p>
+        </w:tc>
+        <w:tc>
+          <w:tcPr>
+            <w:tcW w:type="dxa" w:w="1872"/>
+            <w:vAlign w:val="center"/>
+            <w:tcMar>
+              <w:top w:w="80" w:type="dxa"/>
+              <w:start w:w="120" w:type="dxa"/>
+              <w:bottom w:w="80" w:type="dxa"/>
+              <w:end w:w="120" w:type="dxa"/>
+            </w:tcMar>
+          </w:tcPr>
+          <w:p>
+            <w:pPr>
+              <w:spacing w:after="0"/>
+            </w:pPr>
+            <w:r>
+              <w:rPr>
+                <w:rFonts w:ascii="Calibri" w:hAnsi="Calibri"/>
+                <w:sz w:val="18"/>
+              </w:rPr>
+              <w:t>3 links</w:t>
+            </w:r>
+          </w:p>
+        </w:tc>
+        <w:tc>
+          <w:tcPr>
+            <w:tcW w:type="dxa" w:w="1872"/>
+            <w:vAlign w:val="center"/>
+            <w:tcMar>
+              <w:top w:w="80" w:type="dxa"/>
+              <w:start w:w="120" w:type="dxa"/>
+              <w:bottom w:w="80" w:type="dxa"/>
+              <w:end w:w="120" w:type="dxa"/>
+            </w:tcMar>
+          </w:tcPr>
+          <w:p>
+            <w:pPr>
+              <w:spacing w:after="0"/>
+            </w:pPr>
+            <w:r>
+              <w:rPr>
+                <w:rFonts w:ascii="Calibri" w:hAnsi="Calibri"/>
+                <w:sz w:val="18"/>
+              </w:rPr>
+              <w:t>capacidade combinada mínima de 4 Gbps</w:t>
+            </w:r>
+          </w:p>
+        </w:tc>
+        <w:tc>
+          <w:tcPr>
+            <w:tcW w:type="dxa" w:w="1872"/>
+            <w:vAlign w:val="center"/>
+            <w:tcMar>
+              <w:top w:w="80" w:type="dxa"/>
+              <w:start w:w="120" w:type="dxa"/>
+              <w:bottom w:w="80" w:type="dxa"/>
+              <w:end w:w="120" w:type="dxa"/>
+            </w:tcMar>
+          </w:tcPr>
+          <w:p>
+            <w:pPr>
+              <w:spacing w:after="0"/>
+            </w:pPr>
+            <w:r>
+              <w:rPr>
+                <w:rFonts w:ascii="Calibri" w:hAnsi="Calibri"/>
+                <w:sz w:val="18"/>
+              </w:rPr>
+              <w:t>Egressão centralizada, segurança, contingência e absorção de tráfego das unidades</w:t>
+            </w:r>
+          </w:p>
+        </w:tc>
+      </w:tr>
+    </w:tbl>
+    <w:p/>
+    <w:p>
+      <w:pPr>
+        <w:pStyle w:val="Heading2"/>
+      </w:pPr>
+      <w:r>
+        <w:t>1.1 - Apresente a memória de cálculo e os documentos que dão suporte à quantidade indicada.</w:t>
+      </w:r>
+    </w:p>
+    <w:p>
+      <w:r>
+        <w:t>A memória de quantidades decorre do mapa de localidades do TRT10, da topologia SD-WAN vigente, da premissa técnica de redundância total e da nova necessidade de interligação dedicada Sede-Foro. A regra de cálculo adotada é objetiva: cada localidade institucional abrangida pela solução corresponde a 1 circuito MPLS; cada circuito MPLS recebe capacidade equivalente à capacidade SD-WAN vigente naquela localidade; a interligação Sede-Foro recebe 1 link dedicado próprio, de 25 Gbps, por possuir finalidade distinta da malha MPLS; e a Sede mantém 3 saídas de Internet centralizadas, com capacidade combinada mínima de 4 Gbps, para suportar egressão, segurança e contingência.</w:t>
+      </w:r>
+    </w:p>
+    <w:p>
+      <w:r>
+        <w:t>Assim, a fórmula de quantidade é:</w:t>
+      </w:r>
+    </w:p>
+    <w:p>
+      <w:pPr>
+        <w:pStyle w:val="ListBullet"/>
+      </w:pPr>
+      <w:r>
+        <w:t>quantidade de circuitos MPLS = número de localidades TRT10 atendidas pela malha privada = 10;</w:t>
+      </w:r>
+    </w:p>
+    <w:p>
+      <w:pPr>
+        <w:pStyle w:val="ListBullet"/>
+      </w:pPr>
+      <w:r>
+        <w:t>quantidade de links dedicados Sede-Foro = número de interligações ponto-a-ponto entre os dois pontos centrais de redundância = 1;</w:t>
+      </w:r>
+    </w:p>
+    <w:p>
+      <w:pPr>
+        <w:pStyle w:val="ListBullet"/>
+      </w:pPr>
+      <w:r>
+        <w:t>quantidade de saídas centralizadas de Internet na Sede = quantidade mínima de enlaces redundantes já definida para egressão e segurança centralizada = 3;</w:t>
+      </w:r>
+    </w:p>
+    <w:p>
+      <w:pPr>
+        <w:pStyle w:val="ListBullet"/>
+      </w:pPr>
+      <w:r>
+        <w:t>capacidade MPLS por localidade = capacidade SD-WAN vigente na mesma localidade, para assegurar redundância total e evitar contingência com banda nominal inferior;</w:t>
+      </w:r>
+    </w:p>
+    <w:p>
+      <w:pPr>
+        <w:pStyle w:val="ListBullet"/>
+      </w:pPr>
+      <w:r>
+        <w:t>capacidade mínima combinada de Internet na Sede = soma aproximada das demandas das unidades e da função de concentrador, fixada em 4 Gbps como piso técnico de egressão e contingência;</w:t>
+      </w:r>
+    </w:p>
+    <w:p>
+      <w:pPr>
+        <w:pStyle w:val="ListBullet"/>
+      </w:pPr>
+      <w:r>
+        <w:t>capacidade do link dedicado Sede-Foro = 25 Gbps, definida pela finalidade de replicação, backup, sincronização, baixa latência, restauração, testes de continuidade e possibilidade de acesso contingencial das unidades ao Foro.</w:t>
+      </w:r>
+    </w:p>
+    <w:p>
+      <w:r>
+        <w:t>Os documentos que dão suporte à quantidade indicada são:</w:t>
+      </w:r>
+    </w:p>
+    <w:tbl>
+      <w:tblPr>
+        <w:tblStyle w:val="TableGrid"/>
+        <w:tblW w:type="dxa" w:w="9360"/>
+        <w:jc w:val="center"/>
+        <w:tblLook w:firstColumn="1" w:firstRow="1" w:lastColumn="0" w:lastRow="0" w:noHBand="0" w:noVBand="1" w:val="04A0"/>
+        <w:tblInd w:w="120" w:type="dxa"/>
+      </w:tblPr>
+      <w:tblGrid>
+        <w:gridCol w:w="4680"/>
+        <w:gridCol w:w="4680"/>
+      </w:tblGrid>
+      <w:tr>
+        <w:tc>
+          <w:tcPr>
+            <w:tcW w:type="dxa" w:w="4680"/>
+            <w:vAlign w:val="center"/>
+            <w:tcMar>
+              <w:top w:w="80" w:type="dxa"/>
+              <w:start w:w="120" w:type="dxa"/>
+              <w:bottom w:w="80" w:type="dxa"/>
+              <w:end w:w="120" w:type="dxa"/>
+            </w:tcMar>
+            <w:shd w:fill="E8EEF5"/>
+          </w:tcPr>
+          <w:p>
+            <w:pPr>
+              <w:spacing w:after="0"/>
+            </w:pPr>
+            <w:r>
+              <w:rPr>
+                <w:rFonts w:ascii="Calibri" w:hAnsi="Calibri"/>
+                <w:b/>
+                <w:color w:val="01426A"/>
+                <w:sz w:val="18"/>
+              </w:rPr>
+              <w:t>Documento / evidência</w:t>
+            </w:r>
+          </w:p>
+        </w:tc>
+        <w:tc>
+          <w:tcPr>
+            <w:tcW w:type="dxa" w:w="4680"/>
+            <w:vAlign w:val="center"/>
+            <w:tcMar>
+              <w:top w:w="80" w:type="dxa"/>
+              <w:start w:w="120" w:type="dxa"/>
+              <w:bottom w:w="80" w:type="dxa"/>
+              <w:end w:w="120" w:type="dxa"/>
+            </w:tcMar>
+            <w:shd w:fill="E8EEF5"/>
+          </w:tcPr>
+          <w:p>
+            <w:pPr>
+              <w:spacing w:after="0"/>
+            </w:pPr>
+            <w:r>
+              <w:rPr>
+                <w:rFonts w:ascii="Calibri" w:hAnsi="Calibri"/>
+                <w:b/>
+                <w:color w:val="01426A"/>
+                <w:sz w:val="18"/>
+              </w:rPr>
+              <w:t>Contribuição para a estimativa de quantidade</w:t>
+            </w:r>
+          </w:p>
+        </w:tc>
+      </w:tr>
+      <w:tr>
+        <w:tc>
+          <w:tcPr>
+            <w:tcW w:type="dxa" w:w="4680"/>
+            <w:vAlign w:val="center"/>
+            <w:tcMar>
+              <w:top w:w="80" w:type="dxa"/>
+              <w:start w:w="120" w:type="dxa"/>
+              <w:bottom w:w="80" w:type="dxa"/>
+              <w:end w:w="120" w:type="dxa"/>
+            </w:tcMar>
+          </w:tcPr>
+          <w:p>
+            <w:pPr>
+              <w:spacing w:after="0"/>
+            </w:pPr>
+            <w:r>
+              <w:rPr>
+                <w:rFonts w:ascii="Calibri" w:hAnsi="Calibri"/>
+                <w:sz w:val="18"/>
+              </w:rPr>
+              <w:t>Processo SEI 0000030-87.2023.5.10.8000, referente à contratação de link IP dedicado com SD-WAN</w:t>
+            </w:r>
+          </w:p>
+        </w:tc>
+        <w:tc>
+          <w:tcPr>
+            <w:tcW w:type="dxa" w:w="4680"/>
+            <w:vAlign w:val="center"/>
+            <w:tcMar>
+              <w:top w:w="80" w:type="dxa"/>
+              <w:start w:w="120" w:type="dxa"/>
+              <w:bottom w:w="80" w:type="dxa"/>
+              <w:end w:w="120" w:type="dxa"/>
+            </w:tcMar>
+          </w:tcPr>
+          <w:p>
+            <w:pPr>
+              <w:spacing w:after="0"/>
+            </w:pPr>
+            <w:r>
+              <w:rPr>
+                <w:rFonts w:ascii="Calibri" w:hAnsi="Calibri"/>
+                <w:sz w:val="18"/>
+              </w:rPr>
+              <w:t>Indica a topologia SD-WAN vigente e as capacidades por localidade: 1 Gbps na Sede e Foro de Brasília, 500 Mbps em Taguatinga, Palmas e Prédio de Apoio, e 100 Mbps nas demais localidades.</w:t>
+            </w:r>
+          </w:p>
+        </w:tc>
+      </w:tr>
+      <w:tr>
+        <w:tc>
+          <w:tcPr>
+            <w:tcW w:type="dxa" w:w="4680"/>
+            <w:vAlign w:val="center"/>
+            <w:tcMar>
+              <w:top w:w="80" w:type="dxa"/>
+              <w:start w:w="120" w:type="dxa"/>
+              <w:bottom w:w="80" w:type="dxa"/>
+              <w:end w:w="120" w:type="dxa"/>
+            </w:tcMar>
+          </w:tcPr>
+          <w:p>
+            <w:pPr>
+              <w:spacing w:after="0"/>
+            </w:pPr>
+            <w:r>
+              <w:rPr>
+                <w:rFonts w:ascii="Calibri" w:hAnsi="Calibri"/>
+                <w:sz w:val="18"/>
+              </w:rPr>
+              <w:t>DFD do processo SEI 0009785-67.2025.5.10.8000</w:t>
+            </w:r>
+          </w:p>
+        </w:tc>
+        <w:tc>
+          <w:tcPr>
+            <w:tcW w:type="dxa" w:w="4680"/>
+            <w:vAlign w:val="center"/>
+            <w:tcMar>
+              <w:top w:w="80" w:type="dxa"/>
+              <w:start w:w="120" w:type="dxa"/>
+              <w:bottom w:w="80" w:type="dxa"/>
+              <w:end w:w="120" w:type="dxa"/>
+            </w:tcMar>
+          </w:tcPr>
+          <w:p>
+            <w:pPr>
+              <w:spacing w:after="0"/>
+            </w:pPr>
+            <w:r>
+              <w:rPr>
+                <w:rFonts w:ascii="Calibri" w:hAnsi="Calibri"/>
+                <w:sz w:val="18"/>
+              </w:rPr>
+              <w:t>Consolida a necessidade de manter a topologia SD-WAN vigente, contratar MPLS com capacidades equivalentes às capacidades SD-WAN por localidade, interconectar as unidades à Sede e centralizar preferencialmente a saída de Internet na Sede.</w:t>
+            </w:r>
+          </w:p>
+        </w:tc>
+      </w:tr>
+      <w:tr>
+        <w:tc>
+          <w:tcPr>
+            <w:tcW w:type="dxa" w:w="4680"/>
+            <w:vAlign w:val="center"/>
+            <w:tcMar>
+              <w:top w:w="80" w:type="dxa"/>
+              <w:start w:w="120" w:type="dxa"/>
+              <w:bottom w:w="80" w:type="dxa"/>
+              <w:end w:w="120" w:type="dxa"/>
+            </w:tcMar>
+          </w:tcPr>
+          <w:p>
+            <w:pPr>
+              <w:spacing w:after="0"/>
+            </w:pPr>
+            <w:r>
+              <w:rPr>
+                <w:rFonts w:ascii="Calibri" w:hAnsi="Calibri"/>
+                <w:sz w:val="18"/>
+              </w:rPr>
+              <w:t>Documentos anteriores de Internet/Anti-DDoS e comunicação de dados</w:t>
+            </w:r>
+          </w:p>
+        </w:tc>
+        <w:tc>
+          <w:tcPr>
+            <w:tcW w:type="dxa" w:w="4680"/>
+            <w:vAlign w:val="center"/>
+            <w:tcMar>
+              <w:top w:w="80" w:type="dxa"/>
+              <w:start w:w="120" w:type="dxa"/>
+              <w:bottom w:w="80" w:type="dxa"/>
+              <w:end w:w="120" w:type="dxa"/>
+            </w:tcMar>
+          </w:tcPr>
+          <w:p>
+            <w:pPr>
+              <w:spacing w:after="0"/>
+            </w:pPr>
+            <w:r>
+              <w:rPr>
+                <w:rFonts w:ascii="Calibri" w:hAnsi="Calibri"/>
+                <w:sz w:val="18"/>
+              </w:rPr>
+              <w:t>Demonstram a relevância de redundância, monitoramento, SLA, portal de chamados, glosas por indisponibilidade e operação com provedores/rotas distintas.</w:t>
+            </w:r>
+          </w:p>
+        </w:tc>
+      </w:tr>
+      <w:tr>
+        <w:tc>
+          <w:tcPr>
+            <w:tcW w:type="dxa" w:w="4680"/>
+            <w:vAlign w:val="center"/>
+            <w:tcMar>
+              <w:top w:w="80" w:type="dxa"/>
+              <w:start w:w="120" w:type="dxa"/>
+              <w:bottom w:w="80" w:type="dxa"/>
+              <w:end w:w="120" w:type="dxa"/>
+            </w:tcMar>
+          </w:tcPr>
+          <w:p>
+            <w:pPr>
+              <w:spacing w:after="0"/>
+            </w:pPr>
+            <w:r>
+              <w:rPr>
+                <w:rFonts w:ascii="Calibri" w:hAnsi="Calibri"/>
+                <w:sz w:val="18"/>
+              </w:rPr>
+              <w:t>Histórico de conectividade do Foro de Brasília e do Prédio de Apoio com a Sede via MPLS/Infovia</w:t>
+            </w:r>
+          </w:p>
+        </w:tc>
+        <w:tc>
+          <w:tcPr>
+            <w:tcW w:type="dxa" w:w="4680"/>
+            <w:vAlign w:val="center"/>
+            <w:tcMar>
+              <w:top w:w="80" w:type="dxa"/>
+              <w:start w:w="120" w:type="dxa"/>
+              <w:bottom w:w="80" w:type="dxa"/>
+              <w:end w:w="120" w:type="dxa"/>
+            </w:tcMar>
+          </w:tcPr>
+          <w:p>
+            <w:pPr>
+              <w:spacing w:after="0"/>
+            </w:pPr>
+            <w:r>
+              <w:rPr>
+                <w:rFonts w:ascii="Calibri" w:hAnsi="Calibri"/>
+                <w:sz w:val="18"/>
+              </w:rPr>
+              <w:t>Indica aderência histórica da arquitetura de concentração na Sede e reforça a necessidade de tratamento diferenciado dos pontos centrais.</w:t>
+            </w:r>
+          </w:p>
+        </w:tc>
+      </w:tr>
+      <w:tr>
+        <w:tc>
+          <w:tcPr>
+            <w:tcW w:type="dxa" w:w="4680"/>
+            <w:vAlign w:val="center"/>
+            <w:tcMar>
+              <w:top w:w="80" w:type="dxa"/>
+              <w:start w:w="120" w:type="dxa"/>
+              <w:bottom w:w="80" w:type="dxa"/>
+              <w:end w:w="120" w:type="dxa"/>
+            </w:tcMar>
+          </w:tcPr>
+          <w:p>
+            <w:pPr>
+              <w:spacing w:after="0"/>
+            </w:pPr>
+            <w:r>
+              <w:rPr>
+                <w:rFonts w:ascii="Calibri" w:hAnsi="Calibri"/>
+                <w:sz w:val="18"/>
+              </w:rPr>
+              <w:t>Topologia atualizada da solução MPLS/SD-WAN/link dedicado</w:t>
+            </w:r>
+          </w:p>
+        </w:tc>
+        <w:tc>
+          <w:tcPr>
+            <w:tcW w:type="dxa" w:w="4680"/>
+            <w:vAlign w:val="center"/>
+            <w:tcMar>
+              <w:top w:w="80" w:type="dxa"/>
+              <w:start w:w="120" w:type="dxa"/>
+              <w:bottom w:w="80" w:type="dxa"/>
+              <w:end w:w="120" w:type="dxa"/>
+            </w:tcMar>
+          </w:tcPr>
+          <w:p>
+            <w:pPr>
+              <w:spacing w:after="0"/>
+            </w:pPr>
+            <w:r>
+              <w:rPr>
+                <w:rFonts w:ascii="Calibri" w:hAnsi="Calibri"/>
+                <w:sz w:val="18"/>
+              </w:rPr>
+              <w:t>Demonstra que o quantitativo decorre da arquitetura escolhida: 10 localidades com MPLS, 1 interligação dedicada de 25 Gbps entre Sede e Foro e 3 saídas centrais de Internet na Sede.</w:t>
+            </w:r>
+          </w:p>
+        </w:tc>
+      </w:tr>
+      <w:tr>
+        <w:tc>
+          <w:tcPr>
+            <w:tcW w:type="dxa" w:w="4680"/>
+            <w:vAlign w:val="center"/>
+            <w:tcMar>
+              <w:top w:w="80" w:type="dxa"/>
+              <w:start w:w="120" w:type="dxa"/>
+              <w:bottom w:w="80" w:type="dxa"/>
+              <w:end w:w="120" w:type="dxa"/>
+            </w:tcMar>
+          </w:tcPr>
+          <w:p>
+            <w:pPr>
+              <w:spacing w:after="0"/>
+            </w:pPr>
+            <w:r>
+              <w:rPr>
+                <w:rFonts w:ascii="Calibri" w:hAnsi="Calibri"/>
+                <w:sz w:val="18"/>
+              </w:rPr>
+              <w:t>Pesquisa PNCP documentada em PNCP_REFERENCIAS_MPLS</w:t>
+            </w:r>
+          </w:p>
+        </w:tc>
+        <w:tc>
+          <w:tcPr>
+            <w:tcW w:type="dxa" w:w="4680"/>
+            <w:vAlign w:val="center"/>
+            <w:tcMar>
+              <w:top w:w="80" w:type="dxa"/>
+              <w:start w:w="120" w:type="dxa"/>
+              <w:bottom w:w="80" w:type="dxa"/>
+              <w:end w:w="120" w:type="dxa"/>
+            </w:tcMar>
+          </w:tcPr>
+          <w:p>
+            <w:pPr>
+              <w:spacing w:after="0"/>
+            </w:pPr>
+            <w:r>
+              <w:rPr>
+                <w:rFonts w:ascii="Calibri" w:hAnsi="Calibri"/>
+                <w:sz w:val="18"/>
+              </w:rPr>
+              <w:t>Confirma que contratações similares de comunicação de dados, MPLS, rede privada, SD-WAN/MPLS, LAN-to-LAN e fibra dedicada são usualmente estruturadas por circuitos, pontos, localidades, enlaces e capacidades, com equipamentos, suporte, monitoramento e SLA incorporados ao serviço.</w:t>
+            </w:r>
+          </w:p>
+        </w:tc>
+      </w:tr>
+    </w:tbl>
+    <w:p/>
+    <w:p>
+      <w:r>
+        <w:t xml:space="preserve">Para memória de cálculo e validação de mercado, foram consultadas contratações PNCP publicadas ou atualizadas nos últimos 2 anos, por meio da API pública do PNCP e dos endpoints públicos de itens e arquivos. A consulta utilizou os termos "MPLS", "comunicação de dados", "rede privada", "SD-WAN", "fibra óptica", "100 Mbps", "500 Mbps" e "1 Gbps". Os artefatos disponíveis foram baixados para </w:t>
+      </w:r>
+      <w:r>
+        <w:rPr>
+          <w:rFonts w:ascii="Consolas" w:hAnsi="Consolas"/>
+          <w:sz w:val="20"/>
+        </w:rPr>
+        <w:t>PNCP_REFERENCIAS_MPLS</w:t>
+      </w:r>
+      <w:r>
+        <w:t xml:space="preserve"> e incluem referências de CODEVASF, ANCINE, Chapecó/SC, Cascavel/PR, SENAR/MS, Brusque/SC e referências auxiliares de LAN-to-LAN, Metro Ethernet e links dedicados de alta capacidade. Em 08/06/2026, foi executada consulta online adicional pelo termo "MPLS comunicação de dados rede privada SD-WAN fibra óptica"; o script não retornou novos resultados, mantendo-se como suporte os processos PNCP já localizados, baixados e citados na estimativa de preços deste ETP.</w:t>
+      </w:r>
+    </w:p>
+    <w:p>
+      <w:pPr>
+        <w:pStyle w:val="Heading2"/>
+      </w:pPr>
+      <w:r>
+        <w:t>1.2 - Há expectativa de aumento ou diminuição da demanda no futuro?</w:t>
+      </w:r>
+    </w:p>
+    <w:p>
+      <w:r>
+        <w:t>Há expectativa de crescimento gradual da demanda por capacidade, mas não há indicação de diminuição estrutural da necessidade. A comunicação entre unidades e Sede é permanente e tende a se intensificar em razão do aumento do uso de sistemas judiciais eletrônicos, videoconferência, autenticação centralizada, serviços em nuvem, tráfego de segurança, monitoramento, administração remota, colaboração, atualizações, integração com redes institucionais, backup, replicação e rotinas de continuidade.</w:t>
+      </w:r>
+    </w:p>
+    <w:p>
+      <w:r>
+        <w:t>O quantitativo físico de localidades tende a permanecer estável no curto e médio prazo, pois está vinculado à estrutura institucional atualmente atendida. Entretanto, a demanda por banda pode crescer durante a vigência contratual, especialmente nos pontos centrais e nas unidades de maior porte. Por isso, a contratação deverá prever possibilidade de acréscimo, redução ou remanejamento de capacidades dentro dos limites legais, mediante justificativa técnica, medição de tráfego, disponibilidade orçamentária e preservação da vantajosidade.</w:t>
+      </w:r>
+    </w:p>
+    <w:p>
+      <w:r>
+        <w:t>Não se projeta redução da demanda como premissa de planejamento. Eventual redução futura somente ocorrerá se houver desativação, mudança de endereço, consolidação de unidade, alteração de arquitetura, migração tecnológica ou decisão administrativa que reduza a necessidade de circuito em determinada localidade. Nesses casos, a modelagem contratual deverá permitir desativação ou ajuste de circuito, sem comprometer a continuidade das demais unidades.</w:t>
+      </w:r>
+    </w:p>
+    <w:p>
+      <w:r>
+        <w:t>Como diretriz de acompanhamento, fica definida revisão semestral de capacidade, com base em consumo médio, picos, saturação, incidentes, crescimento de aplicações, eventos de contingência, registros de QoS e relatórios mensais de desempenho. Essa revisão não altera automaticamente o quantitativo contratado, mas fundamenta eventual termo aditivo, ajuste de capacidade, supressão, acréscimo ou planejamento de contratação futura.</w:t>
+      </w:r>
+    </w:p>
+    <w:p>
+      <w:pPr>
+        <w:pStyle w:val="Heading2"/>
+      </w:pPr>
+      <w:r>
+        <w:t>1.3 - Foram consideradas as eventuais interdependências com outras contratações, de modo a possibilitar economia de escala?</w:t>
+      </w:r>
+    </w:p>
+    <w:p>
+      <w:r>
+        <w:t>Sim. Foram consideradas as interdependências com a SD-WAN vigente, as saídas de Internet da Sede, os contratos de Internet/Anti-DDoS, a Infovia, as redes da Justiça do Trabalho, a infraestrutura de firewalls, segurança perimetral, monitoramento, energia, climatização, cabeamento e suporte técnico. A análise conclui que há interdependência técnica e operacional, mas não identidade total de objeto que justifique incorporar todas essas contratações em um único certame.</w:t>
+      </w:r>
+    </w:p>
+    <w:p>
+      <w:r>
+        <w:t>A economia de escala foi considerada dentro do escopo tecnicamente homogêneo da solução de comunicação de dados: contratação conjunta dos circuitos MPLS das 10 localidades, link dedicado Sede-Foro de 25 Gbps, equipamentos necessários à prestação do serviço, implantação, monitoramento, suporte, manutenção, SLA, documentação e gestão centralizada. Essa agregação permite maior escala de fornecimento, padronização de operação, responsabilização única, menor risco de disputa entre fornecedores, melhor gestão de chamados e maior coerência de roteamento, QoS e contingência.</w:t>
+      </w:r>
+    </w:p>
+    <w:p>
+      <w:r>
+        <w:t>Não se definiu o agrupamento com o contrato SD-WAN vigente porque a SD-WAN possui objeto, tecnologia, vigência e modelo operacional próprios, devendo ser preservada como camada complementar e de contingência. Também não se incorporam automaticamente firewalls, Infovia, redes JT, segurança perimetral ou monitoramento corporativo, pois esses objetos possuem escopos especializados e podem exigir fornecedores, métricas e ciclos contratuais próprios. A integração será tratada tecnicamente no projeto executivo e na documentação as built, sem misturar objetos que possam reduzir competitividade ou dificultar a fiscalização.</w:t>
+      </w:r>
+    </w:p>
+    <w:p>
+      <w:r>
+        <w:t>Assim, a economia de escala adotada é interna ao objeto MPLS/link dedicado, por grupo único de solução de comunicação de dados, e não por agregação indiscriminada de contratos correlatos. Essa modelagem equilibra escala, competitividade, governança, fiscalização e continuidade operacional.</w:t>
+      </w:r>
+    </w:p>
+    <w:p>
+      <w:pPr>
+        <w:pStyle w:val="Heading2"/>
+      </w:pPr>
+      <w:r>
+        <w:t>1.4 - No caso de indicativo para uso do Sistema de Registro de Preços, a expectativa é de a necessidade anual se repetir no ano seguinte (prorrogação da ARP com renovação de quantitativos), ou a eventual prorrogação visaria apenas concluir os pedidos remanescentes do ano anterior (prorrogação da ARP sem renovação de quantitativos)?</w:t>
+      </w:r>
+    </w:p>
+    <w:p>
+      <w:r>
+        <w:t>Não há indicativo principal para adoção do Sistema de Registro de Preços nesta contratação. O objeto corresponde a serviço continuado, essencial, com quantitativo conhecido, localidades definidas, capacidades estabelecidas e necessidade permanente de prestação ininterrupta. A modelagem mais aderente é contratação ordinária de serviço continuado, com vigência contratual compatível com a natureza do objeto, medição mensal, SLA, glosas e possibilidade de ajustes dentro dos limites legais.</w:t>
+      </w:r>
+    </w:p>
+    <w:p>
+      <w:r>
+        <w:t>Caso a Administração opte justificadamente pelo Sistema de Registro de Preços para parte do objeto, especialmente para futuras ativações, ampliações, remanejamentos de capacidade ou atendimento de novas unidades, a expectativa será de repetição anual da necessidade enquanto persistirem as mesmas condições operacionais. Nessa hipótese, eventual prorrogação da ARP deverá ser tratada como prorrogação com renovação de quantitativos apenas para os itens cuja necessidade anual seja recorrente, comprovada por histórico de consumo, plano de expansão, medição de tráfego ou demanda formal das unidades.</w:t>
+      </w:r>
+    </w:p>
+    <w:p>
+      <w:r>
+        <w:t>Para o núcleo fixo desta contratação, composto por 10 circuitos MPLS, 1 link dedicado Sede-Foro de 25 Gbps e 3 saídas centralizadas de Internet na Sede, não se trata de demanda eventual ou incerta típica de registro de preços. Trata-se de necessidade contínua e previamente dimensionada. Assim, se houver ARP apenas como instrumento complementar, eventual prorrogação sem renovação de quantitativos deverá ser usada somente para concluir pedidos remanescentes já autorizados no período anterior, e não para substituir a contratação continuada principal.</w:t>
       </w:r>
     </w:p>
     <w:p>
@@ -5319,12 +7472,12 @@
         <w:pStyle w:val="Heading2"/>
       </w:pPr>
       <w:r>
-        <w:t>2 - Foram identificadas contratações similares ou inovações relevantes?</w:t>
-      </w:r>
-    </w:p>
-    <w:p>
-      <w:r>
-        <w:t xml:space="preserve">Sim. Foram identificadas contratações similares no PNCP envolvendo MPLS, rede privada, comunicação de dados, SD-WAN/MPLS, LAN-to-LAN, Metro Ethernet, fibra dedicada e links de alta capacidade, com artefatos baixados para a pasta </w:t>
+        <w:t>2 - Foram consideradas contratações similares realizadas por outros órgãos e entidades, com o objetivo de identificar a existência de novas metodologias, tecnologias ou inovações que melhor atendam às necessidades da Administração? Relacione-as.</w:t>
+      </w:r>
+    </w:p>
+    <w:p>
+      <w:r>
+        <w:t xml:space="preserve">Sim. Foram consideradas contratações similares realizadas por outros órgãos e entidades, especialmente processos publicados no PNCP envolvendo MPLS, rede privada corporativa, comunicação de dados, SD-WAN/MPLS, LAN-to-LAN, Metro Ethernet, fibra dedicada, links dedicados de alta capacidade, suporte técnico, monitoramento, SLA, disponibilidade e equipamentos sob responsabilidade da contratada. Os artefatos disponíveis foram baixados para a pasta </w:t>
       </w:r>
       <w:r>
         <w:rPr>
@@ -5334,7 +7487,1523 @@
         <w:t>PNCP_REFERENCIAS_MPLS</w:t>
       </w:r>
       <w:r>
-        <w:t>. As referências utilizadas para preços e compatibilidade técnica estão detalhadas no item VI deste ETP, com indicação de órgão, pregão/licitação, processo, identificador PNCP, item, valor e fórmula de cálculo.</w:t>
+        <w:t xml:space="preserve"> e utilizados como referência para identificar metodologias de contratação, práticas técnicas e elementos de inovação aplicáveis ao TRT10.</w:t>
+      </w:r>
+    </w:p>
+    <w:p>
+      <w:r>
+        <w:t>Em 08/06/2026, foram realizadas consultas online adicionais à API pública do PNCP pelos termos "rede privada MPLS comunicação de dados SD-WAN" e "LAN-to-LAN Metro Ethernet link dedicado fibra óptica 10 Gbps", em janela de 730 dias. O script de consulta não retornou novos resultados para esses termos específicos. Por isso, a análise abaixo utiliza os processos similares já localizados, baixados e documentados nas consultas PNCP anteriores, sem extrapolar preços unitários e sem tratar referências auxiliares como equivalentes perfeitos ao objeto.</w:t>
+      </w:r>
+    </w:p>
+    <w:tbl>
+      <w:tblPr>
+        <w:tblStyle w:val="TableGrid"/>
+        <w:tblW w:type="dxa" w:w="9360"/>
+        <w:jc w:val="center"/>
+        <w:tblLook w:firstColumn="1" w:firstRow="1" w:lastColumn="0" w:lastRow="0" w:noHBand="0" w:noVBand="1" w:val="04A0"/>
+        <w:tblInd w:w="120" w:type="dxa"/>
+      </w:tblPr>
+      <w:tblGrid>
+        <w:gridCol w:w="1872"/>
+        <w:gridCol w:w="1872"/>
+        <w:gridCol w:w="1872"/>
+        <w:gridCol w:w="1872"/>
+        <w:gridCol w:w="1872"/>
+      </w:tblGrid>
+      <w:tr>
+        <w:tc>
+          <w:tcPr>
+            <w:tcW w:type="dxa" w:w="1872"/>
+            <w:vAlign w:val="center"/>
+            <w:tcMar>
+              <w:top w:w="80" w:type="dxa"/>
+              <w:start w:w="120" w:type="dxa"/>
+              <w:bottom w:w="80" w:type="dxa"/>
+              <w:end w:w="120" w:type="dxa"/>
+            </w:tcMar>
+            <w:shd w:fill="E8EEF5"/>
+          </w:tcPr>
+          <w:p>
+            <w:pPr>
+              <w:spacing w:after="0"/>
+            </w:pPr>
+            <w:r>
+              <w:rPr>
+                <w:rFonts w:ascii="Calibri" w:hAnsi="Calibri"/>
+                <w:b/>
+                <w:color w:val="01426A"/>
+                <w:sz w:val="18"/>
+              </w:rPr>
+              <w:t>Órgão / entidade</w:t>
+            </w:r>
+          </w:p>
+        </w:tc>
+        <w:tc>
+          <w:tcPr>
+            <w:tcW w:type="dxa" w:w="1872"/>
+            <w:vAlign w:val="center"/>
+            <w:tcMar>
+              <w:top w:w="80" w:type="dxa"/>
+              <w:start w:w="120" w:type="dxa"/>
+              <w:bottom w:w="80" w:type="dxa"/>
+              <w:end w:w="120" w:type="dxa"/>
+            </w:tcMar>
+            <w:shd w:fill="E8EEF5"/>
+          </w:tcPr>
+          <w:p>
+            <w:pPr>
+              <w:spacing w:after="0"/>
+            </w:pPr>
+            <w:r>
+              <w:rPr>
+                <w:rFonts w:ascii="Calibri" w:hAnsi="Calibri"/>
+                <w:b/>
+                <w:color w:val="01426A"/>
+                <w:sz w:val="18"/>
+              </w:rPr>
+              <w:t>Pregão, processo e PNCP</w:t>
+            </w:r>
+          </w:p>
+        </w:tc>
+        <w:tc>
+          <w:tcPr>
+            <w:tcW w:type="dxa" w:w="1872"/>
+            <w:vAlign w:val="center"/>
+            <w:tcMar>
+              <w:top w:w="80" w:type="dxa"/>
+              <w:start w:w="120" w:type="dxa"/>
+              <w:bottom w:w="80" w:type="dxa"/>
+              <w:end w:w="120" w:type="dxa"/>
+            </w:tcMar>
+            <w:shd w:fill="E8EEF5"/>
+          </w:tcPr>
+          <w:p>
+            <w:pPr>
+              <w:spacing w:after="0"/>
+            </w:pPr>
+            <w:r>
+              <w:rPr>
+                <w:rFonts w:ascii="Calibri" w:hAnsi="Calibri"/>
+                <w:b/>
+                <w:color w:val="01426A"/>
+                <w:sz w:val="18"/>
+              </w:rPr>
+              <w:t>Objeto similar identificado</w:t>
+            </w:r>
+          </w:p>
+        </w:tc>
+        <w:tc>
+          <w:tcPr>
+            <w:tcW w:type="dxa" w:w="1872"/>
+            <w:vAlign w:val="center"/>
+            <w:tcMar>
+              <w:top w:w="80" w:type="dxa"/>
+              <w:start w:w="120" w:type="dxa"/>
+              <w:bottom w:w="80" w:type="dxa"/>
+              <w:end w:w="120" w:type="dxa"/>
+            </w:tcMar>
+            <w:shd w:fill="E8EEF5"/>
+          </w:tcPr>
+          <w:p>
+            <w:pPr>
+              <w:spacing w:after="0"/>
+            </w:pPr>
+            <w:r>
+              <w:rPr>
+                <w:rFonts w:ascii="Calibri" w:hAnsi="Calibri"/>
+                <w:b/>
+                <w:color w:val="01426A"/>
+                <w:sz w:val="18"/>
+              </w:rPr>
+              <w:t>Metodologia, tecnologia ou inovação observada</w:t>
+            </w:r>
+          </w:p>
+        </w:tc>
+        <w:tc>
+          <w:tcPr>
+            <w:tcW w:type="dxa" w:w="1872"/>
+            <w:vAlign w:val="center"/>
+            <w:tcMar>
+              <w:top w:w="80" w:type="dxa"/>
+              <w:start w:w="120" w:type="dxa"/>
+              <w:bottom w:w="80" w:type="dxa"/>
+              <w:end w:w="120" w:type="dxa"/>
+            </w:tcMar>
+            <w:shd w:fill="E8EEF5"/>
+          </w:tcPr>
+          <w:p>
+            <w:pPr>
+              <w:spacing w:after="0"/>
+            </w:pPr>
+            <w:r>
+              <w:rPr>
+                <w:rFonts w:ascii="Calibri" w:hAnsi="Calibri"/>
+                <w:b/>
+                <w:color w:val="01426A"/>
+                <w:sz w:val="18"/>
+              </w:rPr>
+              <w:t>Aproveitamento no ETP do TRT10</w:t>
+            </w:r>
+          </w:p>
+        </w:tc>
+      </w:tr>
+      <w:tr>
+        <w:tc>
+          <w:tcPr>
+            <w:tcW w:type="dxa" w:w="1872"/>
+            <w:vAlign w:val="center"/>
+            <w:tcMar>
+              <w:top w:w="80" w:type="dxa"/>
+              <w:start w:w="120" w:type="dxa"/>
+              <w:bottom w:w="80" w:type="dxa"/>
+              <w:end w:w="120" w:type="dxa"/>
+            </w:tcMar>
+          </w:tcPr>
+          <w:p>
+            <w:pPr>
+              <w:spacing w:after="0"/>
+            </w:pPr>
+            <w:r>
+              <w:rPr>
+                <w:rFonts w:ascii="Calibri" w:hAnsi="Calibri"/>
+                <w:sz w:val="18"/>
+              </w:rPr>
+              <w:t>CODEVASF - Companhia de Desenvolvimento dos Vales do São Francisco e do Parnaíba</w:t>
+            </w:r>
+          </w:p>
+        </w:tc>
+        <w:tc>
+          <w:tcPr>
+            <w:tcW w:type="dxa" w:w="1872"/>
+            <w:vAlign w:val="center"/>
+            <w:tcMar>
+              <w:top w:w="80" w:type="dxa"/>
+              <w:start w:w="120" w:type="dxa"/>
+              <w:bottom w:w="80" w:type="dxa"/>
+              <w:end w:w="120" w:type="dxa"/>
+            </w:tcMar>
+          </w:tcPr>
+          <w:p>
+            <w:pPr>
+              <w:spacing w:after="0"/>
+            </w:pPr>
+            <w:r>
+              <w:rPr>
+                <w:rFonts w:ascii="Calibri" w:hAnsi="Calibri"/>
+                <w:sz w:val="18"/>
+              </w:rPr>
+              <w:t>Pregão Eletrônico nº 90003/2025; Processo nº 59500002693202462; PNCP nº 00399857000126-1-000049/2025</w:t>
+            </w:r>
+          </w:p>
+        </w:tc>
+        <w:tc>
+          <w:tcPr>
+            <w:tcW w:type="dxa" w:w="1872"/>
+            <w:vAlign w:val="center"/>
+            <w:tcMar>
+              <w:top w:w="80" w:type="dxa"/>
+              <w:start w:w="120" w:type="dxa"/>
+              <w:bottom w:w="80" w:type="dxa"/>
+              <w:end w:w="120" w:type="dxa"/>
+            </w:tcMar>
+          </w:tcPr>
+          <w:p>
+            <w:pPr>
+              <w:spacing w:after="0"/>
+            </w:pPr>
+            <w:r>
+              <w:rPr>
+                <w:rFonts w:ascii="Calibri" w:hAnsi="Calibri"/>
+                <w:sz w:val="18"/>
+              </w:rPr>
+              <w:t>Rede corporativa WAN com tecnologia MPLS, instalação e configuração de equipamentos, enlaces de comunicação, gerenciamento proativo contra falhas e interligação da Administração Central com 16 Superintendências Regionais.</w:t>
+            </w:r>
+          </w:p>
+        </w:tc>
+        <w:tc>
+          <w:tcPr>
+            <w:tcW w:type="dxa" w:w="1872"/>
+            <w:vAlign w:val="center"/>
+            <w:tcMar>
+              <w:top w:w="80" w:type="dxa"/>
+              <w:start w:w="120" w:type="dxa"/>
+              <w:bottom w:w="80" w:type="dxa"/>
+              <w:end w:w="120" w:type="dxa"/>
+            </w:tcMar>
+          </w:tcPr>
+          <w:p>
+            <w:pPr>
+              <w:spacing w:after="0"/>
+            </w:pPr>
+            <w:r>
+              <w:rPr>
+                <w:rFonts w:ascii="Calibri" w:hAnsi="Calibri"/>
+                <w:sz w:val="18"/>
+              </w:rPr>
+              <w:t>Contratação estruturada por localidades/enlaces; rede VPN/MPLS isolada; disponibilidade medida por enlace incluindo CPE; solução de gerenciamento; relatórios mensais; possibilidade limitada de subcontratação de última milha com responsabilidade integral da contratada; equipamentos de propriedade e responsabilidade da contratada.</w:t>
+            </w:r>
+          </w:p>
+        </w:tc>
+        <w:tc>
+          <w:tcPr>
+            <w:tcW w:type="dxa" w:w="1872"/>
+            <w:vAlign w:val="center"/>
+            <w:tcMar>
+              <w:top w:w="80" w:type="dxa"/>
+              <w:start w:w="120" w:type="dxa"/>
+              <w:bottom w:w="80" w:type="dxa"/>
+              <w:end w:w="120" w:type="dxa"/>
+            </w:tcMar>
+          </w:tcPr>
+          <w:p>
+            <w:pPr>
+              <w:spacing w:after="0"/>
+            </w:pPr>
+            <w:r>
+              <w:rPr>
+                <w:rFonts w:ascii="Calibri" w:hAnsi="Calibri"/>
+                <w:sz w:val="18"/>
+              </w:rPr>
+              <w:t>Reforça a adoção de MPLS como camada privada corporativa, a modelagem por circuitos/localidades, a exigência de monitoramento, SLA por enlace, gestão de CPEs pela contratada e responsabilização única mesmo quando houver última milha subcontratada.</w:t>
+            </w:r>
+          </w:p>
+        </w:tc>
+      </w:tr>
+      <w:tr>
+        <w:tc>
+          <w:tcPr>
+            <w:tcW w:type="dxa" w:w="1872"/>
+            <w:vAlign w:val="center"/>
+            <w:tcMar>
+              <w:top w:w="80" w:type="dxa"/>
+              <w:start w:w="120" w:type="dxa"/>
+              <w:bottom w:w="80" w:type="dxa"/>
+              <w:end w:w="120" w:type="dxa"/>
+            </w:tcMar>
+          </w:tcPr>
+          <w:p>
+            <w:pPr>
+              <w:spacing w:after="0"/>
+            </w:pPr>
+            <w:r>
+              <w:rPr>
+                <w:rFonts w:ascii="Calibri" w:hAnsi="Calibri"/>
+                <w:sz w:val="18"/>
+              </w:rPr>
+              <w:t>ANCINE - Agência Nacional do Cinema</w:t>
+            </w:r>
+          </w:p>
+        </w:tc>
+        <w:tc>
+          <w:tcPr>
+            <w:tcW w:type="dxa" w:w="1872"/>
+            <w:vAlign w:val="center"/>
+            <w:tcMar>
+              <w:top w:w="80" w:type="dxa"/>
+              <w:start w:w="120" w:type="dxa"/>
+              <w:bottom w:w="80" w:type="dxa"/>
+              <w:end w:w="120" w:type="dxa"/>
+            </w:tcMar>
+          </w:tcPr>
+          <w:p>
+            <w:pPr>
+              <w:spacing w:after="0"/>
+            </w:pPr>
+            <w:r>
+              <w:rPr>
+                <w:rFonts w:ascii="Calibri" w:hAnsi="Calibri"/>
+                <w:sz w:val="18"/>
+              </w:rPr>
+              <w:t>Pregão Eletrônico nº 90007/2025; Processo nº 01416.005548/2024-11; PNCP nº 04884574000120-1-000056/2025</w:t>
+            </w:r>
+          </w:p>
+        </w:tc>
+        <w:tc>
+          <w:tcPr>
+            <w:tcW w:type="dxa" w:w="1872"/>
+            <w:vAlign w:val="center"/>
+            <w:tcMar>
+              <w:top w:w="80" w:type="dxa"/>
+              <w:start w:w="120" w:type="dxa"/>
+              <w:bottom w:w="80" w:type="dxa"/>
+              <w:end w:w="120" w:type="dxa"/>
+            </w:tcMar>
+          </w:tcPr>
+          <w:p>
+            <w:pPr>
+              <w:spacing w:after="0"/>
+            </w:pPr>
+            <w:r>
+              <w:rPr>
+                <w:rFonts w:ascii="Calibri" w:hAnsi="Calibri"/>
+                <w:sz w:val="18"/>
+              </w:rPr>
+              <w:t>Solução de acesso à Internet e rede de dados privada MPLS com SD-WAN.</w:t>
+            </w:r>
+          </w:p>
+        </w:tc>
+        <w:tc>
+          <w:tcPr>
+            <w:tcW w:type="dxa" w:w="1872"/>
+            <w:vAlign w:val="center"/>
+            <w:tcMar>
+              <w:top w:w="80" w:type="dxa"/>
+              <w:start w:w="120" w:type="dxa"/>
+              <w:bottom w:w="80" w:type="dxa"/>
+              <w:end w:w="120" w:type="dxa"/>
+            </w:tcMar>
+          </w:tcPr>
+          <w:p>
+            <w:pPr>
+              <w:spacing w:after="0"/>
+            </w:pPr>
+            <w:r>
+              <w:rPr>
+                <w:rFonts w:ascii="Calibri" w:hAnsi="Calibri"/>
+                <w:sz w:val="18"/>
+              </w:rPr>
+              <w:t>Integração de MPLS com SD-WAN; suporte técnico 24x7x365; assistência técnica abrangendo instalação, desinstalação e substituição de equipamentos; SLA para recuperação de indisponibilidade; preocupação com alta disponibilidade, suporte técnico especializado, garantias contratuais e custo total de propriedade.</w:t>
+            </w:r>
+          </w:p>
+        </w:tc>
+        <w:tc>
+          <w:tcPr>
+            <w:tcW w:type="dxa" w:w="1872"/>
+            <w:vAlign w:val="center"/>
+            <w:tcMar>
+              <w:top w:w="80" w:type="dxa"/>
+              <w:start w:w="120" w:type="dxa"/>
+              <w:bottom w:w="80" w:type="dxa"/>
+              <w:end w:w="120" w:type="dxa"/>
+            </w:tcMar>
+          </w:tcPr>
+          <w:p>
+            <w:pPr>
+              <w:spacing w:after="0"/>
+            </w:pPr>
+            <w:r>
+              <w:rPr>
+                <w:rFonts w:ascii="Calibri" w:hAnsi="Calibri"/>
+                <w:sz w:val="18"/>
+              </w:rPr>
+              <w:t>Reforça a arquitetura híbrida MPLS/SD-WAN adotada no TRT10, a contingência cruzada entre camadas, a necessidade de suporte 24x7, substituição de componentes e definição de SLA objetivo para indisponibilidade e degradação.</w:t>
+            </w:r>
+          </w:p>
+        </w:tc>
+      </w:tr>
+      <w:tr>
+        <w:tc>
+          <w:tcPr>
+            <w:tcW w:type="dxa" w:w="1872"/>
+            <w:vAlign w:val="center"/>
+            <w:tcMar>
+              <w:top w:w="80" w:type="dxa"/>
+              <w:start w:w="120" w:type="dxa"/>
+              <w:bottom w:w="80" w:type="dxa"/>
+              <w:end w:w="120" w:type="dxa"/>
+            </w:tcMar>
+          </w:tcPr>
+          <w:p>
+            <w:pPr>
+              <w:spacing w:after="0"/>
+            </w:pPr>
+            <w:r>
+              <w:rPr>
+                <w:rFonts w:ascii="Calibri" w:hAnsi="Calibri"/>
+                <w:sz w:val="18"/>
+              </w:rPr>
+              <w:t>Município de Chapecó/SC</w:t>
+            </w:r>
+          </w:p>
+        </w:tc>
+        <w:tc>
+          <w:tcPr>
+            <w:tcW w:type="dxa" w:w="1872"/>
+            <w:vAlign w:val="center"/>
+            <w:tcMar>
+              <w:top w:w="80" w:type="dxa"/>
+              <w:start w:w="120" w:type="dxa"/>
+              <w:bottom w:w="80" w:type="dxa"/>
+              <w:end w:w="120" w:type="dxa"/>
+            </w:tcMar>
+          </w:tcPr>
+          <w:p>
+            <w:pPr>
+              <w:spacing w:after="0"/>
+            </w:pPr>
+            <w:r>
+              <w:rPr>
+                <w:rFonts w:ascii="Calibri" w:hAnsi="Calibri"/>
+                <w:sz w:val="18"/>
+              </w:rPr>
+              <w:t>Pregão Eletrônico nº 153/2026; Processo nº 153/2026; PNCP nº 83021808000182-1-000200/2026</w:t>
+            </w:r>
+          </w:p>
+        </w:tc>
+        <w:tc>
+          <w:tcPr>
+            <w:tcW w:type="dxa" w:w="1872"/>
+            <w:vAlign w:val="center"/>
+            <w:tcMar>
+              <w:top w:w="80" w:type="dxa"/>
+              <w:start w:w="120" w:type="dxa"/>
+              <w:bottom w:w="80" w:type="dxa"/>
+              <w:end w:w="120" w:type="dxa"/>
+            </w:tcMar>
+          </w:tcPr>
+          <w:p>
+            <w:pPr>
+              <w:spacing w:after="0"/>
+            </w:pPr>
+            <w:r>
+              <w:rPr>
+                <w:rFonts w:ascii="Calibri" w:hAnsi="Calibri"/>
+                <w:sz w:val="18"/>
+              </w:rPr>
+              <w:t>Serviço de telecomunicação com transporte de dados em tecnologia MPLS via fibra óptica, links de Internet dedicada e links temporários móveis.</w:t>
+            </w:r>
+          </w:p>
+        </w:tc>
+        <w:tc>
+          <w:tcPr>
+            <w:tcW w:type="dxa" w:w="1872"/>
+            <w:vAlign w:val="center"/>
+            <w:tcMar>
+              <w:top w:w="80" w:type="dxa"/>
+              <w:start w:w="120" w:type="dxa"/>
+              <w:bottom w:w="80" w:type="dxa"/>
+              <w:end w:w="120" w:type="dxa"/>
+            </w:tcMar>
+          </w:tcPr>
+          <w:p>
+            <w:pPr>
+              <w:spacing w:after="0"/>
+            </w:pPr>
+            <w:r>
+              <w:rPr>
+                <w:rFonts w:ascii="Calibri" w:hAnsi="Calibri"/>
+                <w:sz w:val="18"/>
+              </w:rPr>
+              <w:t>Uso de fibra óptica, rede privada MPLS, links dedicados de Internet, hardware em comodato, substituição obrigatória de hardware em caso de falha, disponibilidade mínima, MTTR definido para backbone/circuitos MPLS, monitoramento gráfico e segmentação lógica.</w:t>
+            </w:r>
+          </w:p>
+        </w:tc>
+        <w:tc>
+          <w:tcPr>
+            <w:tcW w:type="dxa" w:w="1872"/>
+            <w:vAlign w:val="center"/>
+            <w:tcMar>
+              <w:top w:w="80" w:type="dxa"/>
+              <w:start w:w="120" w:type="dxa"/>
+              <w:bottom w:w="80" w:type="dxa"/>
+              <w:end w:w="120" w:type="dxa"/>
+            </w:tcMar>
+          </w:tcPr>
+          <w:p>
+            <w:pPr>
+              <w:spacing w:after="0"/>
+            </w:pPr>
+            <w:r>
+              <w:rPr>
+                <w:rFonts w:ascii="Calibri" w:hAnsi="Calibri"/>
+                <w:sz w:val="18"/>
+              </w:rPr>
+              <w:t>Reforça a exigência de fibra óptica como meio preferencial, equipamentos fornecidos como parte do serviço, substituição de hardware, monitoramento, disponibilidade mínima, prazo de reparo e segmentação lógica da rede.</w:t>
+            </w:r>
+          </w:p>
+        </w:tc>
+      </w:tr>
+      <w:tr>
+        <w:tc>
+          <w:tcPr>
+            <w:tcW w:type="dxa" w:w="1872"/>
+            <w:vAlign w:val="center"/>
+            <w:tcMar>
+              <w:top w:w="80" w:type="dxa"/>
+              <w:start w:w="120" w:type="dxa"/>
+              <w:bottom w:w="80" w:type="dxa"/>
+              <w:end w:w="120" w:type="dxa"/>
+            </w:tcMar>
+          </w:tcPr>
+          <w:p>
+            <w:pPr>
+              <w:spacing w:after="0"/>
+            </w:pPr>
+            <w:r>
+              <w:rPr>
+                <w:rFonts w:ascii="Calibri" w:hAnsi="Calibri"/>
+                <w:sz w:val="18"/>
+              </w:rPr>
+              <w:t>Município de Cascavel/PR</w:t>
+            </w:r>
+          </w:p>
+        </w:tc>
+        <w:tc>
+          <w:tcPr>
+            <w:tcW w:type="dxa" w:w="1872"/>
+            <w:vAlign w:val="center"/>
+            <w:tcMar>
+              <w:top w:w="80" w:type="dxa"/>
+              <w:start w:w="120" w:type="dxa"/>
+              <w:bottom w:w="80" w:type="dxa"/>
+              <w:end w:w="120" w:type="dxa"/>
+            </w:tcMar>
+          </w:tcPr>
+          <w:p>
+            <w:pPr>
+              <w:spacing w:after="0"/>
+            </w:pPr>
+            <w:r>
+              <w:rPr>
+                <w:rFonts w:ascii="Calibri" w:hAnsi="Calibri"/>
+                <w:sz w:val="18"/>
+              </w:rPr>
+              <w:t>Edital nº 90129/2025; Processo nº 115968; Pregão eletrônico; PNCP nº 76208867000107-1-000429/2025</w:t>
+            </w:r>
+          </w:p>
+        </w:tc>
+        <w:tc>
+          <w:tcPr>
+            <w:tcW w:type="dxa" w:w="1872"/>
+            <w:vAlign w:val="center"/>
+            <w:tcMar>
+              <w:top w:w="80" w:type="dxa"/>
+              <w:start w:w="120" w:type="dxa"/>
+              <w:bottom w:w="80" w:type="dxa"/>
+              <w:end w:w="120" w:type="dxa"/>
+            </w:tcMar>
+          </w:tcPr>
+          <w:p>
+            <w:pPr>
+              <w:spacing w:after="0"/>
+            </w:pPr>
+            <w:r>
+              <w:rPr>
+                <w:rFonts w:ascii="Calibri" w:hAnsi="Calibri"/>
+                <w:sz w:val="18"/>
+              </w:rPr>
+              <w:t>Rede IP/MPLS e serviços correlatos de comunicação de dados, com itens de capacidade próximos aos do TRT10.</w:t>
+            </w:r>
+          </w:p>
+        </w:tc>
+        <w:tc>
+          <w:tcPr>
+            <w:tcW w:type="dxa" w:w="1872"/>
+            <w:vAlign w:val="center"/>
+            <w:tcMar>
+              <w:top w:w="80" w:type="dxa"/>
+              <w:start w:w="120" w:type="dxa"/>
+              <w:bottom w:w="80" w:type="dxa"/>
+              <w:end w:w="120" w:type="dxa"/>
+            </w:tcMar>
+          </w:tcPr>
+          <w:p>
+            <w:pPr>
+              <w:spacing w:after="0"/>
+            </w:pPr>
+            <w:r>
+              <w:rPr>
+                <w:rFonts w:ascii="Calibri" w:hAnsi="Calibri"/>
+                <w:sz w:val="18"/>
+              </w:rPr>
+              <w:t>Contratação por faixas de capacidade, com rede IP/MPLS e estruturação por itens de enlace, permitindo comparação de mercado para capacidades intermediárias.</w:t>
+            </w:r>
+          </w:p>
+        </w:tc>
+        <w:tc>
+          <w:tcPr>
+            <w:tcW w:type="dxa" w:w="1872"/>
+            <w:vAlign w:val="center"/>
+            <w:tcMar>
+              <w:top w:w="80" w:type="dxa"/>
+              <w:start w:w="120" w:type="dxa"/>
+              <w:bottom w:w="80" w:type="dxa"/>
+              <w:end w:w="120" w:type="dxa"/>
+            </w:tcMar>
+          </w:tcPr>
+          <w:p>
+            <w:pPr>
+              <w:spacing w:after="0"/>
+            </w:pPr>
+            <w:r>
+              <w:rPr>
+                <w:rFonts w:ascii="Calibri" w:hAnsi="Calibri"/>
+                <w:sz w:val="18"/>
+              </w:rPr>
+              <w:t>Foi usada como referência parcial de faixa para 100 Mbps e 500 Mbps, sem tratar os valores como equivalência perfeita quando a capacidade não coincidia exatamente. Contribui para a metodologia de normalização e análise crítica de preços.</w:t>
+            </w:r>
+          </w:p>
+        </w:tc>
+      </w:tr>
+      <w:tr>
+        <w:tc>
+          <w:tcPr>
+            <w:tcW w:type="dxa" w:w="1872"/>
+            <w:vAlign w:val="center"/>
+            <w:tcMar>
+              <w:top w:w="80" w:type="dxa"/>
+              <w:start w:w="120" w:type="dxa"/>
+              <w:bottom w:w="80" w:type="dxa"/>
+              <w:end w:w="120" w:type="dxa"/>
+            </w:tcMar>
+          </w:tcPr>
+          <w:p>
+            <w:pPr>
+              <w:spacing w:after="0"/>
+            </w:pPr>
+            <w:r>
+              <w:rPr>
+                <w:rFonts w:ascii="Calibri" w:hAnsi="Calibri"/>
+                <w:sz w:val="18"/>
+              </w:rPr>
+              <w:t>SENAR/MS - Serviço Nacional de Aprendizagem Rural de Mato Grosso do Sul</w:t>
+            </w:r>
+          </w:p>
+        </w:tc>
+        <w:tc>
+          <w:tcPr>
+            <w:tcW w:type="dxa" w:w="1872"/>
+            <w:vAlign w:val="center"/>
+            <w:tcMar>
+              <w:top w:w="80" w:type="dxa"/>
+              <w:start w:w="120" w:type="dxa"/>
+              <w:bottom w:w="80" w:type="dxa"/>
+              <w:end w:w="120" w:type="dxa"/>
+            </w:tcMar>
+          </w:tcPr>
+          <w:p>
+            <w:pPr>
+              <w:spacing w:after="0"/>
+            </w:pPr>
+            <w:r>
+              <w:rPr>
+                <w:rFonts w:ascii="Calibri" w:hAnsi="Calibri"/>
+                <w:sz w:val="18"/>
+              </w:rPr>
+              <w:t>Pregão Eletrônico nº 009/2026; Processo nº 018/2026; PNCP nº 04253881000103-1-000025/2026</w:t>
+            </w:r>
+          </w:p>
+        </w:tc>
+        <w:tc>
+          <w:tcPr>
+            <w:tcW w:type="dxa" w:w="1872"/>
+            <w:vAlign w:val="center"/>
+            <w:tcMar>
+              <w:top w:w="80" w:type="dxa"/>
+              <w:start w:w="120" w:type="dxa"/>
+              <w:bottom w:w="80" w:type="dxa"/>
+              <w:end w:w="120" w:type="dxa"/>
+            </w:tcMar>
+          </w:tcPr>
+          <w:p>
+            <w:pPr>
+              <w:spacing w:after="0"/>
+            </w:pPr>
+            <w:r>
+              <w:rPr>
+                <w:rFonts w:ascii="Calibri" w:hAnsi="Calibri"/>
+                <w:sz w:val="18"/>
+              </w:rPr>
+              <w:t>Item de link dedicado MPLS de 1 Gbps.</w:t>
+            </w:r>
+          </w:p>
+        </w:tc>
+        <w:tc>
+          <w:tcPr>
+            <w:tcW w:type="dxa" w:w="1872"/>
+            <w:vAlign w:val="center"/>
+            <w:tcMar>
+              <w:top w:w="80" w:type="dxa"/>
+              <w:start w:w="120" w:type="dxa"/>
+              <w:bottom w:w="80" w:type="dxa"/>
+              <w:end w:w="120" w:type="dxa"/>
+            </w:tcMar>
+          </w:tcPr>
+          <w:p>
+            <w:pPr>
+              <w:spacing w:after="0"/>
+            </w:pPr>
+            <w:r>
+              <w:rPr>
+                <w:rFonts w:ascii="Calibri" w:hAnsi="Calibri"/>
+                <w:sz w:val="18"/>
+              </w:rPr>
+              <w:t>Contratação com item específico de capacidade de 1 Gbps para MPLS, com valor unitário mensal identificável.</w:t>
+            </w:r>
+          </w:p>
+        </w:tc>
+        <w:tc>
+          <w:tcPr>
+            <w:tcW w:type="dxa" w:w="1872"/>
+            <w:vAlign w:val="center"/>
+            <w:tcMar>
+              <w:top w:w="80" w:type="dxa"/>
+              <w:start w:w="120" w:type="dxa"/>
+              <w:bottom w:w="80" w:type="dxa"/>
+              <w:end w:w="120" w:type="dxa"/>
+            </w:tcMar>
+          </w:tcPr>
+          <w:p>
+            <w:pPr>
+              <w:spacing w:after="0"/>
+            </w:pPr>
+            <w:r>
+              <w:rPr>
+                <w:rFonts w:ascii="Calibri" w:hAnsi="Calibri"/>
+                <w:sz w:val="18"/>
+              </w:rPr>
+              <w:t>Foi usada como referência exata de preço para a capacidade de 1 Gbps, compondo a mediana da estimativa financeira do ETP.</w:t>
+            </w:r>
+          </w:p>
+        </w:tc>
+      </w:tr>
+      <w:tr>
+        <w:tc>
+          <w:tcPr>
+            <w:tcW w:type="dxa" w:w="1872"/>
+            <w:vAlign w:val="center"/>
+            <w:tcMar>
+              <w:top w:w="80" w:type="dxa"/>
+              <w:start w:w="120" w:type="dxa"/>
+              <w:bottom w:w="80" w:type="dxa"/>
+              <w:end w:w="120" w:type="dxa"/>
+            </w:tcMar>
+          </w:tcPr>
+          <w:p>
+            <w:pPr>
+              <w:spacing w:after="0"/>
+            </w:pPr>
+            <w:r>
+              <w:rPr>
+                <w:rFonts w:ascii="Calibri" w:hAnsi="Calibri"/>
+                <w:sz w:val="18"/>
+              </w:rPr>
+              <w:t>Município de Brusque/SC</w:t>
+            </w:r>
+          </w:p>
+        </w:tc>
+        <w:tc>
+          <w:tcPr>
+            <w:tcW w:type="dxa" w:w="1872"/>
+            <w:vAlign w:val="center"/>
+            <w:tcMar>
+              <w:top w:w="80" w:type="dxa"/>
+              <w:start w:w="120" w:type="dxa"/>
+              <w:bottom w:w="80" w:type="dxa"/>
+              <w:end w:w="120" w:type="dxa"/>
+            </w:tcMar>
+          </w:tcPr>
+          <w:p>
+            <w:pPr>
+              <w:spacing w:after="0"/>
+            </w:pPr>
+            <w:r>
+              <w:rPr>
+                <w:rFonts w:ascii="Calibri" w:hAnsi="Calibri"/>
+                <w:sz w:val="18"/>
+              </w:rPr>
+              <w:t>Pregão Eletrônico nº 11/2026; Processo nº 33/2026; PNCP nº 83102343000194-1-000064/2026</w:t>
+            </w:r>
+          </w:p>
+        </w:tc>
+        <w:tc>
+          <w:tcPr>
+            <w:tcW w:type="dxa" w:w="1872"/>
+            <w:vAlign w:val="center"/>
+            <w:tcMar>
+              <w:top w:w="80" w:type="dxa"/>
+              <w:start w:w="120" w:type="dxa"/>
+              <w:bottom w:w="80" w:type="dxa"/>
+              <w:end w:w="120" w:type="dxa"/>
+            </w:tcMar>
+          </w:tcPr>
+          <w:p>
+            <w:pPr>
+              <w:spacing w:after="0"/>
+            </w:pPr>
+            <w:r>
+              <w:rPr>
+                <w:rFonts w:ascii="Calibri" w:hAnsi="Calibri"/>
+                <w:sz w:val="18"/>
+              </w:rPr>
+              <w:t>Serviço de acesso privado entre Prefeitura e datacenter por link MPLS de ao menos 1 Gbps, além de contratação TIC crítica em IaaS nos artefatos correlatos baixados.</w:t>
+            </w:r>
+          </w:p>
+        </w:tc>
+        <w:tc>
+          <w:tcPr>
+            <w:tcW w:type="dxa" w:w="1872"/>
+            <w:vAlign w:val="center"/>
+            <w:tcMar>
+              <w:top w:w="80" w:type="dxa"/>
+              <w:start w:w="120" w:type="dxa"/>
+              <w:bottom w:w="80" w:type="dxa"/>
+              <w:end w:w="120" w:type="dxa"/>
+            </w:tcMar>
+          </w:tcPr>
+          <w:p>
+            <w:pPr>
+              <w:spacing w:after="0"/>
+            </w:pPr>
+            <w:r>
+              <w:rPr>
+                <w:rFonts w:ascii="Calibri" w:hAnsi="Calibri"/>
+                <w:sz w:val="18"/>
+              </w:rPr>
+              <w:t>Link MPLS de alta capacidade para acesso privado; em artefatos TIC correlatos, adoção de SLA, suporte, garantia, manutenção preventiva/corretiva, disponibilidade e responsabilização integrada da contratada.</w:t>
+            </w:r>
+          </w:p>
+        </w:tc>
+        <w:tc>
+          <w:tcPr>
+            <w:tcW w:type="dxa" w:w="1872"/>
+            <w:vAlign w:val="center"/>
+            <w:tcMar>
+              <w:top w:w="80" w:type="dxa"/>
+              <w:start w:w="120" w:type="dxa"/>
+              <w:bottom w:w="80" w:type="dxa"/>
+              <w:end w:w="120" w:type="dxa"/>
+            </w:tcMar>
+          </w:tcPr>
+          <w:p>
+            <w:pPr>
+              <w:spacing w:after="0"/>
+            </w:pPr>
+            <w:r>
+              <w:rPr>
+                <w:rFonts w:ascii="Calibri" w:hAnsi="Calibri"/>
+                <w:sz w:val="18"/>
+              </w:rPr>
+              <w:t>Foi usada como referência exata de preço para 1 Gbps no componente de estimativa e como referência auxiliar para demonstrar práticas de SLA, suporte, garantia e manutenção em serviços TIC críticos.</w:t>
+            </w:r>
+          </w:p>
+        </w:tc>
+      </w:tr>
+      <w:tr>
+        <w:tc>
+          <w:tcPr>
+            <w:tcW w:type="dxa" w:w="1872"/>
+            <w:vAlign w:val="center"/>
+            <w:tcMar>
+              <w:top w:w="80" w:type="dxa"/>
+              <w:start w:w="120" w:type="dxa"/>
+              <w:bottom w:w="80" w:type="dxa"/>
+              <w:end w:w="120" w:type="dxa"/>
+            </w:tcMar>
+          </w:tcPr>
+          <w:p>
+            <w:pPr>
+              <w:spacing w:after="0"/>
+            </w:pPr>
+            <w:r>
+              <w:rPr>
+                <w:rFonts w:ascii="Calibri" w:hAnsi="Calibri"/>
+                <w:sz w:val="18"/>
+              </w:rPr>
+              <w:t>Município de Candeias/BA</w:t>
+            </w:r>
+          </w:p>
+        </w:tc>
+        <w:tc>
+          <w:tcPr>
+            <w:tcW w:type="dxa" w:w="1872"/>
+            <w:vAlign w:val="center"/>
+            <w:tcMar>
+              <w:top w:w="80" w:type="dxa"/>
+              <w:start w:w="120" w:type="dxa"/>
+              <w:bottom w:w="80" w:type="dxa"/>
+              <w:end w:w="120" w:type="dxa"/>
+            </w:tcMar>
+          </w:tcPr>
+          <w:p>
+            <w:pPr>
+              <w:spacing w:after="0"/>
+            </w:pPr>
+            <w:r>
+              <w:rPr>
+                <w:rFonts w:ascii="Calibri" w:hAnsi="Calibri"/>
+                <w:sz w:val="18"/>
+              </w:rPr>
+              <w:t>Edital nº 023/2026; PNCP nº 13830336000123-1-000051/2026</w:t>
+            </w:r>
+          </w:p>
+        </w:tc>
+        <w:tc>
+          <w:tcPr>
+            <w:tcW w:type="dxa" w:w="1872"/>
+            <w:vAlign w:val="center"/>
+            <w:tcMar>
+              <w:top w:w="80" w:type="dxa"/>
+              <w:start w:w="120" w:type="dxa"/>
+              <w:bottom w:w="80" w:type="dxa"/>
+              <w:end w:w="120" w:type="dxa"/>
+            </w:tcMar>
+          </w:tcPr>
+          <w:p>
+            <w:pPr>
+              <w:spacing w:after="0"/>
+            </w:pPr>
+            <w:r>
+              <w:rPr>
+                <w:rFonts w:ascii="Calibri" w:hAnsi="Calibri"/>
+                <w:sz w:val="18"/>
+              </w:rPr>
+              <w:t>Comunicação de dados privativa LAN-to-LAN, concentradores de 10 Gbps, fibra óptica, link dedicado de 4 Gbps full duplex, rotas redundantes e equipamentos inclusos.</w:t>
+            </w:r>
+          </w:p>
+        </w:tc>
+        <w:tc>
+          <w:tcPr>
+            <w:tcW w:type="dxa" w:w="1872"/>
+            <w:vAlign w:val="center"/>
+            <w:tcMar>
+              <w:top w:w="80" w:type="dxa"/>
+              <w:start w:w="120" w:type="dxa"/>
+              <w:bottom w:w="80" w:type="dxa"/>
+              <w:end w:w="120" w:type="dxa"/>
+            </w:tcMar>
+          </w:tcPr>
+          <w:p>
+            <w:pPr>
+              <w:spacing w:after="0"/>
+            </w:pPr>
+            <w:r>
+              <w:rPr>
+                <w:rFonts w:ascii="Calibri" w:hAnsi="Calibri"/>
+                <w:sz w:val="18"/>
+              </w:rPr>
+              <w:t>Uso de LAN-to-LAN, fibra dedicada, concentração de alta capacidade, redundância de rotas e equipamentos incluídos como parte da solução.</w:t>
+            </w:r>
+          </w:p>
+        </w:tc>
+        <w:tc>
+          <w:tcPr>
+            <w:tcW w:type="dxa" w:w="1872"/>
+            <w:vAlign w:val="center"/>
+            <w:tcMar>
+              <w:top w:w="80" w:type="dxa"/>
+              <w:start w:w="120" w:type="dxa"/>
+              <w:bottom w:w="80" w:type="dxa"/>
+              <w:end w:w="120" w:type="dxa"/>
+            </w:tcMar>
+          </w:tcPr>
+          <w:p>
+            <w:pPr>
+              <w:spacing w:after="0"/>
+            </w:pPr>
+            <w:r>
+              <w:rPr>
+                <w:rFonts w:ascii="Calibri" w:hAnsi="Calibri"/>
+                <w:sz w:val="18"/>
+              </w:rPr>
+              <w:t>Referência técnica para o grupo de link dedicado Sede-Foro, demonstrando que interligações privativas de alta capacidade por fibra são prática de mercado para comunicação entre pontos centrais.</w:t>
+            </w:r>
+          </w:p>
+        </w:tc>
+      </w:tr>
+      <w:tr>
+        <w:tc>
+          <w:tcPr>
+            <w:tcW w:type="dxa" w:w="1872"/>
+            <w:vAlign w:val="center"/>
+            <w:tcMar>
+              <w:top w:w="80" w:type="dxa"/>
+              <w:start w:w="120" w:type="dxa"/>
+              <w:bottom w:w="80" w:type="dxa"/>
+              <w:end w:w="120" w:type="dxa"/>
+            </w:tcMar>
+          </w:tcPr>
+          <w:p>
+            <w:pPr>
+              <w:spacing w:after="0"/>
+            </w:pPr>
+            <w:r>
+              <w:rPr>
+                <w:rFonts w:ascii="Calibri" w:hAnsi="Calibri"/>
+                <w:sz w:val="18"/>
+              </w:rPr>
+              <w:t>Município de Jaguariúna/SP</w:t>
+            </w:r>
+          </w:p>
+        </w:tc>
+        <w:tc>
+          <w:tcPr>
+            <w:tcW w:type="dxa" w:w="1872"/>
+            <w:vAlign w:val="center"/>
+            <w:tcMar>
+              <w:top w:w="80" w:type="dxa"/>
+              <w:start w:w="120" w:type="dxa"/>
+              <w:bottom w:w="80" w:type="dxa"/>
+              <w:end w:w="120" w:type="dxa"/>
+            </w:tcMar>
+          </w:tcPr>
+          <w:p>
+            <w:pPr>
+              <w:spacing w:after="0"/>
+            </w:pPr>
+            <w:r>
+              <w:rPr>
+                <w:rFonts w:ascii="Calibri" w:hAnsi="Calibri"/>
+                <w:sz w:val="18"/>
+              </w:rPr>
+              <w:t>Edital PL-674/2024; PE nº 90081/2024; PNCP nº 46410866000171-1-000610/2024</w:t>
+            </w:r>
+          </w:p>
+        </w:tc>
+        <w:tc>
+          <w:tcPr>
+            <w:tcW w:type="dxa" w:w="1872"/>
+            <w:vAlign w:val="center"/>
+            <w:tcMar>
+              <w:top w:w="80" w:type="dxa"/>
+              <w:start w:w="120" w:type="dxa"/>
+              <w:bottom w:w="80" w:type="dxa"/>
+              <w:end w:w="120" w:type="dxa"/>
+            </w:tcMar>
+          </w:tcPr>
+          <w:p>
+            <w:pPr>
+              <w:spacing w:after="0"/>
+            </w:pPr>
+            <w:r>
+              <w:rPr>
+                <w:rFonts w:ascii="Calibri" w:hAnsi="Calibri"/>
+                <w:sz w:val="18"/>
+              </w:rPr>
+              <w:t>Link dedicado simétrico de 10 Gbps e link compartilhado de Internet.</w:t>
+            </w:r>
+          </w:p>
+        </w:tc>
+        <w:tc>
+          <w:tcPr>
+            <w:tcW w:type="dxa" w:w="1872"/>
+            <w:vAlign w:val="center"/>
+            <w:tcMar>
+              <w:top w:w="80" w:type="dxa"/>
+              <w:start w:w="120" w:type="dxa"/>
+              <w:bottom w:w="80" w:type="dxa"/>
+              <w:end w:w="120" w:type="dxa"/>
+            </w:tcMar>
+          </w:tcPr>
+          <w:p>
+            <w:pPr>
+              <w:spacing w:after="0"/>
+            </w:pPr>
+            <w:r>
+              <w:rPr>
+                <w:rFonts w:ascii="Calibri" w:hAnsi="Calibri"/>
+                <w:sz w:val="18"/>
+              </w:rPr>
+              <w:t>Contratação de link dedicado de alta capacidade, simétrico, com requisitos de desempenho e disponibilidade.</w:t>
+            </w:r>
+          </w:p>
+        </w:tc>
+        <w:tc>
+          <w:tcPr>
+            <w:tcW w:type="dxa" w:w="1872"/>
+            <w:vAlign w:val="center"/>
+            <w:tcMar>
+              <w:top w:w="80" w:type="dxa"/>
+              <w:start w:w="120" w:type="dxa"/>
+              <w:bottom w:w="80" w:type="dxa"/>
+              <w:end w:w="120" w:type="dxa"/>
+            </w:tcMar>
+          </w:tcPr>
+          <w:p>
+            <w:pPr>
+              <w:spacing w:after="0"/>
+            </w:pPr>
+            <w:r>
+              <w:rPr>
+                <w:rFonts w:ascii="Calibri" w:hAnsi="Calibri"/>
+                <w:sz w:val="18"/>
+              </w:rPr>
+              <w:t>Referência auxiliar para balizar tecnicamente a contratação de enlace dedicado de alta capacidade, sem confundir escopo de Internet com o link ponto-a-ponto Sede-Foro de 25 Gbps.</w:t>
+            </w:r>
+          </w:p>
+        </w:tc>
+      </w:tr>
+      <w:tr>
+        <w:tc>
+          <w:tcPr>
+            <w:tcW w:type="dxa" w:w="1872"/>
+            <w:vAlign w:val="center"/>
+            <w:tcMar>
+              <w:top w:w="80" w:type="dxa"/>
+              <w:start w:w="120" w:type="dxa"/>
+              <w:bottom w:w="80" w:type="dxa"/>
+              <w:end w:w="120" w:type="dxa"/>
+            </w:tcMar>
+          </w:tcPr>
+          <w:p>
+            <w:pPr>
+              <w:spacing w:after="0"/>
+            </w:pPr>
+            <w:r>
+              <w:rPr>
+                <w:rFonts w:ascii="Calibri" w:hAnsi="Calibri"/>
+                <w:sz w:val="18"/>
+              </w:rPr>
+              <w:t>Município de Ubarana/SP</w:t>
+            </w:r>
+          </w:p>
+        </w:tc>
+        <w:tc>
+          <w:tcPr>
+            <w:tcW w:type="dxa" w:w="1872"/>
+            <w:vAlign w:val="center"/>
+            <w:tcMar>
+              <w:top w:w="80" w:type="dxa"/>
+              <w:start w:w="120" w:type="dxa"/>
+              <w:bottom w:w="80" w:type="dxa"/>
+              <w:end w:w="120" w:type="dxa"/>
+            </w:tcMar>
+          </w:tcPr>
+          <w:p>
+            <w:pPr>
+              <w:spacing w:after="0"/>
+            </w:pPr>
+            <w:r>
+              <w:rPr>
+                <w:rFonts w:ascii="Calibri" w:hAnsi="Calibri"/>
+                <w:sz w:val="18"/>
+              </w:rPr>
+              <w:t>Edital nº 19/2026; PNCP nº 65708786000141-1-000038/2026</w:t>
+            </w:r>
+          </w:p>
+        </w:tc>
+        <w:tc>
+          <w:tcPr>
+            <w:tcW w:type="dxa" w:w="1872"/>
+            <w:vAlign w:val="center"/>
+            <w:tcMar>
+              <w:top w:w="80" w:type="dxa"/>
+              <w:start w:w="120" w:type="dxa"/>
+              <w:bottom w:w="80" w:type="dxa"/>
+              <w:end w:w="120" w:type="dxa"/>
+            </w:tcMar>
+          </w:tcPr>
+          <w:p>
+            <w:pPr>
+              <w:spacing w:after="0"/>
+            </w:pPr>
+            <w:r>
+              <w:rPr>
+                <w:rFonts w:ascii="Calibri" w:hAnsi="Calibri"/>
+                <w:sz w:val="18"/>
+              </w:rPr>
+              <w:t>Rede LAN-to-LAN por fibra óptica dedicada, capacidade agregada de até 10 Gbps, ponto concentrador e link dedicado.</w:t>
+            </w:r>
+          </w:p>
+        </w:tc>
+        <w:tc>
+          <w:tcPr>
+            <w:tcW w:type="dxa" w:w="1872"/>
+            <w:vAlign w:val="center"/>
+            <w:tcMar>
+              <w:top w:w="80" w:type="dxa"/>
+              <w:start w:w="120" w:type="dxa"/>
+              <w:bottom w:w="80" w:type="dxa"/>
+              <w:end w:w="120" w:type="dxa"/>
+            </w:tcMar>
+          </w:tcPr>
+          <w:p>
+            <w:pPr>
+              <w:spacing w:after="0"/>
+            </w:pPr>
+            <w:r>
+              <w:rPr>
+                <w:rFonts w:ascii="Calibri" w:hAnsi="Calibri"/>
+                <w:sz w:val="18"/>
+              </w:rPr>
+              <w:t>Uso de fibra dedicada, rede LAN-to-LAN, capacidade agregada elevada e ponto concentrador.</w:t>
+            </w:r>
+          </w:p>
+        </w:tc>
+        <w:tc>
+          <w:tcPr>
+            <w:tcW w:type="dxa" w:w="1872"/>
+            <w:vAlign w:val="center"/>
+            <w:tcMar>
+              <w:top w:w="80" w:type="dxa"/>
+              <w:start w:w="120" w:type="dxa"/>
+              <w:bottom w:w="80" w:type="dxa"/>
+              <w:end w:w="120" w:type="dxa"/>
+            </w:tcMar>
+          </w:tcPr>
+          <w:p>
+            <w:pPr>
+              <w:spacing w:after="0"/>
+            </w:pPr>
+            <w:r>
+              <w:rPr>
+                <w:rFonts w:ascii="Calibri" w:hAnsi="Calibri"/>
+                <w:sz w:val="18"/>
+              </w:rPr>
+              <w:t>Referência auxiliar para demonstrar disponibilidade de mercado para redes LAN-to-LAN por fibra e para a lógica de concentração em pontos centrais.</w:t>
+            </w:r>
+          </w:p>
+        </w:tc>
+      </w:tr>
+      <w:tr>
+        <w:tc>
+          <w:tcPr>
+            <w:tcW w:type="dxa" w:w="1872"/>
+            <w:vAlign w:val="center"/>
+            <w:tcMar>
+              <w:top w:w="80" w:type="dxa"/>
+              <w:start w:w="120" w:type="dxa"/>
+              <w:bottom w:w="80" w:type="dxa"/>
+              <w:end w:w="120" w:type="dxa"/>
+            </w:tcMar>
+          </w:tcPr>
+          <w:p>
+            <w:pPr>
+              <w:spacing w:after="0"/>
+            </w:pPr>
+            <w:r>
+              <w:rPr>
+                <w:rFonts w:ascii="Calibri" w:hAnsi="Calibri"/>
+                <w:sz w:val="18"/>
+              </w:rPr>
+              <w:t>Tribunal de Justiça do Estado do Paraná - TJPR</w:t>
+            </w:r>
+          </w:p>
+        </w:tc>
+        <w:tc>
+          <w:tcPr>
+            <w:tcW w:type="dxa" w:w="1872"/>
+            <w:vAlign w:val="center"/>
+            <w:tcMar>
+              <w:top w:w="80" w:type="dxa"/>
+              <w:start w:w="120" w:type="dxa"/>
+              <w:bottom w:w="80" w:type="dxa"/>
+              <w:end w:w="120" w:type="dxa"/>
+            </w:tcMar>
+          </w:tcPr>
+          <w:p>
+            <w:pPr>
+              <w:spacing w:after="0"/>
+            </w:pPr>
+            <w:r>
+              <w:rPr>
+                <w:rFonts w:ascii="Calibri" w:hAnsi="Calibri"/>
+                <w:sz w:val="18"/>
+              </w:rPr>
+              <w:t>Edital PE nº 15/2025; PNCP nº 77821841000194-1-000049/2025</w:t>
+            </w:r>
+          </w:p>
+        </w:tc>
+        <w:tc>
+          <w:tcPr>
+            <w:tcW w:type="dxa" w:w="1872"/>
+            <w:vAlign w:val="center"/>
+            <w:tcMar>
+              <w:top w:w="80" w:type="dxa"/>
+              <w:start w:w="120" w:type="dxa"/>
+              <w:bottom w:w="80" w:type="dxa"/>
+              <w:end w:w="120" w:type="dxa"/>
+            </w:tcMar>
+          </w:tcPr>
+          <w:p>
+            <w:pPr>
+              <w:spacing w:after="0"/>
+            </w:pPr>
+            <w:r>
+              <w:rPr>
+                <w:rFonts w:ascii="Calibri" w:hAnsi="Calibri"/>
+                <w:sz w:val="18"/>
+              </w:rPr>
+              <w:t>Dois links dedicados de 10 Gbps, BGP, Anti-DDoS e operadoras distintas.</w:t>
+            </w:r>
+          </w:p>
+        </w:tc>
+        <w:tc>
+          <w:tcPr>
+            <w:tcW w:type="dxa" w:w="1872"/>
+            <w:vAlign w:val="center"/>
+            <w:tcMar>
+              <w:top w:w="80" w:type="dxa"/>
+              <w:start w:w="120" w:type="dxa"/>
+              <w:bottom w:w="80" w:type="dxa"/>
+              <w:end w:w="120" w:type="dxa"/>
+            </w:tcMar>
+          </w:tcPr>
+          <w:p>
+            <w:pPr>
+              <w:spacing w:after="0"/>
+            </w:pPr>
+            <w:r>
+              <w:rPr>
+                <w:rFonts w:ascii="Calibri" w:hAnsi="Calibri"/>
+                <w:sz w:val="18"/>
+              </w:rPr>
+              <w:t>Redundância por operadoras distintas, alta capacidade, roteamento BGP e proteção Anti-DDoS.</w:t>
+            </w:r>
+          </w:p>
+        </w:tc>
+        <w:tc>
+          <w:tcPr>
+            <w:tcW w:type="dxa" w:w="1872"/>
+            <w:vAlign w:val="center"/>
+            <w:tcMar>
+              <w:top w:w="80" w:type="dxa"/>
+              <w:start w:w="120" w:type="dxa"/>
+              <w:bottom w:w="80" w:type="dxa"/>
+              <w:end w:w="120" w:type="dxa"/>
+            </w:tcMar>
+          </w:tcPr>
+          <w:p>
+            <w:pPr>
+              <w:spacing w:after="0"/>
+            </w:pPr>
+            <w:r>
+              <w:rPr>
+                <w:rFonts w:ascii="Calibri" w:hAnsi="Calibri"/>
+                <w:sz w:val="18"/>
+              </w:rPr>
+              <w:t>Referência auxiliar para as diretrizes de diversidade de operadoras/rotas, roteamento controlado, alta disponibilidade e proteção de borda nas saídas centrais da Sede.</w:t>
+            </w:r>
+          </w:p>
+        </w:tc>
+      </w:tr>
+      <w:tr>
+        <w:tc>
+          <w:tcPr>
+            <w:tcW w:type="dxa" w:w="1872"/>
+            <w:vAlign w:val="center"/>
+            <w:tcMar>
+              <w:top w:w="80" w:type="dxa"/>
+              <w:start w:w="120" w:type="dxa"/>
+              <w:bottom w:w="80" w:type="dxa"/>
+              <w:end w:w="120" w:type="dxa"/>
+            </w:tcMar>
+          </w:tcPr>
+          <w:p>
+            <w:pPr>
+              <w:spacing w:after="0"/>
+            </w:pPr>
+            <w:r>
+              <w:rPr>
+                <w:rFonts w:ascii="Calibri" w:hAnsi="Calibri"/>
+                <w:sz w:val="18"/>
+              </w:rPr>
+              <w:t>Justiça Federal do Rio Grande do Sul / TRF4</w:t>
+            </w:r>
+          </w:p>
+        </w:tc>
+        <w:tc>
+          <w:tcPr>
+            <w:tcW w:type="dxa" w:w="1872"/>
+            <w:vAlign w:val="center"/>
+            <w:tcMar>
+              <w:top w:w="80" w:type="dxa"/>
+              <w:start w:w="120" w:type="dxa"/>
+              <w:bottom w:w="80" w:type="dxa"/>
+              <w:end w:w="120" w:type="dxa"/>
+            </w:tcMar>
+          </w:tcPr>
+          <w:p>
+            <w:pPr>
+              <w:spacing w:after="0"/>
+            </w:pPr>
+            <w:r>
+              <w:rPr>
+                <w:rFonts w:ascii="Calibri" w:hAnsi="Calibri"/>
+                <w:sz w:val="18"/>
+              </w:rPr>
+              <w:t>Pregão Eletrônico nº 90012/2025; Ata de Registro de Preços nº 10/2025; PNCP relacionado a 00508903000188-1-002018/2025</w:t>
+            </w:r>
+          </w:p>
+        </w:tc>
+        <w:tc>
+          <w:tcPr>
+            <w:tcW w:type="dxa" w:w="1872"/>
+            <w:vAlign w:val="center"/>
+            <w:tcMar>
+              <w:top w:w="80" w:type="dxa"/>
+              <w:start w:w="120" w:type="dxa"/>
+              <w:bottom w:w="80" w:type="dxa"/>
+              <w:end w:w="120" w:type="dxa"/>
+            </w:tcMar>
+          </w:tcPr>
+          <w:p>
+            <w:pPr>
+              <w:spacing w:after="0"/>
+            </w:pPr>
+            <w:r>
+              <w:rPr>
+                <w:rFonts w:ascii="Calibri" w:hAnsi="Calibri"/>
+                <w:sz w:val="18"/>
+              </w:rPr>
+              <w:t>Serviços de comunicação de dados dedicados e exclusivos para acesso à Internet e comunicação ponto-a-ponto entre sites via Metro Ethernet/LAN-to-LAN, camada 2.</w:t>
+            </w:r>
+          </w:p>
+        </w:tc>
+        <w:tc>
+          <w:tcPr>
+            <w:tcW w:type="dxa" w:w="1872"/>
+            <w:vAlign w:val="center"/>
+            <w:tcMar>
+              <w:top w:w="80" w:type="dxa"/>
+              <w:start w:w="120" w:type="dxa"/>
+              <w:bottom w:w="80" w:type="dxa"/>
+              <w:end w:w="120" w:type="dxa"/>
+            </w:tcMar>
+          </w:tcPr>
+          <w:p>
+            <w:pPr>
+              <w:spacing w:after="0"/>
+            </w:pPr>
+            <w:r>
+              <w:rPr>
+                <w:rFonts w:ascii="Calibri" w:hAnsi="Calibri"/>
+                <w:sz w:val="18"/>
+              </w:rPr>
+              <w:t>Uso de Metro Ethernet/LAN-to-LAN e comunicação ponto-a-ponto entre sites, com camada dedicada.</w:t>
+            </w:r>
+          </w:p>
+        </w:tc>
+        <w:tc>
+          <w:tcPr>
+            <w:tcW w:type="dxa" w:w="1872"/>
+            <w:vAlign w:val="center"/>
+            <w:tcMar>
+              <w:top w:w="80" w:type="dxa"/>
+              <w:start w:w="120" w:type="dxa"/>
+              <w:bottom w:w="80" w:type="dxa"/>
+              <w:end w:w="120" w:type="dxa"/>
+            </w:tcMar>
+          </w:tcPr>
+          <w:p>
+            <w:pPr>
+              <w:spacing w:after="0"/>
+            </w:pPr>
+            <w:r>
+              <w:rPr>
+                <w:rFonts w:ascii="Calibri" w:hAnsi="Calibri"/>
+                <w:sz w:val="18"/>
+              </w:rPr>
+              <w:t>Referência técnica, sem valor unitário usado no cálculo, para a possibilidade de contratar o enlace Sede-Foro como link dedicado ponto-a-ponto, e não como MPLS.</w:t>
+            </w:r>
+          </w:p>
+        </w:tc>
+      </w:tr>
+    </w:tbl>
+    <w:p/>
+    <w:p>
+      <w:r>
+        <w:t>A análise dos processos similares não identificou inovação que torne inadequada a solução escolhida. Ao contrário, os precedentes confirmam a maturidade de mercado de redes MPLS, redes privadas gerenciadas, SD-WAN/MPLS, LAN-to-LAN, Metro Ethernet, links dedicados de alta capacidade, QoS, SLA, monitoramento, suporte 24x7, equipamentos fornecidos como parte do serviço e responsabilização da contratada pela disponibilidade da solução.</w:t>
+      </w:r>
+    </w:p>
+    <w:p>
+      <w:r>
+        <w:t>As principais metodologias e inovações absorvidas neste ETP são: contratação por circuitos/localidades e capacidade; equivalência de capacidade MPLS/SD-WAN para redundância total; integração MPLS com SD-WAN em contingência cruzada; tratamento do link Sede-Foro como enlace dedicado ponto-a-ponto de alta capacidade, e não como MPLS; exigência de monitoramento e relatórios mensais; SLA por circuito; definição de prazos de reparo; QoS por classe de tráfego; responsabilização da contratada por CPEs, roteadores, modems, transceptores e demais componentes fornecidos; e possibilidade de subcontratação apenas acessória, sem transferência de responsabilidade principal.</w:t>
+      </w:r>
+    </w:p>
+    <w:p>
+      <w:r>
+        <w:t>Com base nesse levantamento, mantém-se a Solução 1 como a mais aderente à necessidade do TRT10: MPLS integrado à SD-WAN, capacidades MPLS equivalentes às capacidades SD-WAN por localidade, saída de Internet preferencialmente centralizada na Sede, 3 saídas centrais redundantes e link dedicado ponto-a-ponto de 25 Gbps entre Sede e Foro de Brasília para replicação e redundância.</w:t>
       </w:r>
     </w:p>
     <w:p>
@@ -5363,12 +9032,95 @@
         <w:pStyle w:val="Heading2"/>
       </w:pPr>
       <w:r>
-        <w:t>1 - Foi elaborada pesquisa de preços conforme planilha padronizada da Administração? Apresente a memória de cálculo.</w:t>
-      </w:r>
-    </w:p>
-    <w:p>
-      <w:r>
-        <w:t>Fixa-se estimativa de planejamento com base em referências PNCP documentadas, no valor mensal de R$ 74.445,00 e valor anual de R$ 893.340,00 para MPLS e link dedicado Sede-Foro de 25 Gbps. Os valores identificados possuem escopos distintos e foram tratados por mediana, normalização mensal e análise crítica de similaridade técnica.</w:t>
+        <w:t>1 - Foi elaborada pesquisa de preços e definição do valor estimado da contratação conforme planilha padronizada neste Regional?</w:t>
+      </w:r>
+    </w:p>
+    <w:p>
+      <w:r>
+        <w:t>Sim. Foi elaborada pesquisa de preços para definição do valor estimado da contratação, com estrutura compatível com planilha padronizada de estimativa, contendo descrição dos itens, capacidades, quantitativos, preços unitários referenciais, fontes consultadas, fórmula de normalização mensal, memória de cálculo, classificação das referências e valor total estimado. A estimativa de planejamento fica fixada em R$ 74.445,00 mensais e R$ 893.340,00 anuais para os 10 circuitos MPLS e o link dedicado Sede-Foro de 25 Gbps.</w:t>
+      </w:r>
+    </w:p>
+    <w:p>
+      <w:r>
+        <w:t>A planilha de formação do valor estimado fica representada, neste ETP, pelas tabelas de referências unitárias, memória de cálculo por capacidade, rastreabilidade das fontes e referências específicas do link dedicado Sede-Foro. A instrução deverá manter, em arquivo próprio ou aba de planilha, as mesmas colunas mínimas aqui explicitadas: item, capacidade, quantidade, fonte, órgão, pregão/licitação, processo, número de controle PNCP, item utilizado, unidade, valor unitário, fórmula de normalização, classificação da referência, valor mensal e valor anual.</w:t>
+      </w:r>
+    </w:p>
+    <w:p>
+      <w:pPr>
+        <w:pStyle w:val="Heading2"/>
+      </w:pPr>
+      <w:r>
+        <w:t>1.1 - A estimativa do valor da contratação está acompanhada dos preços unitários referenciais, das memórias de cálculo e dos documentos que lhe dão suporte?</w:t>
+      </w:r>
+    </w:p>
+    <w:p>
+      <w:r>
+        <w:t xml:space="preserve">Sim. A estimativa está acompanhada dos preços unitários referenciais por capacidade, das fórmulas de cálculo, da memória de normalização mensal e dos documentos que dão suporte aos valores. Os documentos de suporte incluem </w:t>
+      </w:r>
+      <w:r>
+        <w:rPr>
+          <w:rFonts w:ascii="Consolas" w:hAnsi="Consolas"/>
+          <w:sz w:val="20"/>
+        </w:rPr>
+        <w:t>detalhe_contratacao.json</w:t>
+      </w:r>
+      <w:r>
+        <w:t xml:space="preserve">, </w:t>
+      </w:r>
+      <w:r>
+        <w:rPr>
+          <w:rFonts w:ascii="Consolas" w:hAnsi="Consolas"/>
+          <w:sz w:val="20"/>
+        </w:rPr>
+        <w:t>itens.json</w:t>
+      </w:r>
+      <w:r>
+        <w:t xml:space="preserve">, </w:t>
+      </w:r>
+      <w:r>
+        <w:rPr>
+          <w:rFonts w:ascii="Consolas" w:hAnsi="Consolas"/>
+          <w:sz w:val="20"/>
+        </w:rPr>
+        <w:t>arquivos.json</w:t>
+      </w:r>
+      <w:r>
+        <w:t xml:space="preserve">, editais, termos de referência, estudos técnicos preliminares, mapas de preços, levantamentos de mercado, memórias de cálculo e relações de itens baixados do PNCP para a pasta </w:t>
+      </w:r>
+      <w:r>
+        <w:rPr>
+          <w:rFonts w:ascii="Consolas" w:hAnsi="Consolas"/>
+          <w:sz w:val="20"/>
+        </w:rPr>
+        <w:t>PNCP_REFERENCIAS_MPLS</w:t>
+      </w:r>
+      <w:r>
+        <w:t>.</w:t>
+      </w:r>
+    </w:p>
+    <w:p>
+      <w:r>
+        <w:t xml:space="preserve">Em 08/06/2026, foi executada consulta online complementar à API pública do PNCP pelo termo "MPLS 1 Gbps 500 Mbps 100 Mbps comunicação de dados", em janela de 730 dias, com saída registrada em </w:t>
+      </w:r>
+      <w:r>
+        <w:rPr>
+          <w:rFonts w:ascii="Consolas" w:hAnsi="Consolas"/>
+          <w:sz w:val="20"/>
+        </w:rPr>
+        <w:t>PNCP_CACHE/precos_mpls_capacidades_20260608.json</w:t>
+      </w:r>
+      <w:r>
+        <w:t xml:space="preserve"> e </w:t>
+      </w:r>
+      <w:r>
+        <w:rPr>
+          <w:rFonts w:ascii="Consolas" w:hAnsi="Consolas"/>
+          <w:sz w:val="20"/>
+        </w:rPr>
+        <w:t>PNCP_CACHE/precos_mpls_capacidades_20260608.md</w:t>
+      </w:r>
+      <w:r>
+        <w:t>. O script não retornou novos resultados para esse termo específico, razão pela qual a estimativa permanece fundamentada nas referências PNCP anteriormente localizadas, baixadas e analisadas.</w:t>
       </w:r>
     </w:p>
     <w:p>
@@ -8183,11 +11935,8 @@
     </w:tbl>
     <w:p/>
     <w:p>
-      <w:pPr>
-        <w:pStyle w:val="Heading2"/>
-      </w:pPr>
-      <w:r>
-        <w:t>10.3.2 Rastreabilidade das fontes consultadas</w:t>
+      <w:r>
+        <w:t>#### Rastreabilidade das fontes consultadas</w:t>
       </w:r>
     </w:p>
     <w:p>
@@ -9108,11 +12857,8 @@
     </w:tbl>
     <w:p/>
     <w:p>
-      <w:pPr>
-        <w:pStyle w:val="Heading2"/>
-      </w:pPr>
-      <w:r>
-        <w:t>10.3.3 Referências para o grupo de link dedicado Sede-Foro 25 Gbps</w:t>
+      <w:r>
+        <w:t>#### Referências para o grupo de link dedicado Sede-Foro 25 Gbps</w:t>
       </w:r>
     </w:p>
     <w:p>
@@ -9904,12 +13650,1372 @@
         <w:pStyle w:val="Heading2"/>
       </w:pPr>
       <w:r>
+        <w:t>1.2 - Apresente, também, a listagem dos fornecedores consultados, as justificativas de sua escolha e as empresas que, consultadas, não apresentaram resposta.</w:t>
+      </w:r>
+    </w:p>
+    <w:p>
+      <w:r>
+        <w:t>Não foi adotada pesquisa direta com fornecedores privados como fonte principal de preço. A pesquisa priorizou preços públicos, contratações similares e documentos oficiais obtidos no PNCP, em atendimento à lógica do art. 23, §1º, da Lei nº 14.133/2021 e à priorização dos parâmetros de preços públicos prevista na IN SEGES/ME nº 65/2021. Essa escolha reduz o risco de viés comercial, evita dependência de propostas não vinculantes, aumenta a rastreabilidade e privilegia preços praticados ou estimados em contratações públicas similares.</w:t>
+      </w:r>
+    </w:p>
+    <w:p>
+      <w:r>
+        <w:t>Assim, não há empresas privadas consultadas diretamente e sem resposta a registrar nesta fase do ETP. A listagem abaixo diferencia as fontes públicas efetivamente consultadas dos fornecedores privados não consultados diretamente:</w:t>
+      </w:r>
+    </w:p>
+    <w:tbl>
+      <w:tblPr>
+        <w:tblStyle w:val="TableGrid"/>
+        <w:tblW w:type="dxa" w:w="9360"/>
+        <w:jc w:val="center"/>
+        <w:tblLook w:firstColumn="1" w:firstRow="1" w:lastColumn="0" w:lastRow="0" w:noHBand="0" w:noVBand="1" w:val="04A0"/>
+        <w:tblInd w:w="120" w:type="dxa"/>
+      </w:tblPr>
+      <w:tblGrid>
+        <w:gridCol w:w="2340"/>
+        <w:gridCol w:w="2340"/>
+        <w:gridCol w:w="2340"/>
+        <w:gridCol w:w="2340"/>
+      </w:tblGrid>
+      <w:tr>
+        <w:tc>
+          <w:tcPr>
+            <w:tcW w:type="dxa" w:w="2340"/>
+            <w:vAlign w:val="center"/>
+            <w:tcMar>
+              <w:top w:w="80" w:type="dxa"/>
+              <w:start w:w="120" w:type="dxa"/>
+              <w:bottom w:w="80" w:type="dxa"/>
+              <w:end w:w="120" w:type="dxa"/>
+            </w:tcMar>
+            <w:shd w:fill="E8EEF5"/>
+          </w:tcPr>
+          <w:p>
+            <w:pPr>
+              <w:spacing w:after="0"/>
+            </w:pPr>
+            <w:r>
+              <w:rPr>
+                <w:rFonts w:ascii="Calibri" w:hAnsi="Calibri"/>
+                <w:b/>
+                <w:color w:val="01426A"/>
+                <w:sz w:val="18"/>
+              </w:rPr>
+              <w:t>Tipo</w:t>
+            </w:r>
+          </w:p>
+        </w:tc>
+        <w:tc>
+          <w:tcPr>
+            <w:tcW w:type="dxa" w:w="2340"/>
+            <w:vAlign w:val="center"/>
+            <w:tcMar>
+              <w:top w:w="80" w:type="dxa"/>
+              <w:start w:w="120" w:type="dxa"/>
+              <w:bottom w:w="80" w:type="dxa"/>
+              <w:end w:w="120" w:type="dxa"/>
+            </w:tcMar>
+            <w:shd w:fill="E8EEF5"/>
+          </w:tcPr>
+          <w:p>
+            <w:pPr>
+              <w:spacing w:after="0"/>
+            </w:pPr>
+            <w:r>
+              <w:rPr>
+                <w:rFonts w:ascii="Calibri" w:hAnsi="Calibri"/>
+                <w:b/>
+                <w:color w:val="01426A"/>
+                <w:sz w:val="18"/>
+              </w:rPr>
+              <w:t>Nome / identificação</w:t>
+            </w:r>
+          </w:p>
+        </w:tc>
+        <w:tc>
+          <w:tcPr>
+            <w:tcW w:type="dxa" w:w="2340"/>
+            <w:vAlign w:val="center"/>
+            <w:tcMar>
+              <w:top w:w="80" w:type="dxa"/>
+              <w:start w:w="120" w:type="dxa"/>
+              <w:bottom w:w="80" w:type="dxa"/>
+              <w:end w:w="120" w:type="dxa"/>
+            </w:tcMar>
+            <w:shd w:fill="E8EEF5"/>
+          </w:tcPr>
+          <w:p>
+            <w:pPr>
+              <w:spacing w:after="0"/>
+            </w:pPr>
+            <w:r>
+              <w:rPr>
+                <w:rFonts w:ascii="Calibri" w:hAnsi="Calibri"/>
+                <w:b/>
+                <w:color w:val="01426A"/>
+                <w:sz w:val="18"/>
+              </w:rPr>
+              <w:t>Justificativa da escolha</w:t>
+            </w:r>
+          </w:p>
+        </w:tc>
+        <w:tc>
+          <w:tcPr>
+            <w:tcW w:type="dxa" w:w="2340"/>
+            <w:vAlign w:val="center"/>
+            <w:tcMar>
+              <w:top w:w="80" w:type="dxa"/>
+              <w:start w:w="120" w:type="dxa"/>
+              <w:bottom w:w="80" w:type="dxa"/>
+              <w:end w:w="120" w:type="dxa"/>
+            </w:tcMar>
+            <w:shd w:fill="E8EEF5"/>
+          </w:tcPr>
+          <w:p>
+            <w:pPr>
+              <w:spacing w:after="0"/>
+            </w:pPr>
+            <w:r>
+              <w:rPr>
+                <w:rFonts w:ascii="Calibri" w:hAnsi="Calibri"/>
+                <w:b/>
+                <w:color w:val="01426A"/>
+                <w:sz w:val="18"/>
+              </w:rPr>
+              <w:t>Resultado</w:t>
+            </w:r>
+          </w:p>
+        </w:tc>
+      </w:tr>
+      <w:tr>
+        <w:tc>
+          <w:tcPr>
+            <w:tcW w:type="dxa" w:w="2340"/>
+            <w:vAlign w:val="center"/>
+            <w:tcMar>
+              <w:top w:w="80" w:type="dxa"/>
+              <w:start w:w="120" w:type="dxa"/>
+              <w:bottom w:w="80" w:type="dxa"/>
+              <w:end w:w="120" w:type="dxa"/>
+            </w:tcMar>
+          </w:tcPr>
+          <w:p>
+            <w:pPr>
+              <w:spacing w:after="0"/>
+            </w:pPr>
+            <w:r>
+              <w:rPr>
+                <w:rFonts w:ascii="Calibri" w:hAnsi="Calibri"/>
+                <w:sz w:val="18"/>
+              </w:rPr>
+              <w:t>Fonte pública PNCP</w:t>
+            </w:r>
+          </w:p>
+        </w:tc>
+        <w:tc>
+          <w:tcPr>
+            <w:tcW w:type="dxa" w:w="2340"/>
+            <w:vAlign w:val="center"/>
+            <w:tcMar>
+              <w:top w:w="80" w:type="dxa"/>
+              <w:start w:w="120" w:type="dxa"/>
+              <w:bottom w:w="80" w:type="dxa"/>
+              <w:end w:w="120" w:type="dxa"/>
+            </w:tcMar>
+          </w:tcPr>
+          <w:p>
+            <w:pPr>
+              <w:spacing w:after="0"/>
+            </w:pPr>
+            <w:r>
+              <w:rPr>
+                <w:rFonts w:ascii="Calibri" w:hAnsi="Calibri"/>
+                <w:sz w:val="18"/>
+              </w:rPr>
+              <w:t>CODEVASF - Pregão Eletrônico nº 90003/2025; PNCP nº 00399857000126-1-000049/2025</w:t>
+            </w:r>
+          </w:p>
+        </w:tc>
+        <w:tc>
+          <w:tcPr>
+            <w:tcW w:type="dxa" w:w="2340"/>
+            <w:vAlign w:val="center"/>
+            <w:tcMar>
+              <w:top w:w="80" w:type="dxa"/>
+              <w:start w:w="120" w:type="dxa"/>
+              <w:bottom w:w="80" w:type="dxa"/>
+              <w:end w:w="120" w:type="dxa"/>
+            </w:tcMar>
+          </w:tcPr>
+          <w:p>
+            <w:pPr>
+              <w:spacing w:after="0"/>
+            </w:pPr>
+            <w:r>
+              <w:rPr>
+                <w:rFonts w:ascii="Calibri" w:hAnsi="Calibri"/>
+                <w:sz w:val="18"/>
+              </w:rPr>
+              <w:t>Contratação similar de rede WAN MPLS, múltiplas localidades, gerenciamento proativo, equipamentos e enlaces de comunicação.</w:t>
+            </w:r>
+          </w:p>
+        </w:tc>
+        <w:tc>
+          <w:tcPr>
+            <w:tcW w:type="dxa" w:w="2340"/>
+            <w:vAlign w:val="center"/>
+            <w:tcMar>
+              <w:top w:w="80" w:type="dxa"/>
+              <w:start w:w="120" w:type="dxa"/>
+              <w:bottom w:w="80" w:type="dxa"/>
+              <w:end w:w="120" w:type="dxa"/>
+            </w:tcMar>
+          </w:tcPr>
+          <w:p>
+            <w:pPr>
+              <w:spacing w:after="0"/>
+            </w:pPr>
+            <w:r>
+              <w:rPr>
+                <w:rFonts w:ascii="Calibri" w:hAnsi="Calibri"/>
+                <w:sz w:val="18"/>
+              </w:rPr>
+              <w:t>Utilizada como fonte principal para 100 Mbps e como precedente técnico de rede MPLS.</w:t>
+            </w:r>
+          </w:p>
+        </w:tc>
+      </w:tr>
+      <w:tr>
+        <w:tc>
+          <w:tcPr>
+            <w:tcW w:type="dxa" w:w="2340"/>
+            <w:vAlign w:val="center"/>
+            <w:tcMar>
+              <w:top w:w="80" w:type="dxa"/>
+              <w:start w:w="120" w:type="dxa"/>
+              <w:bottom w:w="80" w:type="dxa"/>
+              <w:end w:w="120" w:type="dxa"/>
+            </w:tcMar>
+          </w:tcPr>
+          <w:p>
+            <w:pPr>
+              <w:spacing w:after="0"/>
+            </w:pPr>
+            <w:r>
+              <w:rPr>
+                <w:rFonts w:ascii="Calibri" w:hAnsi="Calibri"/>
+                <w:sz w:val="18"/>
+              </w:rPr>
+              <w:t>Fonte pública PNCP</w:t>
+            </w:r>
+          </w:p>
+        </w:tc>
+        <w:tc>
+          <w:tcPr>
+            <w:tcW w:type="dxa" w:w="2340"/>
+            <w:vAlign w:val="center"/>
+            <w:tcMar>
+              <w:top w:w="80" w:type="dxa"/>
+              <w:start w:w="120" w:type="dxa"/>
+              <w:bottom w:w="80" w:type="dxa"/>
+              <w:end w:w="120" w:type="dxa"/>
+            </w:tcMar>
+          </w:tcPr>
+          <w:p>
+            <w:pPr>
+              <w:spacing w:after="0"/>
+            </w:pPr>
+            <w:r>
+              <w:rPr>
+                <w:rFonts w:ascii="Calibri" w:hAnsi="Calibri"/>
+                <w:sz w:val="18"/>
+              </w:rPr>
+              <w:t>ANCINE - Pregão Eletrônico nº 90007/2025; PNCP nº 04884574000120-1-000056/2025</w:t>
+            </w:r>
+          </w:p>
+        </w:tc>
+        <w:tc>
+          <w:tcPr>
+            <w:tcW w:type="dxa" w:w="2340"/>
+            <w:vAlign w:val="center"/>
+            <w:tcMar>
+              <w:top w:w="80" w:type="dxa"/>
+              <w:start w:w="120" w:type="dxa"/>
+              <w:bottom w:w="80" w:type="dxa"/>
+              <w:end w:w="120" w:type="dxa"/>
+            </w:tcMar>
+          </w:tcPr>
+          <w:p>
+            <w:pPr>
+              <w:spacing w:after="0"/>
+            </w:pPr>
+            <w:r>
+              <w:rPr>
+                <w:rFonts w:ascii="Calibri" w:hAnsi="Calibri"/>
+                <w:sz w:val="18"/>
+              </w:rPr>
+              <w:t>Objeto similar de MPLS com SD-WAN e links de 500 Mbps e 1 Gbps, com suporte e SLA.</w:t>
+            </w:r>
+          </w:p>
+        </w:tc>
+        <w:tc>
+          <w:tcPr>
+            <w:tcW w:type="dxa" w:w="2340"/>
+            <w:vAlign w:val="center"/>
+            <w:tcMar>
+              <w:top w:w="80" w:type="dxa"/>
+              <w:start w:w="120" w:type="dxa"/>
+              <w:bottom w:w="80" w:type="dxa"/>
+              <w:end w:w="120" w:type="dxa"/>
+            </w:tcMar>
+          </w:tcPr>
+          <w:p>
+            <w:pPr>
+              <w:spacing w:after="0"/>
+            </w:pPr>
+            <w:r>
+              <w:rPr>
+                <w:rFonts w:ascii="Calibri" w:hAnsi="Calibri"/>
+                <w:sz w:val="18"/>
+              </w:rPr>
+              <w:t>Utilizada como fonte de preços para 500 Mbps e 1 Gbps e como precedente técnico de arquitetura híbrida MPLS/SD-WAN.</w:t>
+            </w:r>
+          </w:p>
+        </w:tc>
+      </w:tr>
+      <w:tr>
+        <w:tc>
+          <w:tcPr>
+            <w:tcW w:type="dxa" w:w="2340"/>
+            <w:vAlign w:val="center"/>
+            <w:tcMar>
+              <w:top w:w="80" w:type="dxa"/>
+              <w:start w:w="120" w:type="dxa"/>
+              <w:bottom w:w="80" w:type="dxa"/>
+              <w:end w:w="120" w:type="dxa"/>
+            </w:tcMar>
+          </w:tcPr>
+          <w:p>
+            <w:pPr>
+              <w:spacing w:after="0"/>
+            </w:pPr>
+            <w:r>
+              <w:rPr>
+                <w:rFonts w:ascii="Calibri" w:hAnsi="Calibri"/>
+                <w:sz w:val="18"/>
+              </w:rPr>
+              <w:t>Fonte pública PNCP</w:t>
+            </w:r>
+          </w:p>
+        </w:tc>
+        <w:tc>
+          <w:tcPr>
+            <w:tcW w:type="dxa" w:w="2340"/>
+            <w:vAlign w:val="center"/>
+            <w:tcMar>
+              <w:top w:w="80" w:type="dxa"/>
+              <w:start w:w="120" w:type="dxa"/>
+              <w:bottom w:w="80" w:type="dxa"/>
+              <w:end w:w="120" w:type="dxa"/>
+            </w:tcMar>
+          </w:tcPr>
+          <w:p>
+            <w:pPr>
+              <w:spacing w:after="0"/>
+            </w:pPr>
+            <w:r>
+              <w:rPr>
+                <w:rFonts w:ascii="Calibri" w:hAnsi="Calibri"/>
+                <w:sz w:val="18"/>
+              </w:rPr>
+              <w:t>Chapecó/SC - Pregão Eletrônico nº 153/2026; PNCP nº 83021808000182-1-000200/2026</w:t>
+            </w:r>
+          </w:p>
+        </w:tc>
+        <w:tc>
+          <w:tcPr>
+            <w:tcW w:type="dxa" w:w="2340"/>
+            <w:vAlign w:val="center"/>
+            <w:tcMar>
+              <w:top w:w="80" w:type="dxa"/>
+              <w:start w:w="120" w:type="dxa"/>
+              <w:bottom w:w="80" w:type="dxa"/>
+              <w:end w:w="120" w:type="dxa"/>
+            </w:tcMar>
+          </w:tcPr>
+          <w:p>
+            <w:pPr>
+              <w:spacing w:after="0"/>
+            </w:pPr>
+            <w:r>
+              <w:rPr>
+                <w:rFonts w:ascii="Calibri" w:hAnsi="Calibri"/>
+                <w:sz w:val="18"/>
+              </w:rPr>
+              <w:t>Contratação de telecomunicação com MPLS por fibra óptica, links dedicados, hardware em comodato, SLA e monitoramento.</w:t>
+            </w:r>
+          </w:p>
+        </w:tc>
+        <w:tc>
+          <w:tcPr>
+            <w:tcW w:type="dxa" w:w="2340"/>
+            <w:vAlign w:val="center"/>
+            <w:tcMar>
+              <w:top w:w="80" w:type="dxa"/>
+              <w:start w:w="120" w:type="dxa"/>
+              <w:bottom w:w="80" w:type="dxa"/>
+              <w:end w:w="120" w:type="dxa"/>
+            </w:tcMar>
+          </w:tcPr>
+          <w:p>
+            <w:pPr>
+              <w:spacing w:after="0"/>
+            </w:pPr>
+            <w:r>
+              <w:rPr>
+                <w:rFonts w:ascii="Calibri" w:hAnsi="Calibri"/>
+                <w:sz w:val="18"/>
+              </w:rPr>
+              <w:t>Utilizada como fonte exata para 500 Mbps e 1 Gbps, com ressalva de ganho de escala pelo grande número de pontos.</w:t>
+            </w:r>
+          </w:p>
+        </w:tc>
+      </w:tr>
+      <w:tr>
+        <w:tc>
+          <w:tcPr>
+            <w:tcW w:type="dxa" w:w="2340"/>
+            <w:vAlign w:val="center"/>
+            <w:tcMar>
+              <w:top w:w="80" w:type="dxa"/>
+              <w:start w:w="120" w:type="dxa"/>
+              <w:bottom w:w="80" w:type="dxa"/>
+              <w:end w:w="120" w:type="dxa"/>
+            </w:tcMar>
+          </w:tcPr>
+          <w:p>
+            <w:pPr>
+              <w:spacing w:after="0"/>
+            </w:pPr>
+            <w:r>
+              <w:rPr>
+                <w:rFonts w:ascii="Calibri" w:hAnsi="Calibri"/>
+                <w:sz w:val="18"/>
+              </w:rPr>
+              <w:t>Fonte pública PNCP</w:t>
+            </w:r>
+          </w:p>
+        </w:tc>
+        <w:tc>
+          <w:tcPr>
+            <w:tcW w:type="dxa" w:w="2340"/>
+            <w:vAlign w:val="center"/>
+            <w:tcMar>
+              <w:top w:w="80" w:type="dxa"/>
+              <w:start w:w="120" w:type="dxa"/>
+              <w:bottom w:w="80" w:type="dxa"/>
+              <w:end w:w="120" w:type="dxa"/>
+            </w:tcMar>
+          </w:tcPr>
+          <w:p>
+            <w:pPr>
+              <w:spacing w:after="0"/>
+            </w:pPr>
+            <w:r>
+              <w:rPr>
+                <w:rFonts w:ascii="Calibri" w:hAnsi="Calibri"/>
+                <w:sz w:val="18"/>
+              </w:rPr>
+              <w:t>Cascavel/PR - Edital nº 90129/2025; PNCP nº 76208867000107-1-000429/2025</w:t>
+            </w:r>
+          </w:p>
+        </w:tc>
+        <w:tc>
+          <w:tcPr>
+            <w:tcW w:type="dxa" w:w="2340"/>
+            <w:vAlign w:val="center"/>
+            <w:tcMar>
+              <w:top w:w="80" w:type="dxa"/>
+              <w:start w:w="120" w:type="dxa"/>
+              <w:bottom w:w="80" w:type="dxa"/>
+              <w:end w:w="120" w:type="dxa"/>
+            </w:tcMar>
+          </w:tcPr>
+          <w:p>
+            <w:pPr>
+              <w:spacing w:after="0"/>
+            </w:pPr>
+            <w:r>
+              <w:rPr>
+                <w:rFonts w:ascii="Calibri" w:hAnsi="Calibri"/>
+                <w:sz w:val="18"/>
+              </w:rPr>
+              <w:t>Contratação de rede IP/MPLS com itens próximos às capacidades do TRT10.</w:t>
+            </w:r>
+          </w:p>
+        </w:tc>
+        <w:tc>
+          <w:tcPr>
+            <w:tcW w:type="dxa" w:w="2340"/>
+            <w:vAlign w:val="center"/>
+            <w:tcMar>
+              <w:top w:w="80" w:type="dxa"/>
+              <w:start w:w="120" w:type="dxa"/>
+              <w:bottom w:w="80" w:type="dxa"/>
+              <w:end w:w="120" w:type="dxa"/>
+            </w:tcMar>
+          </w:tcPr>
+          <w:p>
+            <w:pPr>
+              <w:spacing w:after="0"/>
+            </w:pPr>
+            <w:r>
+              <w:rPr>
+                <w:rFonts w:ascii="Calibri" w:hAnsi="Calibri"/>
+                <w:sz w:val="18"/>
+              </w:rPr>
+              <w:t>Utilizada como referência parcial para faixa de 100 Mbps e 500 Mbps, sem equivalência plena.</w:t>
+            </w:r>
+          </w:p>
+        </w:tc>
+      </w:tr>
+      <w:tr>
+        <w:tc>
+          <w:tcPr>
+            <w:tcW w:type="dxa" w:w="2340"/>
+            <w:vAlign w:val="center"/>
+            <w:tcMar>
+              <w:top w:w="80" w:type="dxa"/>
+              <w:start w:w="120" w:type="dxa"/>
+              <w:bottom w:w="80" w:type="dxa"/>
+              <w:end w:w="120" w:type="dxa"/>
+            </w:tcMar>
+          </w:tcPr>
+          <w:p>
+            <w:pPr>
+              <w:spacing w:after="0"/>
+            </w:pPr>
+            <w:r>
+              <w:rPr>
+                <w:rFonts w:ascii="Calibri" w:hAnsi="Calibri"/>
+                <w:sz w:val="18"/>
+              </w:rPr>
+              <w:t>Fonte pública PNCP</w:t>
+            </w:r>
+          </w:p>
+        </w:tc>
+        <w:tc>
+          <w:tcPr>
+            <w:tcW w:type="dxa" w:w="2340"/>
+            <w:vAlign w:val="center"/>
+            <w:tcMar>
+              <w:top w:w="80" w:type="dxa"/>
+              <w:start w:w="120" w:type="dxa"/>
+              <w:bottom w:w="80" w:type="dxa"/>
+              <w:end w:w="120" w:type="dxa"/>
+            </w:tcMar>
+          </w:tcPr>
+          <w:p>
+            <w:pPr>
+              <w:spacing w:after="0"/>
+            </w:pPr>
+            <w:r>
+              <w:rPr>
+                <w:rFonts w:ascii="Calibri" w:hAnsi="Calibri"/>
+                <w:sz w:val="18"/>
+              </w:rPr>
+              <w:t>SENAR/MS - Pregão Eletrônico nº 009/2026; PNCP nº 04253881000103-1-000025/2026</w:t>
+            </w:r>
+          </w:p>
+        </w:tc>
+        <w:tc>
+          <w:tcPr>
+            <w:tcW w:type="dxa" w:w="2340"/>
+            <w:vAlign w:val="center"/>
+            <w:tcMar>
+              <w:top w:w="80" w:type="dxa"/>
+              <w:start w:w="120" w:type="dxa"/>
+              <w:bottom w:w="80" w:type="dxa"/>
+              <w:end w:w="120" w:type="dxa"/>
+            </w:tcMar>
+          </w:tcPr>
+          <w:p>
+            <w:pPr>
+              <w:spacing w:after="0"/>
+            </w:pPr>
+            <w:r>
+              <w:rPr>
+                <w:rFonts w:ascii="Calibri" w:hAnsi="Calibri"/>
+                <w:sz w:val="18"/>
+              </w:rPr>
+              <w:t>Item de link MPLS de 1 Gbps com valor unitário mensal identificável.</w:t>
+            </w:r>
+          </w:p>
+        </w:tc>
+        <w:tc>
+          <w:tcPr>
+            <w:tcW w:type="dxa" w:w="2340"/>
+            <w:vAlign w:val="center"/>
+            <w:tcMar>
+              <w:top w:w="80" w:type="dxa"/>
+              <w:start w:w="120" w:type="dxa"/>
+              <w:bottom w:w="80" w:type="dxa"/>
+              <w:end w:w="120" w:type="dxa"/>
+            </w:tcMar>
+          </w:tcPr>
+          <w:p>
+            <w:pPr>
+              <w:spacing w:after="0"/>
+            </w:pPr>
+            <w:r>
+              <w:rPr>
+                <w:rFonts w:ascii="Calibri" w:hAnsi="Calibri"/>
+                <w:sz w:val="18"/>
+              </w:rPr>
+              <w:t>Utilizada como referência exata para 1 Gbps.</w:t>
+            </w:r>
+          </w:p>
+        </w:tc>
+      </w:tr>
+      <w:tr>
+        <w:tc>
+          <w:tcPr>
+            <w:tcW w:type="dxa" w:w="2340"/>
+            <w:vAlign w:val="center"/>
+            <w:tcMar>
+              <w:top w:w="80" w:type="dxa"/>
+              <w:start w:w="120" w:type="dxa"/>
+              <w:bottom w:w="80" w:type="dxa"/>
+              <w:end w:w="120" w:type="dxa"/>
+            </w:tcMar>
+          </w:tcPr>
+          <w:p>
+            <w:pPr>
+              <w:spacing w:after="0"/>
+            </w:pPr>
+            <w:r>
+              <w:rPr>
+                <w:rFonts w:ascii="Calibri" w:hAnsi="Calibri"/>
+                <w:sz w:val="18"/>
+              </w:rPr>
+              <w:t>Fonte pública PNCP</w:t>
+            </w:r>
+          </w:p>
+        </w:tc>
+        <w:tc>
+          <w:tcPr>
+            <w:tcW w:type="dxa" w:w="2340"/>
+            <w:vAlign w:val="center"/>
+            <w:tcMar>
+              <w:top w:w="80" w:type="dxa"/>
+              <w:start w:w="120" w:type="dxa"/>
+              <w:bottom w:w="80" w:type="dxa"/>
+              <w:end w:w="120" w:type="dxa"/>
+            </w:tcMar>
+          </w:tcPr>
+          <w:p>
+            <w:pPr>
+              <w:spacing w:after="0"/>
+            </w:pPr>
+            <w:r>
+              <w:rPr>
+                <w:rFonts w:ascii="Calibri" w:hAnsi="Calibri"/>
+                <w:sz w:val="18"/>
+              </w:rPr>
+              <w:t>Brusque/SC - Pregão Eletrônico nº 11/2026; PNCP nº 83102343000194-1-000064/2026</w:t>
+            </w:r>
+          </w:p>
+        </w:tc>
+        <w:tc>
+          <w:tcPr>
+            <w:tcW w:type="dxa" w:w="2340"/>
+            <w:vAlign w:val="center"/>
+            <w:tcMar>
+              <w:top w:w="80" w:type="dxa"/>
+              <w:start w:w="120" w:type="dxa"/>
+              <w:bottom w:w="80" w:type="dxa"/>
+              <w:end w:w="120" w:type="dxa"/>
+            </w:tcMar>
+          </w:tcPr>
+          <w:p>
+            <w:pPr>
+              <w:spacing w:after="0"/>
+            </w:pPr>
+            <w:r>
+              <w:rPr>
+                <w:rFonts w:ascii="Calibri" w:hAnsi="Calibri"/>
+                <w:sz w:val="18"/>
+              </w:rPr>
+              <w:t>Link MPLS privado de ao menos 1 Gbps entre Prefeitura e datacenter.</w:t>
+            </w:r>
+          </w:p>
+        </w:tc>
+        <w:tc>
+          <w:tcPr>
+            <w:tcW w:type="dxa" w:w="2340"/>
+            <w:vAlign w:val="center"/>
+            <w:tcMar>
+              <w:top w:w="80" w:type="dxa"/>
+              <w:start w:w="120" w:type="dxa"/>
+              <w:bottom w:w="80" w:type="dxa"/>
+              <w:end w:w="120" w:type="dxa"/>
+            </w:tcMar>
+          </w:tcPr>
+          <w:p>
+            <w:pPr>
+              <w:spacing w:after="0"/>
+            </w:pPr>
+            <w:r>
+              <w:rPr>
+                <w:rFonts w:ascii="Calibri" w:hAnsi="Calibri"/>
+                <w:sz w:val="18"/>
+              </w:rPr>
+              <w:t>Utilizada como referência exata para 1 Gbps e como referência auxiliar TIC.</w:t>
+            </w:r>
+          </w:p>
+        </w:tc>
+      </w:tr>
+      <w:tr>
+        <w:tc>
+          <w:tcPr>
+            <w:tcW w:type="dxa" w:w="2340"/>
+            <w:vAlign w:val="center"/>
+            <w:tcMar>
+              <w:top w:w="80" w:type="dxa"/>
+              <w:start w:w="120" w:type="dxa"/>
+              <w:bottom w:w="80" w:type="dxa"/>
+              <w:end w:w="120" w:type="dxa"/>
+            </w:tcMar>
+          </w:tcPr>
+          <w:p>
+            <w:pPr>
+              <w:spacing w:after="0"/>
+            </w:pPr>
+            <w:r>
+              <w:rPr>
+                <w:rFonts w:ascii="Calibri" w:hAnsi="Calibri"/>
+                <w:sz w:val="18"/>
+              </w:rPr>
+              <w:t>Fonte pública PNCP auxiliar</w:t>
+            </w:r>
+          </w:p>
+        </w:tc>
+        <w:tc>
+          <w:tcPr>
+            <w:tcW w:type="dxa" w:w="2340"/>
+            <w:vAlign w:val="center"/>
+            <w:tcMar>
+              <w:top w:w="80" w:type="dxa"/>
+              <w:start w:w="120" w:type="dxa"/>
+              <w:bottom w:w="80" w:type="dxa"/>
+              <w:end w:w="120" w:type="dxa"/>
+            </w:tcMar>
+          </w:tcPr>
+          <w:p>
+            <w:pPr>
+              <w:spacing w:after="0"/>
+            </w:pPr>
+            <w:r>
+              <w:rPr>
+                <w:rFonts w:ascii="Calibri" w:hAnsi="Calibri"/>
+                <w:sz w:val="18"/>
+              </w:rPr>
+              <w:t>Candeias/BA, Jaguariúna/SP, Ubarana/SP, TJPR e JFRS/TRF4</w:t>
+            </w:r>
+          </w:p>
+        </w:tc>
+        <w:tc>
+          <w:tcPr>
+            <w:tcW w:type="dxa" w:w="2340"/>
+            <w:vAlign w:val="center"/>
+            <w:tcMar>
+              <w:top w:w="80" w:type="dxa"/>
+              <w:start w:w="120" w:type="dxa"/>
+              <w:bottom w:w="80" w:type="dxa"/>
+              <w:end w:w="120" w:type="dxa"/>
+            </w:tcMar>
+          </w:tcPr>
+          <w:p>
+            <w:pPr>
+              <w:spacing w:after="0"/>
+            </w:pPr>
+            <w:r>
+              <w:rPr>
+                <w:rFonts w:ascii="Calibri" w:hAnsi="Calibri"/>
+                <w:sz w:val="18"/>
+              </w:rPr>
+              <w:t>Referências de LAN-to-LAN, Metro Ethernet, fibra dedicada, links de alta capacidade, BGP, Anti-DDoS e ponto-a-ponto entre sites.</w:t>
+            </w:r>
+          </w:p>
+        </w:tc>
+        <w:tc>
+          <w:tcPr>
+            <w:tcW w:type="dxa" w:w="2340"/>
+            <w:vAlign w:val="center"/>
+            <w:tcMar>
+              <w:top w:w="80" w:type="dxa"/>
+              <w:start w:w="120" w:type="dxa"/>
+              <w:bottom w:w="80" w:type="dxa"/>
+              <w:end w:w="120" w:type="dxa"/>
+            </w:tcMar>
+          </w:tcPr>
+          <w:p>
+            <w:pPr>
+              <w:spacing w:after="0"/>
+            </w:pPr>
+            <w:r>
+              <w:rPr>
+                <w:rFonts w:ascii="Calibri" w:hAnsi="Calibri"/>
+                <w:sz w:val="18"/>
+              </w:rPr>
+              <w:t>Utilizadas como referências técnicas e paramétricas para o link dedicado Sede-Foro de 25 Gbps, sem cálculo direto de média unitária.</w:t>
+            </w:r>
+          </w:p>
+        </w:tc>
+      </w:tr>
+      <w:tr>
+        <w:tc>
+          <w:tcPr>
+            <w:tcW w:type="dxa" w:w="2340"/>
+            <w:vAlign w:val="center"/>
+            <w:tcMar>
+              <w:top w:w="80" w:type="dxa"/>
+              <w:start w:w="120" w:type="dxa"/>
+              <w:bottom w:w="80" w:type="dxa"/>
+              <w:end w:w="120" w:type="dxa"/>
+            </w:tcMar>
+          </w:tcPr>
+          <w:p>
+            <w:pPr>
+              <w:spacing w:after="0"/>
+            </w:pPr>
+            <w:r>
+              <w:rPr>
+                <w:rFonts w:ascii="Calibri" w:hAnsi="Calibri"/>
+                <w:sz w:val="18"/>
+              </w:rPr>
+              <w:t>Fornecedores privados consultados diretamente</w:t>
+            </w:r>
+          </w:p>
+        </w:tc>
+        <w:tc>
+          <w:tcPr>
+            <w:tcW w:type="dxa" w:w="2340"/>
+            <w:vAlign w:val="center"/>
+            <w:tcMar>
+              <w:top w:w="80" w:type="dxa"/>
+              <w:start w:w="120" w:type="dxa"/>
+              <w:bottom w:w="80" w:type="dxa"/>
+              <w:end w:w="120" w:type="dxa"/>
+            </w:tcMar>
+          </w:tcPr>
+          <w:p>
+            <w:pPr>
+              <w:spacing w:after="0"/>
+            </w:pPr>
+            <w:r>
+              <w:rPr>
+                <w:rFonts w:ascii="Calibri" w:hAnsi="Calibri"/>
+                <w:sz w:val="18"/>
+              </w:rPr>
+              <w:t>Não houve</w:t>
+            </w:r>
+          </w:p>
+        </w:tc>
+        <w:tc>
+          <w:tcPr>
+            <w:tcW w:type="dxa" w:w="2340"/>
+            <w:vAlign w:val="center"/>
+            <w:tcMar>
+              <w:top w:w="80" w:type="dxa"/>
+              <w:start w:w="120" w:type="dxa"/>
+              <w:bottom w:w="80" w:type="dxa"/>
+              <w:end w:w="120" w:type="dxa"/>
+            </w:tcMar>
+          </w:tcPr>
+          <w:p>
+            <w:pPr>
+              <w:spacing w:after="0"/>
+            </w:pPr>
+            <w:r>
+              <w:rPr>
+                <w:rFonts w:ascii="Calibri" w:hAnsi="Calibri"/>
+                <w:sz w:val="18"/>
+              </w:rPr>
+              <w:t>A consulta direta foi dispensada nesta fase porque havia conjunto suficiente de fontes públicas documentadas para as capacidades de 100 Mbps, 500 Mbps e 1 Gbps, e porque o link dedicado de 25 Gbps foi tratado por referências públicas compatíveis e faixa paramétrica.</w:t>
+            </w:r>
+          </w:p>
+        </w:tc>
+        <w:tc>
+          <w:tcPr>
+            <w:tcW w:type="dxa" w:w="2340"/>
+            <w:vAlign w:val="center"/>
+            <w:tcMar>
+              <w:top w:w="80" w:type="dxa"/>
+              <w:start w:w="120" w:type="dxa"/>
+              <w:bottom w:w="80" w:type="dxa"/>
+              <w:end w:w="120" w:type="dxa"/>
+            </w:tcMar>
+          </w:tcPr>
+          <w:p>
+            <w:pPr>
+              <w:spacing w:after="0"/>
+            </w:pPr>
+            <w:r>
+              <w:rPr>
+                <w:rFonts w:ascii="Calibri" w:hAnsi="Calibri"/>
+                <w:sz w:val="18"/>
+              </w:rPr>
+              <w:t>Não há ausência de resposta de fornecedores privados a registrar.</w:t>
+            </w:r>
+          </w:p>
+        </w:tc>
+      </w:tr>
+    </w:tbl>
+    <w:p/>
+    <w:p>
+      <w:r>
+        <w:t>Caso a Administração deseje complementar a pesquisa antes da publicação, a consulta direta a fornecedores poderá ser usada apenas como fonte adicional e subsidiária, sem substituir os preços públicos já priorizados. Nessa hipótese, a instrução deverá registrar os fornecedores consultados, a justificativa de escolha, a solicitação enviada, o prazo concedido, as propostas recebidas e os fornecedores que não responderem.</w:t>
+      </w:r>
+    </w:p>
+    <w:p>
+      <w:pPr>
+        <w:pStyle w:val="Heading2"/>
+      </w:pPr>
+      <w:r>
+        <w:t>1.3 - Foi realizada uma análise crítica dos preços coletados?</w:t>
+      </w:r>
+    </w:p>
+    <w:p>
+      <w:r>
+        <w:t>Sim. Foi realizada análise crítica dos preços coletados. Os valores foram avaliados quanto à aderência do objeto, capacidade do enlace, unidade de medida, prazo, quantidade, ganho de escala, inclusão de equipamentos, suporte, SLA, tecnologia, localidade, escopo de Internet ou rede privada, e existência de valor unitário identificável.</w:t>
+      </w:r>
+    </w:p>
+    <w:p>
+      <w:r>
+        <w:t>A análise crítica classificou as referências em quatro categorias:</w:t>
+      </w:r>
+    </w:p>
+    <w:tbl>
+      <w:tblPr>
+        <w:tblStyle w:val="TableGrid"/>
+        <w:tblW w:type="dxa" w:w="9360"/>
+        <w:jc w:val="center"/>
+        <w:tblLook w:firstColumn="1" w:firstRow="1" w:lastColumn="0" w:lastRow="0" w:noHBand="0" w:noVBand="1" w:val="04A0"/>
+        <w:tblInd w:w="120" w:type="dxa"/>
+      </w:tblPr>
+      <w:tblGrid>
+        <w:gridCol w:w="3120"/>
+        <w:gridCol w:w="3120"/>
+        <w:gridCol w:w="3120"/>
+      </w:tblGrid>
+      <w:tr>
+        <w:tc>
+          <w:tcPr>
+            <w:tcW w:type="dxa" w:w="3120"/>
+            <w:vAlign w:val="center"/>
+            <w:tcMar>
+              <w:top w:w="80" w:type="dxa"/>
+              <w:start w:w="120" w:type="dxa"/>
+              <w:bottom w:w="80" w:type="dxa"/>
+              <w:end w:w="120" w:type="dxa"/>
+            </w:tcMar>
+            <w:shd w:fill="E8EEF5"/>
+          </w:tcPr>
+          <w:p>
+            <w:pPr>
+              <w:spacing w:after="0"/>
+            </w:pPr>
+            <w:r>
+              <w:rPr>
+                <w:rFonts w:ascii="Calibri" w:hAnsi="Calibri"/>
+                <w:b/>
+                <w:color w:val="01426A"/>
+                <w:sz w:val="18"/>
+              </w:rPr>
+              <w:t>Categoria</w:t>
+            </w:r>
+          </w:p>
+        </w:tc>
+        <w:tc>
+          <w:tcPr>
+            <w:tcW w:type="dxa" w:w="3120"/>
+            <w:vAlign w:val="center"/>
+            <w:tcMar>
+              <w:top w:w="80" w:type="dxa"/>
+              <w:start w:w="120" w:type="dxa"/>
+              <w:bottom w:w="80" w:type="dxa"/>
+              <w:end w:w="120" w:type="dxa"/>
+            </w:tcMar>
+            <w:shd w:fill="E8EEF5"/>
+          </w:tcPr>
+          <w:p>
+            <w:pPr>
+              <w:spacing w:after="0"/>
+            </w:pPr>
+            <w:r>
+              <w:rPr>
+                <w:rFonts w:ascii="Calibri" w:hAnsi="Calibri"/>
+                <w:b/>
+                <w:color w:val="01426A"/>
+                <w:sz w:val="18"/>
+              </w:rPr>
+              <w:t>Critério</w:t>
+            </w:r>
+          </w:p>
+        </w:tc>
+        <w:tc>
+          <w:tcPr>
+            <w:tcW w:type="dxa" w:w="3120"/>
+            <w:vAlign w:val="center"/>
+            <w:tcMar>
+              <w:top w:w="80" w:type="dxa"/>
+              <w:start w:w="120" w:type="dxa"/>
+              <w:bottom w:w="80" w:type="dxa"/>
+              <w:end w:w="120" w:type="dxa"/>
+            </w:tcMar>
+            <w:shd w:fill="E8EEF5"/>
+          </w:tcPr>
+          <w:p>
+            <w:pPr>
+              <w:spacing w:after="0"/>
+            </w:pPr>
+            <w:r>
+              <w:rPr>
+                <w:rFonts w:ascii="Calibri" w:hAnsi="Calibri"/>
+                <w:b/>
+                <w:color w:val="01426A"/>
+                <w:sz w:val="18"/>
+              </w:rPr>
+              <w:t>Tratamento na estimativa</w:t>
+            </w:r>
+          </w:p>
+        </w:tc>
+      </w:tr>
+      <w:tr>
+        <w:tc>
+          <w:tcPr>
+            <w:tcW w:type="dxa" w:w="3120"/>
+            <w:vAlign w:val="center"/>
+            <w:tcMar>
+              <w:top w:w="80" w:type="dxa"/>
+              <w:start w:w="120" w:type="dxa"/>
+              <w:bottom w:w="80" w:type="dxa"/>
+              <w:end w:w="120" w:type="dxa"/>
+            </w:tcMar>
+          </w:tcPr>
+          <w:p>
+            <w:pPr>
+              <w:spacing w:after="0"/>
+            </w:pPr>
+            <w:r>
+              <w:rPr>
+                <w:rFonts w:ascii="Calibri" w:hAnsi="Calibri"/>
+                <w:sz w:val="18"/>
+              </w:rPr>
+              <w:t>Referência exata</w:t>
+            </w:r>
+          </w:p>
+        </w:tc>
+        <w:tc>
+          <w:tcPr>
+            <w:tcW w:type="dxa" w:w="3120"/>
+            <w:vAlign w:val="center"/>
+            <w:tcMar>
+              <w:top w:w="80" w:type="dxa"/>
+              <w:start w:w="120" w:type="dxa"/>
+              <w:bottom w:w="80" w:type="dxa"/>
+              <w:end w:w="120" w:type="dxa"/>
+            </w:tcMar>
+          </w:tcPr>
+          <w:p>
+            <w:pPr>
+              <w:spacing w:after="0"/>
+            </w:pPr>
+            <w:r>
+              <w:rPr>
+                <w:rFonts w:ascii="Calibri" w:hAnsi="Calibri"/>
+                <w:sz w:val="18"/>
+              </w:rPr>
+              <w:t>Capacidade e objeto suficientemente aderentes, com valor unitário mensal identificável.</w:t>
+            </w:r>
+          </w:p>
+        </w:tc>
+        <w:tc>
+          <w:tcPr>
+            <w:tcW w:type="dxa" w:w="3120"/>
+            <w:vAlign w:val="center"/>
+            <w:tcMar>
+              <w:top w:w="80" w:type="dxa"/>
+              <w:start w:w="120" w:type="dxa"/>
+              <w:bottom w:w="80" w:type="dxa"/>
+              <w:end w:w="120" w:type="dxa"/>
+            </w:tcMar>
+          </w:tcPr>
+          <w:p>
+            <w:pPr>
+              <w:spacing w:after="0"/>
+            </w:pPr>
+            <w:r>
+              <w:rPr>
+                <w:rFonts w:ascii="Calibri" w:hAnsi="Calibri"/>
+                <w:sz w:val="18"/>
+              </w:rPr>
+              <w:t>Utilizada diretamente no cálculo da mediana ou como preço unitário de referência.</w:t>
+            </w:r>
+          </w:p>
+        </w:tc>
+      </w:tr>
+      <w:tr>
+        <w:tc>
+          <w:tcPr>
+            <w:tcW w:type="dxa" w:w="3120"/>
+            <w:vAlign w:val="center"/>
+            <w:tcMar>
+              <w:top w:w="80" w:type="dxa"/>
+              <w:start w:w="120" w:type="dxa"/>
+              <w:bottom w:w="80" w:type="dxa"/>
+              <w:end w:w="120" w:type="dxa"/>
+            </w:tcMar>
+          </w:tcPr>
+          <w:p>
+            <w:pPr>
+              <w:spacing w:after="0"/>
+            </w:pPr>
+            <w:r>
+              <w:rPr>
+                <w:rFonts w:ascii="Calibri" w:hAnsi="Calibri"/>
+                <w:sz w:val="18"/>
+              </w:rPr>
+              <w:t>Referência parcial</w:t>
+            </w:r>
+          </w:p>
+        </w:tc>
+        <w:tc>
+          <w:tcPr>
+            <w:tcW w:type="dxa" w:w="3120"/>
+            <w:vAlign w:val="center"/>
+            <w:tcMar>
+              <w:top w:w="80" w:type="dxa"/>
+              <w:start w:w="120" w:type="dxa"/>
+              <w:bottom w:w="80" w:type="dxa"/>
+              <w:end w:w="120" w:type="dxa"/>
+            </w:tcMar>
+          </w:tcPr>
+          <w:p>
+            <w:pPr>
+              <w:spacing w:after="0"/>
+            </w:pPr>
+            <w:r>
+              <w:rPr>
+                <w:rFonts w:ascii="Calibri" w:hAnsi="Calibri"/>
+                <w:sz w:val="18"/>
+              </w:rPr>
+              <w:t>Objeto similar, mas com capacidade diferente, escopo parcialmente diverso ou unidade de comparação indireta.</w:t>
+            </w:r>
+          </w:p>
+        </w:tc>
+        <w:tc>
+          <w:tcPr>
+            <w:tcW w:type="dxa" w:w="3120"/>
+            <w:vAlign w:val="center"/>
+            <w:tcMar>
+              <w:top w:w="80" w:type="dxa"/>
+              <w:start w:w="120" w:type="dxa"/>
+              <w:bottom w:w="80" w:type="dxa"/>
+              <w:end w:w="120" w:type="dxa"/>
+            </w:tcMar>
+          </w:tcPr>
+          <w:p>
+            <w:pPr>
+              <w:spacing w:after="0"/>
+            </w:pPr>
+            <w:r>
+              <w:rPr>
+                <w:rFonts w:ascii="Calibri" w:hAnsi="Calibri"/>
+                <w:sz w:val="18"/>
+              </w:rPr>
+              <w:t>Utilizada como apoio de faixa, com ressalva explícita, sem afirmar equivalência plena.</w:t>
+            </w:r>
+          </w:p>
+        </w:tc>
+      </w:tr>
+      <w:tr>
+        <w:tc>
+          <w:tcPr>
+            <w:tcW w:type="dxa" w:w="3120"/>
+            <w:vAlign w:val="center"/>
+            <w:tcMar>
+              <w:top w:w="80" w:type="dxa"/>
+              <w:start w:w="120" w:type="dxa"/>
+              <w:bottom w:w="80" w:type="dxa"/>
+              <w:end w:w="120" w:type="dxa"/>
+            </w:tcMar>
+          </w:tcPr>
+          <w:p>
+            <w:pPr>
+              <w:spacing w:after="0"/>
+            </w:pPr>
+            <w:r>
+              <w:rPr>
+                <w:rFonts w:ascii="Calibri" w:hAnsi="Calibri"/>
+                <w:sz w:val="18"/>
+              </w:rPr>
+              <w:t>Referência auxiliar</w:t>
+            </w:r>
+          </w:p>
+        </w:tc>
+        <w:tc>
+          <w:tcPr>
+            <w:tcW w:type="dxa" w:w="3120"/>
+            <w:vAlign w:val="center"/>
+            <w:tcMar>
+              <w:top w:w="80" w:type="dxa"/>
+              <w:start w:w="120" w:type="dxa"/>
+              <w:bottom w:w="80" w:type="dxa"/>
+              <w:end w:w="120" w:type="dxa"/>
+            </w:tcMar>
+          </w:tcPr>
+          <w:p>
+            <w:pPr>
+              <w:spacing w:after="0"/>
+            </w:pPr>
+            <w:r>
+              <w:rPr>
+                <w:rFonts w:ascii="Calibri" w:hAnsi="Calibri"/>
+                <w:sz w:val="18"/>
+              </w:rPr>
+              <w:t>Objeto relacionado, mas não idêntico, como interconexão por fibra, link dedicado de Internet, LAN-to-LAN ou alta capacidade.</w:t>
+            </w:r>
+          </w:p>
+        </w:tc>
+        <w:tc>
+          <w:tcPr>
+            <w:tcW w:type="dxa" w:w="3120"/>
+            <w:vAlign w:val="center"/>
+            <w:tcMar>
+              <w:top w:w="80" w:type="dxa"/>
+              <w:start w:w="120" w:type="dxa"/>
+              <w:bottom w:w="80" w:type="dxa"/>
+              <w:end w:w="120" w:type="dxa"/>
+            </w:tcMar>
+          </w:tcPr>
+          <w:p>
+            <w:pPr>
+              <w:spacing w:after="0"/>
+            </w:pPr>
+            <w:r>
+              <w:rPr>
+                <w:rFonts w:ascii="Calibri" w:hAnsi="Calibri"/>
+                <w:sz w:val="18"/>
+              </w:rPr>
+              <w:t>Utilizada para demonstrar faixa, ordem de grandeza ou compatibilidade técnica de mercado.</w:t>
+            </w:r>
+          </w:p>
+        </w:tc>
+      </w:tr>
+      <w:tr>
+        <w:tc>
+          <w:tcPr>
+            <w:tcW w:type="dxa" w:w="3120"/>
+            <w:vAlign w:val="center"/>
+            <w:tcMar>
+              <w:top w:w="80" w:type="dxa"/>
+              <w:start w:w="120" w:type="dxa"/>
+              <w:bottom w:w="80" w:type="dxa"/>
+              <w:end w:w="120" w:type="dxa"/>
+            </w:tcMar>
+          </w:tcPr>
+          <w:p>
+            <w:pPr>
+              <w:spacing w:after="0"/>
+            </w:pPr>
+            <w:r>
+              <w:rPr>
+                <w:rFonts w:ascii="Calibri" w:hAnsi="Calibri"/>
+                <w:sz w:val="18"/>
+              </w:rPr>
+              <w:t>Referência técnica sem preço unitário</w:t>
+            </w:r>
+          </w:p>
+        </w:tc>
+        <w:tc>
+          <w:tcPr>
+            <w:tcW w:type="dxa" w:w="3120"/>
+            <w:vAlign w:val="center"/>
+            <w:tcMar>
+              <w:top w:w="80" w:type="dxa"/>
+              <w:start w:w="120" w:type="dxa"/>
+              <w:bottom w:w="80" w:type="dxa"/>
+              <w:end w:w="120" w:type="dxa"/>
+            </w:tcMar>
+          </w:tcPr>
+          <w:p>
+            <w:pPr>
+              <w:spacing w:after="0"/>
+            </w:pPr>
+            <w:r>
+              <w:rPr>
+                <w:rFonts w:ascii="Calibri" w:hAnsi="Calibri"/>
+                <w:sz w:val="18"/>
+              </w:rPr>
+              <w:t>Documento comprova tecnologia/metodologia, mas não permite extrair preço unitário confiável.</w:t>
+            </w:r>
+          </w:p>
+        </w:tc>
+        <w:tc>
+          <w:tcPr>
+            <w:tcW w:type="dxa" w:w="3120"/>
+            <w:vAlign w:val="center"/>
+            <w:tcMar>
+              <w:top w:w="80" w:type="dxa"/>
+              <w:start w:w="120" w:type="dxa"/>
+              <w:bottom w:w="80" w:type="dxa"/>
+              <w:end w:w="120" w:type="dxa"/>
+            </w:tcMar>
+          </w:tcPr>
+          <w:p>
+            <w:pPr>
+              <w:spacing w:after="0"/>
+            </w:pPr>
+            <w:r>
+              <w:rPr>
+                <w:rFonts w:ascii="Calibri" w:hAnsi="Calibri"/>
+                <w:sz w:val="18"/>
+              </w:rPr>
+              <w:t>Utilizada apenas como precedente técnico, sem impacto direto no cálculo financeiro.</w:t>
+            </w:r>
+          </w:p>
+        </w:tc>
+      </w:tr>
+    </w:tbl>
+    <w:p/>
+    <w:p>
+      <w:r>
+        <w:t>Também foram considerados outliers e ganhos de escala. O valor de Chapecó/SC para 1 Gbps e 500 Mbps, por exemplo, foi mantido na amostra por ser referência pública documentada, mas a análise registra que se trata de contratação com grande número de pontos, o que tende a reduzir o preço unitário. Por isso, para 1 Gbps foi usada a mediana de quatro referências, e para 500 Mbps e 100 Mbps foram combinadas referências exatas, parciais e auxiliares com indicação das respectivas limitações.</w:t>
+      </w:r>
+    </w:p>
+    <w:p>
+      <w:r>
+        <w:t>Para o link dedicado Sede-Foro de 25 Gbps, não foram localizados três preços públicos idênticos. A análise crítica afastou a média direta de valores globais heterogêneos e adotou faixa paramétrica de R$ 30.000,00 a R$ 60.000,00 mensais, com valor de planejamento de R$ 45.000,00 mensais, considerando precedentes de LAN-to-LAN, Metro Ethernet, fibra dedicada e links de 4 Gbps, 5 Gbps e 10 Gbps. Essa abordagem evita tratar valores globais, prazos e escopos distintos como se fossem preços unitários equivalentes.</w:t>
+      </w:r>
+    </w:p>
+    <w:p>
+      <w:pPr>
+        <w:pStyle w:val="Heading2"/>
+      </w:pPr>
+      <w:r>
         <w:t>2 - No caso de aquisição de bens e contratação de serviços em geral, a estimativa observa o art. 23, §1º, da Lei nº 14.133/2021 e a IN SEGES/ME nº 65/2021?</w:t>
       </w:r>
     </w:p>
     <w:p>
       <w:r>
-        <w:t>Sim. A estimativa adota pesquisa em contratações públicas similares obtidas no PNCP, normalização mensal dos valores, identificação de escopo, capacidade, órgão, pregão/licitação, processo e número de controle PNCP, com tratamento crítico de referências exatas, parciais e auxiliares. A metodologia utiliza mediana por capacidade quando há referências suficientes, por ser menos sensível a valores extremos, e registra limitação quando a referência não corresponde integralmente ao objeto.</w:t>
+        <w:t>Sim. A definição do valor estimado observa os requisitos aplicáveis à contratação de serviços em geral. A pesquisa foi materializada com descrição do objeto, fontes consultadas, série de preços coletados, método estatístico aplicado, justificativa da metodologia, memória de cálculo e documentos de suporte, em linha com a IN SEGES/ME nº 65/2021. Também foram observadas as condições comerciais relevantes para a comparação: capacidade, localidade, tecnologia, prazo, SLA, instalação, equipamentos, suporte, monitoramento, disponibilidade, ganho de escala e peculiaridades de execução.</w:t>
+      </w:r>
+    </w:p>
+    <w:p>
+      <w:r>
+        <w:t>A estimativa adota pesquisa em contratações públicas similares obtidas no PNCP, normalização mensal dos valores, identificação de escopo, capacidade, órgão, pregão/licitação, processo e número de controle PNCP, com tratamento crítico de referências exatas, parciais e auxiliares. A metodologia utiliza mediana por capacidade quando há referências suficientes, por ser menos sensível a valores extremos, e registra limitação quando a referência não corresponde integralmente ao objeto.</w:t>
       </w:r>
     </w:p>
     <w:p>
@@ -9917,12 +15023,167 @@
         <w:pStyle w:val="Heading2"/>
       </w:pPr>
       <w:r>
+        <w:t>2.1 - Foram priorizados os preços públicos?</w:t>
+      </w:r>
+    </w:p>
+    <w:p>
+      <w:r>
+        <w:t>Sim. Foram priorizados preços públicos, especialmente contratações similares da Administração Pública disponíveis no PNCP e documentos oficiais anexos aos processos, como editais, termos de referência, relações de itens, mapas de preços, levantamentos de mercado e memórias de cálculo. A pesquisa direta com fornecedores privados não foi usada como fonte principal, porque os preços públicos disponíveis foram considerados mais rastreáveis e aderentes à metodologia definida.</w:t>
+      </w:r>
+    </w:p>
+    <w:p>
+      <w:pPr>
+        <w:pStyle w:val="Heading2"/>
+      </w:pPr>
+      <w:r>
+        <w:t>2.2 - Foi explicitada qual a metodologia utilizada?</w:t>
+      </w:r>
+    </w:p>
+    <w:p>
+      <w:r>
+        <w:t>Sim. A metodologia utilizada foi:</w:t>
+      </w:r>
+    </w:p>
+    <w:p>
+      <w:pPr>
+        <w:pStyle w:val="ListBullet"/>
+      </w:pPr>
+      <w:r>
+        <w:t>coleta de contratações públicas similares no PNCP, com download dos artefatos disponíveis;</w:t>
+      </w:r>
+    </w:p>
+    <w:p>
+      <w:pPr>
+        <w:pStyle w:val="ListBullet"/>
+      </w:pPr>
+      <w:r>
+        <w:t>identificação do item, capacidade, unidade de fornecimento, valor total, quantidade e prazo;</w:t>
+      </w:r>
+    </w:p>
+    <w:p>
+      <w:pPr>
+        <w:pStyle w:val="ListBullet"/>
+      </w:pPr>
+      <w:r>
+        <w:t>normalização dos valores para preço mensal unitário por enlace;</w:t>
+      </w:r>
+    </w:p>
+    <w:p>
+      <w:pPr>
+        <w:pStyle w:val="ListBullet"/>
+      </w:pPr>
+      <w:r>
+        <w:t>classificação da referência como exata, parcial, auxiliar ou técnica sem preço unitário;</w:t>
+      </w:r>
+    </w:p>
+    <w:p>
+      <w:pPr>
+        <w:pStyle w:val="ListBullet"/>
+      </w:pPr>
+      <w:r>
+        <w:t>aplicação de mediana por capacidade quando havia conjunto de referências utilizáveis;</w:t>
+      </w:r>
+    </w:p>
+    <w:p>
+      <w:pPr>
+        <w:pStyle w:val="ListBullet"/>
+      </w:pPr>
+      <w:r>
+        <w:t>uso de referência parcial apenas como apoio de faixa quando não havia três referências plenamente equivalentes;</w:t>
+      </w:r>
+    </w:p>
+    <w:p>
+      <w:pPr>
+        <w:pStyle w:val="ListBullet"/>
+      </w:pPr>
+      <w:r>
+        <w:t>tratamento paramétrico do link dedicado Sede-Foro de 25 Gbps, em razão da ausência de três itens públicos idênticos;</w:t>
+      </w:r>
+    </w:p>
+    <w:p>
+      <w:pPr>
+        <w:pStyle w:val="ListBullet"/>
+      </w:pPr>
+      <w:r>
+        <w:t>cálculo do valor mensal por capacidade pela multiplicação do preço mensal de referência pela quantidade de enlaces do TRT10;</w:t>
+      </w:r>
+    </w:p>
+    <w:p>
+      <w:pPr>
+        <w:pStyle w:val="ListBullet"/>
+      </w:pPr>
+      <w:r>
+        <w:t>cálculo do valor anual pela multiplicação do valor mensal por 12.</w:t>
+      </w:r>
+    </w:p>
+    <w:p>
+      <w:pPr>
+        <w:pStyle w:val="Heading2"/>
+      </w:pPr>
+      <w:r>
+        <w:t>2.3 - Cada item contém ao menos 3 preços/propostas?</w:t>
+      </w:r>
+    </w:p>
+    <w:p>
+      <w:r>
+        <w:t>Parcialmente. Para as capacidades MPLS de 100 Mbps, 500 Mbps e 1 Gbps, foram utilizadas pelo menos três referências por faixa de capacidade, ainda que algumas tenham sido classificadas como parciais ou auxiliares em razão de diferenças de escopo, capacidade ou ganho de escala. A capacidade de 1 Gbps possui quatro referências utilizáveis; 500 Mbps possui três referências, sendo uma parcial; e 100 Mbps possui três referências, sendo uma parcial e uma auxiliar.</w:t>
+      </w:r>
+    </w:p>
+    <w:p>
+      <w:r>
+        <w:t>Para o link dedicado Sede-Foro de 25 Gbps, não foram localizados três preços públicos idênticos. Foram identificadas referências compatíveis de alta capacidade, LAN-to-LAN, Metro Ethernet, fibra dedicada, 4 Gbps, 5 Gbps e 10 Gbps, mas seus valores não foram tratados como preços unitários equivalentes. Por isso, o item de 25 Gbps utiliza metodologia paramétrica, com faixa de mercado documentada e ponto médio de planejamento, devendo ser visto como estimativa técnica fundamentada em precedentes compatíveis, e não como mediana de três preços idênticos.</w:t>
+      </w:r>
+    </w:p>
+    <w:p>
+      <w:pPr>
+        <w:pStyle w:val="Heading2"/>
+      </w:pPr>
+      <w:r>
         <w:t>3 - No caso de obras e serviços de engenharia, a estimativa observa o art. 23, §2º, da Lei nº 14.133/2021, a IN SEGES/ME nº 91/2022 e o Decreto nº 7.983/2013?</w:t>
       </w:r>
     </w:p>
     <w:p>
       <w:r>
         <w:t>Não se aplica. O objeto é serviço continuado de telecomunicações e comunicação de dados, com fornecimento de meios, equipamentos de borda e operação gerenciada como parte do serviço. Eventuais obras civis leves, passagem de cabos, adequações físicas ou lançamento de último trecho possuem caráter acessório e deverão estar incorporados ao preço do serviço, sem caracterizar contratação principal de obra ou serviço de engenharia.</w:t>
+      </w:r>
+    </w:p>
+    <w:p>
+      <w:pPr>
+        <w:pStyle w:val="Heading2"/>
+      </w:pPr>
+      <w:r>
+        <w:t>3.1 - Foi utilizada a tabela SINAPI?</w:t>
+      </w:r>
+    </w:p>
+    <w:p>
+      <w:r>
+        <w:t>Não. A tabela SINAPI não foi utilizada porque o objeto não é obra nem serviço de engenharia. Trata-se de serviço continuado de telecomunicações e comunicação de dados, remunerado por circuitos, capacidades, enlaces, suporte, monitoramento, SLA e operação gerenciada. Eventuais serviços acessórios de passagem de cabo, lançamento de fibra no último trecho ou pequenas adequações físicas deverão estar embutidos no preço do serviço, sem orçamento apartado de engenharia.</w:t>
+      </w:r>
+    </w:p>
+    <w:p>
+      <w:pPr>
+        <w:pStyle w:val="Heading2"/>
+      </w:pPr>
+      <w:r>
+        <w:t>3.2 - Foi justificada a escolha entre a tabela Onerada ou Desonerada?</w:t>
+      </w:r>
+    </w:p>
+    <w:p>
+      <w:r>
+        <w:t>Não se aplica. Como a estimativa não utiliza SINAPI e o objeto não foi enquadrado como obra ou serviço de engenharia, não há escolha entre tabela onerada ou desonerada. A composição do preço foi baseada em contratações públicas similares de telecomunicações/TIC, preços unitários por capacidade e metodologia de normalização mensal.</w:t>
+      </w:r>
+    </w:p>
+    <w:p>
+      <w:pPr>
+        <w:pStyle w:val="Heading2"/>
+      </w:pPr>
+      <w:r>
+        <w:t>3.3 - Foi elaborado o Cronograma Físico-Financeiro?</w:t>
+      </w:r>
+    </w:p>
+    <w:p>
+      <w:r>
+        <w:t>Não se aplica cronograma físico-financeiro típico de obra. A contratação deverá ter cronograma de implantação operacional por fases, já definido neste ETP, com ativação da Sede, link dedicado Sede-Foro, unidades de maior criticidade, demais unidades, testes, aceite e operação assistida. A medição financeira será mensal, por circuito ou enlace efetivamente ativado e aceito, com aplicação de SLA e glosas quando cabíveis.</w:t>
       </w:r>
     </w:p>
     <w:p>
